--- a/MegaRAC Community Edition™ - Getting Started Guide - 3.0.docx
+++ b/MegaRAC Community Edition™ - Getting Started Guide - 3.0.docx
@@ -1,6 +1,6 @@
 
 <file path=word/document.xml><?xml version="1.0" encoding="utf-8"?>
-<w:document xmlns:wpc="http://schemas.microsoft.com/office/word/2010/wordprocessingCanvas" xmlns:cx="http://schemas.microsoft.com/office/drawing/2014/chartex" xmlns:cx1="http://schemas.microsoft.com/office/drawing/2015/9/8/chartex" xmlns:cx2="http://schemas.microsoft.com/office/drawing/2015/10/21/chartex" xmlns:cx3="http://schemas.microsoft.com/office/drawing/2016/5/9/chartex" xmlns:cx4="http://schemas.microsoft.com/office/drawing/2016/5/10/chartex" xmlns:cx5="http://schemas.microsoft.com/office/drawing/2016/5/11/chartex" xmlns:cx6="http://schemas.microsoft.com/office/drawing/2016/5/12/chartex" xmlns:cx7="http://schemas.microsoft.com/office/drawing/2016/5/13/chartex" xmlns:cx8="http://schemas.microsoft.com/office/drawing/2016/5/14/chartex" xmlns:mc="http://schemas.openxmlformats.org/markup-compatibility/2006" xmlns:aink="http://schemas.microsoft.com/office/drawing/2016/ink" xmlns:am3d="http://schemas.microsoft.com/office/drawing/2017/model3d" xmlns:o="urn:schemas-microsoft-com:office:office" xmlns:oel="http://schemas.microsoft.com/office/2019/extlst" xmlns:r="http://schemas.openxmlformats.org/officeDocument/2006/relationships" xmlns:m="http://schemas.openxmlformats.org/officeDocument/2006/math" xmlns:v="urn:schemas-microsoft-com:vml" xmlns:wp14="http://schemas.microsoft.com/office/word/2010/wordprocessingDrawing" xmlns:wp="http://schemas.openxmlformats.org/drawingml/2006/wordprocessingDrawing" xmlns:w10="urn:schemas-microsoft-com:office:word" xmlns:w="http://schemas.openxmlformats.org/wordprocessingml/2006/main" xmlns:w14="http://schemas.microsoft.com/office/word/2010/wordml" xmlns:w15="http://schemas.microsoft.com/office/word/2012/wordml" xmlns:w16cex="http://schemas.microsoft.com/office/word/2018/wordml/cex" xmlns:w16cid="http://schemas.microsoft.com/office/word/2016/wordml/cid" xmlns:w16="http://schemas.microsoft.com/office/word/2018/wordml" xmlns:w16du="http://schemas.microsoft.com/office/word/2023/wordml/word16du" xmlns:w16sdtdh="http://schemas.microsoft.com/office/word/2020/wordml/sdtdatahash" xmlns:w16sdtfl="http://schemas.microsoft.com/office/word/2024/wordml/sdtformatlock" xmlns:w16se="http://schemas.microsoft.com/office/word/2015/wordml/symex" xmlns:wpg="http://schemas.microsoft.com/office/word/2010/wordprocessingGroup" xmlns:wpi="http://schemas.microsoft.com/office/word/2010/wordprocessingInk" xmlns:wne="http://schemas.microsoft.com/office/word/2006/wordml" xmlns:wps="http://schemas.microsoft.com/office/word/2010/wordprocessingShape" mc:Ignorable="w14 w15 w16se w16cid w16 w16cex w16sdtdh w16sdtfl w16du wp14">
+<w:document xmlns:wpc="http://schemas.microsoft.com/office/word/2010/wordprocessingCanvas" xmlns:cx="http://schemas.microsoft.com/office/drawing/2014/chartex" xmlns:cx1="http://schemas.microsoft.com/office/drawing/2015/9/8/chartex" xmlns:cx2="http://schemas.microsoft.com/office/drawing/2015/10/21/chartex" xmlns:cx3="http://schemas.microsoft.com/office/drawing/2016/5/9/chartex" xmlns:cx4="http://schemas.microsoft.com/office/drawing/2016/5/10/chartex" xmlns:cx5="http://schemas.microsoft.com/office/drawing/2016/5/11/chartex" xmlns:cx6="http://schemas.microsoft.com/office/drawing/2016/5/12/chartex" xmlns:cx7="http://schemas.microsoft.com/office/drawing/2016/5/13/chartex" xmlns:cx8="http://schemas.microsoft.com/office/drawing/2016/5/14/chartex" xmlns:mc="http://schemas.openxmlformats.org/markup-compatibility/2006" xmlns:aink="http://schemas.microsoft.com/office/drawing/2016/ink" xmlns:am3d="http://schemas.microsoft.com/office/drawing/2017/model3d" xmlns:o="urn:schemas-microsoft-com:office:office" xmlns:oel="http://schemas.microsoft.com/office/2019/extlst" xmlns:r="http://schemas.openxmlformats.org/officeDocument/2006/relationships" xmlns:m="http://schemas.openxmlformats.org/officeDocument/2006/math" xmlns:v="urn:schemas-microsoft-com:vml" xmlns:wp14="http://schemas.microsoft.com/office/word/2010/wordprocessingDrawing" xmlns:wp="http://schemas.openxmlformats.org/drawingml/2006/wordprocessingDrawing" xmlns:w10="urn:schemas-microsoft-com:office:word" xmlns:w="http://schemas.openxmlformats.org/wordprocessingml/2006/main" xmlns:w14="http://schemas.microsoft.com/office/word/2010/wordml" xmlns:w15="http://schemas.microsoft.com/office/word/2012/wordml" xmlns:w16cex="http://schemas.microsoft.com/office/word/2018/wordml/cex" xmlns:w16cid="http://schemas.microsoft.com/office/word/2016/wordml/cid" xmlns:w16="http://schemas.microsoft.com/office/word/2018/wordml" xmlns:w16du="http://schemas.microsoft.com/office/word/2023/wordml/word16du" xmlns:w16sdtdh="http://schemas.microsoft.com/office/word/2020/wordml/sdtdatahash" xmlns:w16sdtfl="http://schemas.microsoft.com/office/word/2024/wordml/sdtformatlock" xmlns:w16se="http://schemas.microsoft.com/office/word/2015/wordml/symex" xmlns:wpg="http://schemas.microsoft.com/office/word/2010/wordprocessingGroup" xmlns:wpi="http://schemas.microsoft.com/office/word/2010/wordprocessingInk" xmlns:wne="http://schemas.microsoft.com/office/word/2006/wordml" xmlns:wps="http://schemas.microsoft.com/office/word/2010/wordprocessingShape" xmlns:a="http://schemas.openxmlformats.org/drawingml/2006/main" xmlns:pic="http://schemas.openxmlformats.org/drawingml/2006/picture" xmlns:a14="http://schemas.microsoft.com/office/drawing/2010/main" mc:Ignorable="w14 w15 w16se w16cid w16 w16cex w16sdtdh w16sdtfl w16du wp14">
   <w:body>
     <w:p>
       <w:pPr>
@@ -12,10 +12,10 @@
           <w:szCs w:val="56"/>
         </w:rPr>
       </w:pPr>
-      <w:bookmarkStart w:id="0" w:name="_Toc309238955"/>
-      <w:bookmarkStart w:id="1" w:name="_Toc311207051"/>
-      <w:bookmarkStart w:id="2" w:name="_Toc273091249"/>
-      <w:bookmarkStart w:id="3" w:name="_Toc309238954"/>
+      <w:bookmarkStart w:name="_Toc309238955" w:id="0"/>
+      <w:bookmarkStart w:name="_Toc311207051" w:id="1"/>
+      <w:bookmarkStart w:name="_Toc273091249" w:id="2"/>
+      <w:bookmarkStart w:name="_Toc309238954" w:id="3"/>
       <w:proofErr w:type="spellStart"/>
       <w:r>
         <w:rPr>
@@ -55,8 +55,13 @@
     <w:p/>
     <w:sdt>
       <w:sdtPr>
-        <w:rPr>
-          <w:rFonts w:ascii="Adobe Garamond Pro" w:eastAsiaTheme="minorEastAsia" w:hAnsi="Adobe Garamond Pro"/>
+        <w:id w:val="1510521838"/>
+        <w:docPartObj>
+          <w:docPartGallery w:val="Table of Contents"/>
+          <w:docPartUnique/>
+        </w:docPartObj>
+        <w:rPr>
+          <w:rFonts w:ascii="Adobe Garamond Pro" w:hAnsi="Adobe Garamond Pro" w:eastAsia="新細明體" w:eastAsiaTheme="minorEastAsia"/>
           <w:b w:val="0"/>
           <w:bCs w:val="0"/>
           <w:color w:val="auto"/>
@@ -64,13 +69,18 @@
           <w:szCs w:val="20"/>
           <w:lang w:eastAsia="en-US"/>
         </w:rPr>
-        <w:id w:val="1510521838"/>
-        <w:docPartObj>
-          <w:docPartGallery w:val="Table of Contents"/>
-          <w:docPartUnique/>
-        </w:docPartObj>
       </w:sdtPr>
-      <w:sdtEndPr/>
+      <w:sdtEndPr>
+        <w:rPr>
+          <w:rFonts w:ascii="Adobe Garamond Pro" w:hAnsi="Adobe Garamond Pro" w:eastAsia="新細明體" w:eastAsiaTheme="minorEastAsia"/>
+          <w:b w:val="0"/>
+          <w:bCs w:val="0"/>
+          <w:color w:val="auto"/>
+          <w:sz w:val="20"/>
+          <w:szCs w:val="20"/>
+          <w:lang w:eastAsia="en-US"/>
+        </w:rPr>
+      </w:sdtEndPr>
       <w:sdtContent>
         <w:p>
           <w:pPr>
@@ -110,7 +120,7 @@
           <w:r>
             <w:fldChar w:fldCharType="separate"/>
           </w:r>
-          <w:hyperlink w:anchor="_Toc211962927" w:history="1">
+          <w:hyperlink w:history="1" w:anchor="_Toc211962927">
             <w:r>
               <w:rPr>
                 <w:rStyle w:val="Hyperlink"/>
@@ -173,7 +183,7 @@
               <w14:ligatures w14:val="standardContextual"/>
             </w:rPr>
           </w:pPr>
-          <w:hyperlink w:anchor="_Toc211962928" w:history="1">
+          <w:hyperlink w:history="1" w:anchor="_Toc211962928">
             <w:r>
               <w:rPr>
                 <w:rStyle w:val="Hyperlink"/>
@@ -236,7 +246,7 @@
               <w14:ligatures w14:val="standardContextual"/>
             </w:rPr>
           </w:pPr>
-          <w:hyperlink w:anchor="_Toc211962929" w:history="1">
+          <w:hyperlink w:history="1" w:anchor="_Toc211962929">
             <w:r>
               <w:rPr>
                 <w:rStyle w:val="Hyperlink"/>
@@ -299,7 +309,7 @@
               <w14:ligatures w14:val="standardContextual"/>
             </w:rPr>
           </w:pPr>
-          <w:hyperlink w:anchor="_Toc211962930" w:history="1">
+          <w:hyperlink w:history="1" w:anchor="_Toc211962930">
             <w:r>
               <w:rPr>
                 <w:rStyle w:val="Hyperlink"/>
@@ -365,7 +375,7 @@
               <w14:ligatures w14:val="standardContextual"/>
             </w:rPr>
           </w:pPr>
-          <w:hyperlink w:anchor="_Toc211962931" w:history="1">
+          <w:hyperlink w:history="1" w:anchor="_Toc211962931">
             <w:r>
               <w:rPr>
                 <w:rStyle w:val="Hyperlink"/>
@@ -458,7 +468,7 @@
               <w14:ligatures w14:val="standardContextual"/>
             </w:rPr>
           </w:pPr>
-          <w:hyperlink w:anchor="_Toc211962932" w:history="1">
+          <w:hyperlink w:history="1" w:anchor="_Toc211962932">
             <w:r>
               <w:rPr>
                 <w:rStyle w:val="Hyperlink"/>
@@ -551,7 +561,7 @@
               <w14:ligatures w14:val="standardContextual"/>
             </w:rPr>
           </w:pPr>
-          <w:hyperlink w:anchor="_Toc211962933" w:history="1">
+          <w:hyperlink w:history="1" w:anchor="_Toc211962933">
             <w:r>
               <w:rPr>
                 <w:rStyle w:val="Hyperlink"/>
@@ -651,7 +661,7 @@
               <w14:ligatures w14:val="standardContextual"/>
             </w:rPr>
           </w:pPr>
-          <w:hyperlink w:anchor="_Toc211962934" w:history="1">
+          <w:hyperlink w:history="1" w:anchor="_Toc211962934">
             <w:r>
               <w:rPr>
                 <w:rStyle w:val="Hyperlink"/>
@@ -717,7 +727,7 @@
               <w14:ligatures w14:val="standardContextual"/>
             </w:rPr>
           </w:pPr>
-          <w:hyperlink w:anchor="_Toc211962935" w:history="1">
+          <w:hyperlink w:history="1" w:anchor="_Toc211962935">
             <w:r>
               <w:rPr>
                 <w:rStyle w:val="Hyperlink"/>
@@ -810,7 +820,7 @@
               <w14:ligatures w14:val="standardContextual"/>
             </w:rPr>
           </w:pPr>
-          <w:hyperlink w:anchor="_Toc211962936" w:history="1">
+          <w:hyperlink w:history="1" w:anchor="_Toc211962936">
             <w:r>
               <w:rPr>
                 <w:rStyle w:val="Hyperlink"/>
@@ -912,7 +922,7 @@
               <w14:ligatures w14:val="standardContextual"/>
             </w:rPr>
           </w:pPr>
-          <w:hyperlink w:anchor="_Toc211962937" w:history="1">
+          <w:hyperlink w:history="1" w:anchor="_Toc211962937">
             <w:r>
               <w:rPr>
                 <w:rStyle w:val="Hyperlink"/>
@@ -1005,7 +1015,7 @@
               <w14:ligatures w14:val="standardContextual"/>
             </w:rPr>
           </w:pPr>
-          <w:hyperlink w:anchor="_Toc211962938" w:history="1">
+          <w:hyperlink w:history="1" w:anchor="_Toc211962938">
             <w:r>
               <w:rPr>
                 <w:rStyle w:val="Hyperlink"/>
@@ -1095,7 +1105,7 @@
               <w14:ligatures w14:val="standardContextual"/>
             </w:rPr>
           </w:pPr>
-          <w:hyperlink w:anchor="_Toc211962939" w:history="1">
+          <w:hyperlink w:history="1" w:anchor="_Toc211962939">
             <w:r>
               <w:rPr>
                 <w:rStyle w:val="Hyperlink"/>
@@ -1161,7 +1171,7 @@
               <w14:ligatures w14:val="standardContextual"/>
             </w:rPr>
           </w:pPr>
-          <w:hyperlink w:anchor="_Toc211962940" w:history="1">
+          <w:hyperlink w:history="1" w:anchor="_Toc211962940">
             <w:r>
               <w:rPr>
                 <w:rStyle w:val="Hyperlink"/>
@@ -1254,7 +1264,7 @@
               <w14:ligatures w14:val="standardContextual"/>
             </w:rPr>
           </w:pPr>
-          <w:hyperlink w:anchor="_Toc211962941" w:history="1">
+          <w:hyperlink w:history="1" w:anchor="_Toc211962941">
             <w:r>
               <w:rPr>
                 <w:rStyle w:val="Hyperlink"/>
@@ -1347,7 +1357,7 @@
               <w14:ligatures w14:val="standardContextual"/>
             </w:rPr>
           </w:pPr>
-          <w:hyperlink w:anchor="_Toc211962942" w:history="1">
+          <w:hyperlink w:history="1" w:anchor="_Toc211962942">
             <w:r>
               <w:rPr>
                 <w:rStyle w:val="Hyperlink"/>
@@ -1440,7 +1450,7 @@
               <w14:ligatures w14:val="standardContextual"/>
             </w:rPr>
           </w:pPr>
-          <w:hyperlink w:anchor="_Toc211962943" w:history="1">
+          <w:hyperlink w:history="1" w:anchor="_Toc211962943">
             <w:r>
               <w:rPr>
                 <w:rStyle w:val="Hyperlink"/>
@@ -1530,7 +1540,7 @@
               <w14:ligatures w14:val="standardContextual"/>
             </w:rPr>
           </w:pPr>
-          <w:hyperlink w:anchor="_Toc211962944" w:history="1">
+          <w:hyperlink w:history="1" w:anchor="_Toc211962944">
             <w:r>
               <w:rPr>
                 <w:rStyle w:val="Hyperlink"/>
@@ -1596,7 +1606,7 @@
               <w14:ligatures w14:val="standardContextual"/>
             </w:rPr>
           </w:pPr>
-          <w:hyperlink w:anchor="_Toc211962945" w:history="1">
+          <w:hyperlink w:history="1" w:anchor="_Toc211962945">
             <w:r>
               <w:rPr>
                 <w:rStyle w:val="Hyperlink"/>
@@ -1689,7 +1699,7 @@
               <w14:ligatures w14:val="standardContextual"/>
             </w:rPr>
           </w:pPr>
-          <w:hyperlink w:anchor="_Toc211962946" w:history="1">
+          <w:hyperlink w:history="1" w:anchor="_Toc211962946">
             <w:r>
               <w:rPr>
                 <w:rStyle w:val="Hyperlink"/>
@@ -1782,7 +1792,7 @@
               <w14:ligatures w14:val="standardContextual"/>
             </w:rPr>
           </w:pPr>
-          <w:hyperlink w:anchor="_Toc211962947" w:history="1">
+          <w:hyperlink w:history="1" w:anchor="_Toc211962947">
             <w:r>
               <w:rPr>
                 <w:rStyle w:val="Hyperlink"/>
@@ -1875,7 +1885,7 @@
               <w14:ligatures w14:val="standardContextual"/>
             </w:rPr>
           </w:pPr>
-          <w:hyperlink w:anchor="_Toc211962948" w:history="1">
+          <w:hyperlink w:history="1" w:anchor="_Toc211962948">
             <w:r>
               <w:rPr>
                 <w:rStyle w:val="Hyperlink"/>
@@ -1965,7 +1975,7 @@
               <w14:ligatures w14:val="standardContextual"/>
             </w:rPr>
           </w:pPr>
-          <w:hyperlink w:anchor="_Toc211962949" w:history="1">
+          <w:hyperlink w:history="1" w:anchor="_Toc211962949">
             <w:r>
               <w:rPr>
                 <w:rStyle w:val="Hyperlink"/>
@@ -2031,7 +2041,7 @@
               <w14:ligatures w14:val="standardContextual"/>
             </w:rPr>
           </w:pPr>
-          <w:hyperlink w:anchor="_Toc211962950" w:history="1">
+          <w:hyperlink w:history="1" w:anchor="_Toc211962950">
             <w:r>
               <w:rPr>
                 <w:rStyle w:val="Hyperlink"/>
@@ -2124,7 +2134,7 @@
               <w14:ligatures w14:val="standardContextual"/>
             </w:rPr>
           </w:pPr>
-          <w:hyperlink w:anchor="_Toc211962951" w:history="1">
+          <w:hyperlink w:history="1" w:anchor="_Toc211962951">
             <w:r>
               <w:rPr>
                 <w:rStyle w:val="Hyperlink"/>
@@ -2217,7 +2227,7 @@
               <w14:ligatures w14:val="standardContextual"/>
             </w:rPr>
           </w:pPr>
-          <w:hyperlink w:anchor="_Toc211962952" w:history="1">
+          <w:hyperlink w:history="1" w:anchor="_Toc211962952">
             <w:r>
               <w:rPr>
                 <w:rStyle w:val="Hyperlink"/>
@@ -2309,7 +2319,7 @@
               <w14:ligatures w14:val="standardContextual"/>
             </w:rPr>
           </w:pPr>
-          <w:hyperlink w:anchor="_Toc211962953" w:history="1">
+          <w:hyperlink w:history="1" w:anchor="_Toc211962953">
             <w:r>
               <w:rPr>
                 <w:rStyle w:val="Hyperlink"/>
@@ -2401,7 +2411,7 @@
               <w14:ligatures w14:val="standardContextual"/>
             </w:rPr>
           </w:pPr>
-          <w:hyperlink w:anchor="_Toc211962954" w:history="1">
+          <w:hyperlink w:history="1" w:anchor="_Toc211962954">
             <w:r>
               <w:rPr>
                 <w:rStyle w:val="Hyperlink"/>
@@ -2506,7 +2516,7 @@
       <w:pPr>
         <w:pStyle w:val="Heading1"/>
       </w:pPr>
-      <w:bookmarkStart w:id="4" w:name="_Toc211962927"/>
+      <w:bookmarkStart w:name="_Toc211962927" w:id="4"/>
       <w:r>
         <w:lastRenderedPageBreak/>
         <w:t>Introduction</w:t>
@@ -2609,7 +2619,7 @@
       <w:r>
         <w:t xml:space="preserve">: </w:t>
       </w:r>
-      <w:hyperlink r:id="rId11" w:history="1">
+      <w:hyperlink w:history="1" r:id="rId11">
         <w:r>
           <w:rPr>
             <w:rStyle w:val="Hyperlink"/>
@@ -2622,7 +2632,7 @@
       <w:pPr>
         <w:pStyle w:val="Heading1"/>
       </w:pPr>
-      <w:bookmarkStart w:id="5" w:name="_Toc211962928"/>
+      <w:bookmarkStart w:name="_Toc211962928" w:id="5"/>
       <w:r>
         <w:t xml:space="preserve">Megarac Community Edition vs Megarac </w:t>
       </w:r>
@@ -2640,7 +2650,7 @@
           <w:numId w:val="39"/>
         </w:numPr>
       </w:pPr>
-      <w:bookmarkStart w:id="6" w:name="_Hlk211936986"/>
+      <w:bookmarkStart w:name="_Hlk211936986" w:id="6"/>
       <w:r>
         <w:rPr>
           <w:b/>
@@ -2707,10 +2717,10 @@
           <w:tcPr>
             <w:tcW w:w="2545" w:type="dxa"/>
             <w:tcBorders>
-              <w:top w:val="single" w:sz="8" w:space="0" w:color="000000"/>
-              <w:left w:val="single" w:sz="8" w:space="0" w:color="000000"/>
-              <w:bottom w:val="single" w:sz="8" w:space="0" w:color="000000"/>
-              <w:right w:val="single" w:sz="8" w:space="0" w:color="000000"/>
+              <w:top w:val="single" w:color="000000" w:sz="8" w:space="0"/>
+              <w:left w:val="single" w:color="000000" w:sz="8" w:space="0"/>
+              <w:bottom w:val="single" w:color="000000" w:sz="8" w:space="0"/>
+              <w:right w:val="single" w:color="000000" w:sz="8" w:space="0"/>
             </w:tcBorders>
             <w:tcMar>
               <w:top w:w="0" w:type="dxa"/>
@@ -2734,10 +2744,10 @@
           <w:tcPr>
             <w:tcW w:w="3001" w:type="dxa"/>
             <w:tcBorders>
-              <w:top w:val="single" w:sz="8" w:space="0" w:color="000000"/>
+              <w:top w:val="single" w:color="000000" w:sz="8" w:space="0"/>
               <w:left w:val="nil"/>
-              <w:bottom w:val="single" w:sz="8" w:space="0" w:color="000000"/>
-              <w:right w:val="single" w:sz="8" w:space="0" w:color="000000"/>
+              <w:bottom w:val="single" w:color="000000" w:sz="8" w:space="0"/>
+              <w:right w:val="single" w:color="000000" w:sz="8" w:space="0"/>
             </w:tcBorders>
             <w:tcMar>
               <w:top w:w="0" w:type="dxa"/>
@@ -2761,10 +2771,10 @@
           <w:tcPr>
             <w:tcW w:w="2354" w:type="dxa"/>
             <w:tcBorders>
-              <w:top w:val="single" w:sz="8" w:space="0" w:color="000000"/>
+              <w:top w:val="single" w:color="000000" w:sz="8" w:space="0"/>
               <w:left w:val="nil"/>
-              <w:bottom w:val="single" w:sz="8" w:space="0" w:color="000000"/>
-              <w:right w:val="single" w:sz="8" w:space="0" w:color="000000"/>
+              <w:bottom w:val="single" w:color="000000" w:sz="8" w:space="0"/>
+              <w:right w:val="single" w:color="000000" w:sz="8" w:space="0"/>
             </w:tcBorders>
             <w:tcMar>
               <w:top w:w="0" w:type="dxa"/>
@@ -2800,9 +2810,9 @@
             <w:tcW w:w="2545" w:type="dxa"/>
             <w:tcBorders>
               <w:top w:val="nil"/>
-              <w:left w:val="single" w:sz="8" w:space="0" w:color="000000"/>
-              <w:bottom w:val="single" w:sz="8" w:space="0" w:color="000000"/>
-              <w:right w:val="single" w:sz="8" w:space="0" w:color="000000"/>
+              <w:left w:val="single" w:color="000000" w:sz="8" w:space="0"/>
+              <w:bottom w:val="single" w:color="000000" w:sz="8" w:space="0"/>
+              <w:right w:val="single" w:color="000000" w:sz="8" w:space="0"/>
             </w:tcBorders>
             <w:tcMar>
               <w:top w:w="0" w:type="dxa"/>
@@ -2824,8 +2834,8 @@
             <w:tcBorders>
               <w:top w:val="nil"/>
               <w:left w:val="nil"/>
-              <w:bottom w:val="single" w:sz="8" w:space="0" w:color="000000"/>
-              <w:right w:val="single" w:sz="8" w:space="0" w:color="000000"/>
+              <w:bottom w:val="single" w:color="000000" w:sz="8" w:space="0"/>
+              <w:right w:val="single" w:color="000000" w:sz="8" w:space="0"/>
             </w:tcBorders>
             <w:tcMar>
               <w:top w:w="0" w:type="dxa"/>
@@ -2850,8 +2860,8 @@
             <w:tcBorders>
               <w:top w:val="nil"/>
               <w:left w:val="nil"/>
-              <w:bottom w:val="single" w:sz="8" w:space="0" w:color="000000"/>
-              <w:right w:val="single" w:sz="8" w:space="0" w:color="000000"/>
+              <w:bottom w:val="single" w:color="000000" w:sz="8" w:space="0"/>
+              <w:right w:val="single" w:color="000000" w:sz="8" w:space="0"/>
             </w:tcBorders>
             <w:tcMar>
               <w:top w:w="0" w:type="dxa"/>
@@ -2877,9 +2887,9 @@
             <w:tcW w:w="2545" w:type="dxa"/>
             <w:tcBorders>
               <w:top w:val="nil"/>
-              <w:left w:val="single" w:sz="8" w:space="0" w:color="000000"/>
-              <w:bottom w:val="single" w:sz="8" w:space="0" w:color="000000"/>
-              <w:right w:val="single" w:sz="8" w:space="0" w:color="000000"/>
+              <w:left w:val="single" w:color="000000" w:sz="8" w:space="0"/>
+              <w:bottom w:val="single" w:color="000000" w:sz="8" w:space="0"/>
+              <w:right w:val="single" w:color="000000" w:sz="8" w:space="0"/>
             </w:tcBorders>
             <w:tcMar>
               <w:top w:w="0" w:type="dxa"/>
@@ -2901,8 +2911,8 @@
             <w:tcBorders>
               <w:top w:val="nil"/>
               <w:left w:val="nil"/>
-              <w:bottom w:val="single" w:sz="8" w:space="0" w:color="000000"/>
-              <w:right w:val="single" w:sz="8" w:space="0" w:color="000000"/>
+              <w:bottom w:val="single" w:color="000000" w:sz="8" w:space="0"/>
+              <w:right w:val="single" w:color="000000" w:sz="8" w:space="0"/>
             </w:tcBorders>
             <w:tcMar>
               <w:top w:w="0" w:type="dxa"/>
@@ -2927,8 +2937,8 @@
             <w:tcBorders>
               <w:top w:val="nil"/>
               <w:left w:val="nil"/>
-              <w:bottom w:val="single" w:sz="8" w:space="0" w:color="000000"/>
-              <w:right w:val="single" w:sz="8" w:space="0" w:color="000000"/>
+              <w:bottom w:val="single" w:color="000000" w:sz="8" w:space="0"/>
+              <w:right w:val="single" w:color="000000" w:sz="8" w:space="0"/>
             </w:tcBorders>
             <w:tcMar>
               <w:top w:w="0" w:type="dxa"/>
@@ -2954,9 +2964,9 @@
             <w:tcW w:w="2545" w:type="dxa"/>
             <w:tcBorders>
               <w:top w:val="nil"/>
-              <w:left w:val="single" w:sz="8" w:space="0" w:color="000000"/>
-              <w:bottom w:val="single" w:sz="8" w:space="0" w:color="000000"/>
-              <w:right w:val="single" w:sz="8" w:space="0" w:color="000000"/>
+              <w:left w:val="single" w:color="000000" w:sz="8" w:space="0"/>
+              <w:bottom w:val="single" w:color="000000" w:sz="8" w:space="0"/>
+              <w:right w:val="single" w:color="000000" w:sz="8" w:space="0"/>
             </w:tcBorders>
             <w:tcMar>
               <w:top w:w="0" w:type="dxa"/>
@@ -2978,8 +2988,8 @@
             <w:tcBorders>
               <w:top w:val="nil"/>
               <w:left w:val="nil"/>
-              <w:bottom w:val="single" w:sz="8" w:space="0" w:color="000000"/>
-              <w:right w:val="single" w:sz="8" w:space="0" w:color="000000"/>
+              <w:bottom w:val="single" w:color="000000" w:sz="8" w:space="0"/>
+              <w:right w:val="single" w:color="000000" w:sz="8" w:space="0"/>
             </w:tcBorders>
             <w:tcMar>
               <w:top w:w="0" w:type="dxa"/>
@@ -3004,8 +3014,8 @@
             <w:tcBorders>
               <w:top w:val="nil"/>
               <w:left w:val="nil"/>
-              <w:bottom w:val="single" w:sz="8" w:space="0" w:color="000000"/>
-              <w:right w:val="single" w:sz="8" w:space="0" w:color="000000"/>
+              <w:bottom w:val="single" w:color="000000" w:sz="8" w:space="0"/>
+              <w:right w:val="single" w:color="000000" w:sz="8" w:space="0"/>
             </w:tcBorders>
             <w:tcMar>
               <w:top w:w="0" w:type="dxa"/>
@@ -3031,9 +3041,9 @@
             <w:tcW w:w="2545" w:type="dxa"/>
             <w:tcBorders>
               <w:top w:val="nil"/>
-              <w:left w:val="single" w:sz="8" w:space="0" w:color="000000"/>
-              <w:bottom w:val="single" w:sz="8" w:space="0" w:color="000000"/>
-              <w:right w:val="single" w:sz="8" w:space="0" w:color="000000"/>
+              <w:left w:val="single" w:color="000000" w:sz="8" w:space="0"/>
+              <w:bottom w:val="single" w:color="000000" w:sz="8" w:space="0"/>
+              <w:right w:val="single" w:color="000000" w:sz="8" w:space="0"/>
             </w:tcBorders>
             <w:tcMar>
               <w:top w:w="0" w:type="dxa"/>
@@ -3063,8 +3073,8 @@
             <w:tcBorders>
               <w:top w:val="nil"/>
               <w:left w:val="nil"/>
-              <w:bottom w:val="single" w:sz="8" w:space="0" w:color="000000"/>
-              <w:right w:val="single" w:sz="8" w:space="0" w:color="000000"/>
+              <w:bottom w:val="single" w:color="000000" w:sz="8" w:space="0"/>
+              <w:right w:val="single" w:color="000000" w:sz="8" w:space="0"/>
             </w:tcBorders>
             <w:tcMar>
               <w:top w:w="0" w:type="dxa"/>
@@ -3089,8 +3099,8 @@
             <w:tcBorders>
               <w:top w:val="nil"/>
               <w:left w:val="nil"/>
-              <w:bottom w:val="single" w:sz="8" w:space="0" w:color="000000"/>
-              <w:right w:val="single" w:sz="8" w:space="0" w:color="000000"/>
+              <w:bottom w:val="single" w:color="000000" w:sz="8" w:space="0"/>
+              <w:right w:val="single" w:color="000000" w:sz="8" w:space="0"/>
             </w:tcBorders>
             <w:tcMar>
               <w:top w:w="0" w:type="dxa"/>
@@ -3116,9 +3126,9 @@
             <w:tcW w:w="2545" w:type="dxa"/>
             <w:tcBorders>
               <w:top w:val="nil"/>
-              <w:left w:val="single" w:sz="8" w:space="0" w:color="000000"/>
-              <w:bottom w:val="single" w:sz="8" w:space="0" w:color="000000"/>
-              <w:right w:val="single" w:sz="8" w:space="0" w:color="000000"/>
+              <w:left w:val="single" w:color="000000" w:sz="8" w:space="0"/>
+              <w:bottom w:val="single" w:color="000000" w:sz="8" w:space="0"/>
+              <w:right w:val="single" w:color="000000" w:sz="8" w:space="0"/>
             </w:tcBorders>
             <w:tcMar>
               <w:top w:w="0" w:type="dxa"/>
@@ -3148,8 +3158,8 @@
             <w:tcBorders>
               <w:top w:val="nil"/>
               <w:left w:val="nil"/>
-              <w:bottom w:val="single" w:sz="8" w:space="0" w:color="000000"/>
-              <w:right w:val="single" w:sz="8" w:space="0" w:color="000000"/>
+              <w:bottom w:val="single" w:color="000000" w:sz="8" w:space="0"/>
+              <w:right w:val="single" w:color="000000" w:sz="8" w:space="0"/>
             </w:tcBorders>
             <w:tcMar>
               <w:top w:w="0" w:type="dxa"/>
@@ -3174,8 +3184,8 @@
             <w:tcBorders>
               <w:top w:val="nil"/>
               <w:left w:val="nil"/>
-              <w:bottom w:val="single" w:sz="8" w:space="0" w:color="000000"/>
-              <w:right w:val="single" w:sz="8" w:space="0" w:color="000000"/>
+              <w:bottom w:val="single" w:color="000000" w:sz="8" w:space="0"/>
+              <w:right w:val="single" w:color="000000" w:sz="8" w:space="0"/>
             </w:tcBorders>
             <w:tcMar>
               <w:top w:w="0" w:type="dxa"/>
@@ -3201,9 +3211,9 @@
             <w:tcW w:w="2545" w:type="dxa"/>
             <w:tcBorders>
               <w:top w:val="nil"/>
-              <w:left w:val="single" w:sz="8" w:space="0" w:color="000000"/>
-              <w:bottom w:val="single" w:sz="8" w:space="0" w:color="000000"/>
-              <w:right w:val="single" w:sz="8" w:space="0" w:color="000000"/>
+              <w:left w:val="single" w:color="000000" w:sz="8" w:space="0"/>
+              <w:bottom w:val="single" w:color="000000" w:sz="8" w:space="0"/>
+              <w:right w:val="single" w:color="000000" w:sz="8" w:space="0"/>
             </w:tcBorders>
             <w:tcMar>
               <w:top w:w="0" w:type="dxa"/>
@@ -3233,8 +3243,8 @@
             <w:tcBorders>
               <w:top w:val="nil"/>
               <w:left w:val="nil"/>
-              <w:bottom w:val="single" w:sz="8" w:space="0" w:color="000000"/>
-              <w:right w:val="single" w:sz="8" w:space="0" w:color="000000"/>
+              <w:bottom w:val="single" w:color="000000" w:sz="8" w:space="0"/>
+              <w:right w:val="single" w:color="000000" w:sz="8" w:space="0"/>
             </w:tcBorders>
             <w:tcMar>
               <w:top w:w="0" w:type="dxa"/>
@@ -3247,7 +3257,7 @@
           <w:p>
             <w:r>
               <w:rPr>
-                <w:rFonts w:ascii="Segoe UI Symbol" w:hAnsi="Segoe UI Symbol" w:cs="Segoe UI Symbol" w:hint="eastAsia"/>
+                <w:rFonts w:hint="eastAsia" w:ascii="Segoe UI Symbol" w:hAnsi="Segoe UI Symbol" w:cs="Segoe UI Symbol"/>
               </w:rPr>
               <w:t>△</w:t>
             </w:r>
@@ -3259,8 +3269,8 @@
             <w:tcBorders>
               <w:top w:val="nil"/>
               <w:left w:val="nil"/>
-              <w:bottom w:val="single" w:sz="8" w:space="0" w:color="000000"/>
-              <w:right w:val="single" w:sz="8" w:space="0" w:color="000000"/>
+              <w:bottom w:val="single" w:color="000000" w:sz="8" w:space="0"/>
+              <w:right w:val="single" w:color="000000" w:sz="8" w:space="0"/>
             </w:tcBorders>
             <w:tcMar>
               <w:top w:w="0" w:type="dxa"/>
@@ -3286,9 +3296,9 @@
             <w:tcW w:w="2545" w:type="dxa"/>
             <w:tcBorders>
               <w:top w:val="nil"/>
-              <w:left w:val="single" w:sz="8" w:space="0" w:color="000000"/>
-              <w:bottom w:val="single" w:sz="8" w:space="0" w:color="000000"/>
-              <w:right w:val="single" w:sz="8" w:space="0" w:color="000000"/>
+              <w:left w:val="single" w:color="000000" w:sz="8" w:space="0"/>
+              <w:bottom w:val="single" w:color="000000" w:sz="8" w:space="0"/>
+              <w:right w:val="single" w:color="000000" w:sz="8" w:space="0"/>
             </w:tcBorders>
             <w:tcMar>
               <w:top w:w="0" w:type="dxa"/>
@@ -3310,8 +3320,8 @@
             <w:tcBorders>
               <w:top w:val="nil"/>
               <w:left w:val="nil"/>
-              <w:bottom w:val="single" w:sz="8" w:space="0" w:color="000000"/>
-              <w:right w:val="single" w:sz="8" w:space="0" w:color="000000"/>
+              <w:bottom w:val="single" w:color="000000" w:sz="8" w:space="0"/>
+              <w:right w:val="single" w:color="000000" w:sz="8" w:space="0"/>
             </w:tcBorders>
             <w:tcMar>
               <w:top w:w="0" w:type="dxa"/>
@@ -3324,7 +3334,7 @@
           <w:p>
             <w:r>
               <w:rPr>
-                <w:rFonts w:ascii="Segoe UI Symbol" w:hAnsi="Segoe UI Symbol" w:cs="Segoe UI Symbol" w:hint="eastAsia"/>
+                <w:rFonts w:hint="eastAsia" w:ascii="Segoe UI Symbol" w:hAnsi="Segoe UI Symbol" w:cs="Segoe UI Symbol"/>
               </w:rPr>
               <w:t>△</w:t>
             </w:r>
@@ -3336,8 +3346,8 @@
             <w:tcBorders>
               <w:top w:val="nil"/>
               <w:left w:val="nil"/>
-              <w:bottom w:val="single" w:sz="8" w:space="0" w:color="000000"/>
-              <w:right w:val="single" w:sz="8" w:space="0" w:color="000000"/>
+              <w:bottom w:val="single" w:color="000000" w:sz="8" w:space="0"/>
+              <w:right w:val="single" w:color="000000" w:sz="8" w:space="0"/>
             </w:tcBorders>
             <w:tcMar>
               <w:top w:w="0" w:type="dxa"/>
@@ -3363,9 +3373,9 @@
             <w:tcW w:w="2545" w:type="dxa"/>
             <w:tcBorders>
               <w:top w:val="nil"/>
-              <w:left w:val="single" w:sz="8" w:space="0" w:color="000000"/>
-              <w:bottom w:val="single" w:sz="8" w:space="0" w:color="000000"/>
-              <w:right w:val="single" w:sz="8" w:space="0" w:color="000000"/>
+              <w:left w:val="single" w:color="000000" w:sz="8" w:space="0"/>
+              <w:bottom w:val="single" w:color="000000" w:sz="8" w:space="0"/>
+              <w:right w:val="single" w:color="000000" w:sz="8" w:space="0"/>
             </w:tcBorders>
             <w:tcMar>
               <w:top w:w="0" w:type="dxa"/>
@@ -3387,8 +3397,8 @@
             <w:tcBorders>
               <w:top w:val="nil"/>
               <w:left w:val="nil"/>
-              <w:bottom w:val="single" w:sz="8" w:space="0" w:color="000000"/>
-              <w:right w:val="single" w:sz="8" w:space="0" w:color="000000"/>
+              <w:bottom w:val="single" w:color="000000" w:sz="8" w:space="0"/>
+              <w:right w:val="single" w:color="000000" w:sz="8" w:space="0"/>
             </w:tcBorders>
             <w:tcMar>
               <w:top w:w="0" w:type="dxa"/>
@@ -3401,7 +3411,7 @@
           <w:p>
             <w:r>
               <w:rPr>
-                <w:rFonts w:ascii="Segoe UI Symbol" w:hAnsi="Segoe UI Symbol" w:cs="Segoe UI Symbol" w:hint="eastAsia"/>
+                <w:rFonts w:hint="eastAsia" w:ascii="Segoe UI Symbol" w:hAnsi="Segoe UI Symbol" w:cs="Segoe UI Symbol"/>
               </w:rPr>
               <w:t>△</w:t>
             </w:r>
@@ -3413,8 +3423,8 @@
             <w:tcBorders>
               <w:top w:val="nil"/>
               <w:left w:val="nil"/>
-              <w:bottom w:val="single" w:sz="8" w:space="0" w:color="000000"/>
-              <w:right w:val="single" w:sz="8" w:space="0" w:color="000000"/>
+              <w:bottom w:val="single" w:color="000000" w:sz="8" w:space="0"/>
+              <w:right w:val="single" w:color="000000" w:sz="8" w:space="0"/>
             </w:tcBorders>
             <w:tcMar>
               <w:top w:w="0" w:type="dxa"/>
@@ -3440,9 +3450,9 @@
             <w:tcW w:w="2545" w:type="dxa"/>
             <w:tcBorders>
               <w:top w:val="nil"/>
-              <w:left w:val="single" w:sz="8" w:space="0" w:color="000000"/>
-              <w:bottom w:val="single" w:sz="8" w:space="0" w:color="000000"/>
-              <w:right w:val="single" w:sz="8" w:space="0" w:color="000000"/>
+              <w:left w:val="single" w:color="000000" w:sz="8" w:space="0"/>
+              <w:bottom w:val="single" w:color="000000" w:sz="8" w:space="0"/>
+              <w:right w:val="single" w:color="000000" w:sz="8" w:space="0"/>
             </w:tcBorders>
             <w:tcMar>
               <w:top w:w="0" w:type="dxa"/>
@@ -3464,8 +3474,8 @@
             <w:tcBorders>
               <w:top w:val="nil"/>
               <w:left w:val="nil"/>
-              <w:bottom w:val="single" w:sz="8" w:space="0" w:color="000000"/>
-              <w:right w:val="single" w:sz="8" w:space="0" w:color="000000"/>
+              <w:bottom w:val="single" w:color="000000" w:sz="8" w:space="0"/>
+              <w:right w:val="single" w:color="000000" w:sz="8" w:space="0"/>
             </w:tcBorders>
             <w:tcMar>
               <w:top w:w="0" w:type="dxa"/>
@@ -3490,8 +3500,8 @@
             <w:tcBorders>
               <w:top w:val="nil"/>
               <w:left w:val="nil"/>
-              <w:bottom w:val="single" w:sz="8" w:space="0" w:color="000000"/>
-              <w:right w:val="single" w:sz="8" w:space="0" w:color="000000"/>
+              <w:bottom w:val="single" w:color="000000" w:sz="8" w:space="0"/>
+              <w:right w:val="single" w:color="000000" w:sz="8" w:space="0"/>
             </w:tcBorders>
             <w:tcMar>
               <w:top w:w="0" w:type="dxa"/>
@@ -3517,9 +3527,9 @@
             <w:tcW w:w="2545" w:type="dxa"/>
             <w:tcBorders>
               <w:top w:val="nil"/>
-              <w:left w:val="single" w:sz="8" w:space="0" w:color="000000"/>
-              <w:bottom w:val="single" w:sz="8" w:space="0" w:color="000000"/>
-              <w:right w:val="single" w:sz="8" w:space="0" w:color="000000"/>
+              <w:left w:val="single" w:color="000000" w:sz="8" w:space="0"/>
+              <w:bottom w:val="single" w:color="000000" w:sz="8" w:space="0"/>
+              <w:right w:val="single" w:color="000000" w:sz="8" w:space="0"/>
             </w:tcBorders>
             <w:tcMar>
               <w:top w:w="0" w:type="dxa"/>
@@ -3559,8 +3569,8 @@
             <w:tcBorders>
               <w:top w:val="nil"/>
               <w:left w:val="nil"/>
-              <w:bottom w:val="single" w:sz="8" w:space="0" w:color="000000"/>
-              <w:right w:val="single" w:sz="8" w:space="0" w:color="000000"/>
+              <w:bottom w:val="single" w:color="000000" w:sz="8" w:space="0"/>
+              <w:right w:val="single" w:color="000000" w:sz="8" w:space="0"/>
             </w:tcBorders>
             <w:tcMar>
               <w:top w:w="0" w:type="dxa"/>
@@ -3585,8 +3595,8 @@
             <w:tcBorders>
               <w:top w:val="nil"/>
               <w:left w:val="nil"/>
-              <w:bottom w:val="single" w:sz="8" w:space="0" w:color="000000"/>
-              <w:right w:val="single" w:sz="8" w:space="0" w:color="000000"/>
+              <w:bottom w:val="single" w:color="000000" w:sz="8" w:space="0"/>
+              <w:right w:val="single" w:color="000000" w:sz="8" w:space="0"/>
             </w:tcBorders>
             <w:tcMar>
               <w:top w:w="0" w:type="dxa"/>
@@ -3612,9 +3622,9 @@
             <w:tcW w:w="2545" w:type="dxa"/>
             <w:tcBorders>
               <w:top w:val="nil"/>
-              <w:left w:val="single" w:sz="8" w:space="0" w:color="000000"/>
-              <w:bottom w:val="single" w:sz="8" w:space="0" w:color="000000"/>
-              <w:right w:val="single" w:sz="8" w:space="0" w:color="000000"/>
+              <w:left w:val="single" w:color="000000" w:sz="8" w:space="0"/>
+              <w:bottom w:val="single" w:color="000000" w:sz="8" w:space="0"/>
+              <w:right w:val="single" w:color="000000" w:sz="8" w:space="0"/>
             </w:tcBorders>
             <w:tcMar>
               <w:top w:w="0" w:type="dxa"/>
@@ -3636,8 +3646,8 @@
             <w:tcBorders>
               <w:top w:val="nil"/>
               <w:left w:val="nil"/>
-              <w:bottom w:val="single" w:sz="8" w:space="0" w:color="000000"/>
-              <w:right w:val="single" w:sz="8" w:space="0" w:color="000000"/>
+              <w:bottom w:val="single" w:color="000000" w:sz="8" w:space="0"/>
+              <w:right w:val="single" w:color="000000" w:sz="8" w:space="0"/>
             </w:tcBorders>
             <w:tcMar>
               <w:top w:w="0" w:type="dxa"/>
@@ -3662,8 +3672,8 @@
             <w:tcBorders>
               <w:top w:val="nil"/>
               <w:left w:val="nil"/>
-              <w:bottom w:val="single" w:sz="8" w:space="0" w:color="000000"/>
-              <w:right w:val="single" w:sz="8" w:space="0" w:color="000000"/>
+              <w:bottom w:val="single" w:color="000000" w:sz="8" w:space="0"/>
+              <w:right w:val="single" w:color="000000" w:sz="8" w:space="0"/>
             </w:tcBorders>
             <w:tcMar>
               <w:top w:w="0" w:type="dxa"/>
@@ -3689,9 +3699,9 @@
             <w:tcW w:w="2545" w:type="dxa"/>
             <w:tcBorders>
               <w:top w:val="nil"/>
-              <w:left w:val="single" w:sz="8" w:space="0" w:color="000000"/>
-              <w:bottom w:val="single" w:sz="8" w:space="0" w:color="000000"/>
-              <w:right w:val="single" w:sz="8" w:space="0" w:color="000000"/>
+              <w:left w:val="single" w:color="000000" w:sz="8" w:space="0"/>
+              <w:bottom w:val="single" w:color="000000" w:sz="8" w:space="0"/>
+              <w:right w:val="single" w:color="000000" w:sz="8" w:space="0"/>
             </w:tcBorders>
             <w:tcMar>
               <w:top w:w="0" w:type="dxa"/>
@@ -3713,8 +3723,8 @@
             <w:tcBorders>
               <w:top w:val="nil"/>
               <w:left w:val="nil"/>
-              <w:bottom w:val="single" w:sz="8" w:space="0" w:color="000000"/>
-              <w:right w:val="single" w:sz="8" w:space="0" w:color="000000"/>
+              <w:bottom w:val="single" w:color="000000" w:sz="8" w:space="0"/>
+              <w:right w:val="single" w:color="000000" w:sz="8" w:space="0"/>
             </w:tcBorders>
             <w:tcMar>
               <w:top w:w="0" w:type="dxa"/>
@@ -3739,8 +3749,8 @@
             <w:tcBorders>
               <w:top w:val="nil"/>
               <w:left w:val="nil"/>
-              <w:bottom w:val="single" w:sz="8" w:space="0" w:color="000000"/>
-              <w:right w:val="single" w:sz="8" w:space="0" w:color="000000"/>
+              <w:bottom w:val="single" w:color="000000" w:sz="8" w:space="0"/>
+              <w:right w:val="single" w:color="000000" w:sz="8" w:space="0"/>
             </w:tcBorders>
             <w:tcMar>
               <w:top w:w="0" w:type="dxa"/>
@@ -3766,9 +3776,9 @@
             <w:tcW w:w="2545" w:type="dxa"/>
             <w:tcBorders>
               <w:top w:val="nil"/>
-              <w:left w:val="single" w:sz="8" w:space="0" w:color="000000"/>
-              <w:bottom w:val="single" w:sz="8" w:space="0" w:color="000000"/>
-              <w:right w:val="single" w:sz="8" w:space="0" w:color="000000"/>
+              <w:left w:val="single" w:color="000000" w:sz="8" w:space="0"/>
+              <w:bottom w:val="single" w:color="000000" w:sz="8" w:space="0"/>
+              <w:right w:val="single" w:color="000000" w:sz="8" w:space="0"/>
             </w:tcBorders>
             <w:tcMar>
               <w:top w:w="0" w:type="dxa"/>
@@ -3790,8 +3800,8 @@
             <w:tcBorders>
               <w:top w:val="nil"/>
               <w:left w:val="nil"/>
-              <w:bottom w:val="single" w:sz="8" w:space="0" w:color="000000"/>
-              <w:right w:val="single" w:sz="8" w:space="0" w:color="000000"/>
+              <w:bottom w:val="single" w:color="000000" w:sz="8" w:space="0"/>
+              <w:right w:val="single" w:color="000000" w:sz="8" w:space="0"/>
             </w:tcBorders>
             <w:tcMar>
               <w:top w:w="0" w:type="dxa"/>
@@ -3816,8 +3826,8 @@
             <w:tcBorders>
               <w:top w:val="nil"/>
               <w:left w:val="nil"/>
-              <w:bottom w:val="single" w:sz="8" w:space="0" w:color="000000"/>
-              <w:right w:val="single" w:sz="8" w:space="0" w:color="000000"/>
+              <w:bottom w:val="single" w:color="000000" w:sz="8" w:space="0"/>
+              <w:right w:val="single" w:color="000000" w:sz="8" w:space="0"/>
             </w:tcBorders>
             <w:tcMar>
               <w:top w:w="0" w:type="dxa"/>
@@ -3843,9 +3853,9 @@
             <w:tcW w:w="2545" w:type="dxa"/>
             <w:tcBorders>
               <w:top w:val="nil"/>
-              <w:left w:val="single" w:sz="8" w:space="0" w:color="000000"/>
-              <w:bottom w:val="single" w:sz="8" w:space="0" w:color="000000"/>
-              <w:right w:val="single" w:sz="8" w:space="0" w:color="000000"/>
+              <w:left w:val="single" w:color="000000" w:sz="8" w:space="0"/>
+              <w:bottom w:val="single" w:color="000000" w:sz="8" w:space="0"/>
+              <w:right w:val="single" w:color="000000" w:sz="8" w:space="0"/>
             </w:tcBorders>
             <w:tcMar>
               <w:top w:w="0" w:type="dxa"/>
@@ -3867,8 +3877,8 @@
             <w:tcBorders>
               <w:top w:val="nil"/>
               <w:left w:val="nil"/>
-              <w:bottom w:val="single" w:sz="8" w:space="0" w:color="000000"/>
-              <w:right w:val="single" w:sz="8" w:space="0" w:color="000000"/>
+              <w:bottom w:val="single" w:color="000000" w:sz="8" w:space="0"/>
+              <w:right w:val="single" w:color="000000" w:sz="8" w:space="0"/>
             </w:tcBorders>
             <w:tcMar>
               <w:top w:w="0" w:type="dxa"/>
@@ -3893,8 +3903,8 @@
             <w:tcBorders>
               <w:top w:val="nil"/>
               <w:left w:val="nil"/>
-              <w:bottom w:val="single" w:sz="8" w:space="0" w:color="000000"/>
-              <w:right w:val="single" w:sz="8" w:space="0" w:color="000000"/>
+              <w:bottom w:val="single" w:color="000000" w:sz="8" w:space="0"/>
+              <w:right w:val="single" w:color="000000" w:sz="8" w:space="0"/>
             </w:tcBorders>
             <w:tcMar>
               <w:top w:w="0" w:type="dxa"/>
@@ -3920,9 +3930,9 @@
             <w:tcW w:w="2545" w:type="dxa"/>
             <w:tcBorders>
               <w:top w:val="nil"/>
-              <w:left w:val="single" w:sz="8" w:space="0" w:color="000000"/>
-              <w:bottom w:val="single" w:sz="8" w:space="0" w:color="000000"/>
-              <w:right w:val="single" w:sz="8" w:space="0" w:color="000000"/>
+              <w:left w:val="single" w:color="000000" w:sz="8" w:space="0"/>
+              <w:bottom w:val="single" w:color="000000" w:sz="8" w:space="0"/>
+              <w:right w:val="single" w:color="000000" w:sz="8" w:space="0"/>
             </w:tcBorders>
             <w:tcMar>
               <w:top w:w="0" w:type="dxa"/>
@@ -3944,8 +3954,8 @@
             <w:tcBorders>
               <w:top w:val="nil"/>
               <w:left w:val="nil"/>
-              <w:bottom w:val="single" w:sz="8" w:space="0" w:color="000000"/>
-              <w:right w:val="single" w:sz="8" w:space="0" w:color="000000"/>
+              <w:bottom w:val="single" w:color="000000" w:sz="8" w:space="0"/>
+              <w:right w:val="single" w:color="000000" w:sz="8" w:space="0"/>
             </w:tcBorders>
             <w:tcMar>
               <w:top w:w="0" w:type="dxa"/>
@@ -3970,8 +3980,8 @@
             <w:tcBorders>
               <w:top w:val="nil"/>
               <w:left w:val="nil"/>
-              <w:bottom w:val="single" w:sz="8" w:space="0" w:color="000000"/>
-              <w:right w:val="single" w:sz="8" w:space="0" w:color="000000"/>
+              <w:bottom w:val="single" w:color="000000" w:sz="8" w:space="0"/>
+              <w:right w:val="single" w:color="000000" w:sz="8" w:space="0"/>
             </w:tcBorders>
             <w:tcMar>
               <w:top w:w="0" w:type="dxa"/>
@@ -3997,9 +4007,9 @@
             <w:tcW w:w="2545" w:type="dxa"/>
             <w:tcBorders>
               <w:top w:val="nil"/>
-              <w:left w:val="single" w:sz="8" w:space="0" w:color="000000"/>
-              <w:bottom w:val="single" w:sz="8" w:space="0" w:color="000000"/>
-              <w:right w:val="single" w:sz="8" w:space="0" w:color="000000"/>
+              <w:left w:val="single" w:color="000000" w:sz="8" w:space="0"/>
+              <w:bottom w:val="single" w:color="000000" w:sz="8" w:space="0"/>
+              <w:right w:val="single" w:color="000000" w:sz="8" w:space="0"/>
             </w:tcBorders>
             <w:tcMar>
               <w:top w:w="0" w:type="dxa"/>
@@ -4021,8 +4031,8 @@
             <w:tcBorders>
               <w:top w:val="nil"/>
               <w:left w:val="nil"/>
-              <w:bottom w:val="single" w:sz="8" w:space="0" w:color="000000"/>
-              <w:right w:val="single" w:sz="8" w:space="0" w:color="000000"/>
+              <w:bottom w:val="single" w:color="000000" w:sz="8" w:space="0"/>
+              <w:right w:val="single" w:color="000000" w:sz="8" w:space="0"/>
             </w:tcBorders>
             <w:tcMar>
               <w:top w:w="0" w:type="dxa"/>
@@ -4047,8 +4057,8 @@
             <w:tcBorders>
               <w:top w:val="nil"/>
               <w:left w:val="nil"/>
-              <w:bottom w:val="single" w:sz="8" w:space="0" w:color="000000"/>
-              <w:right w:val="single" w:sz="8" w:space="0" w:color="000000"/>
+              <w:bottom w:val="single" w:color="000000" w:sz="8" w:space="0"/>
+              <w:right w:val="single" w:color="000000" w:sz="8" w:space="0"/>
             </w:tcBorders>
             <w:tcMar>
               <w:top w:w="0" w:type="dxa"/>
@@ -4074,9 +4084,9 @@
             <w:tcW w:w="2545" w:type="dxa"/>
             <w:tcBorders>
               <w:top w:val="nil"/>
-              <w:left w:val="single" w:sz="8" w:space="0" w:color="000000"/>
-              <w:bottom w:val="single" w:sz="8" w:space="0" w:color="000000"/>
-              <w:right w:val="single" w:sz="8" w:space="0" w:color="000000"/>
+              <w:left w:val="single" w:color="000000" w:sz="8" w:space="0"/>
+              <w:bottom w:val="single" w:color="000000" w:sz="8" w:space="0"/>
+              <w:right w:val="single" w:color="000000" w:sz="8" w:space="0"/>
             </w:tcBorders>
             <w:tcMar>
               <w:top w:w="0" w:type="dxa"/>
@@ -4098,8 +4108,8 @@
             <w:tcBorders>
               <w:top w:val="nil"/>
               <w:left w:val="nil"/>
-              <w:bottom w:val="single" w:sz="8" w:space="0" w:color="000000"/>
-              <w:right w:val="single" w:sz="8" w:space="0" w:color="000000"/>
+              <w:bottom w:val="single" w:color="000000" w:sz="8" w:space="0"/>
+              <w:right w:val="single" w:color="000000" w:sz="8" w:space="0"/>
             </w:tcBorders>
             <w:tcMar>
               <w:top w:w="0" w:type="dxa"/>
@@ -4124,8 +4134,8 @@
             <w:tcBorders>
               <w:top w:val="nil"/>
               <w:left w:val="nil"/>
-              <w:bottom w:val="single" w:sz="8" w:space="0" w:color="000000"/>
-              <w:right w:val="single" w:sz="8" w:space="0" w:color="000000"/>
+              <w:bottom w:val="single" w:color="000000" w:sz="8" w:space="0"/>
+              <w:right w:val="single" w:color="000000" w:sz="8" w:space="0"/>
             </w:tcBorders>
             <w:tcMar>
               <w:top w:w="0" w:type="dxa"/>
@@ -4163,7 +4173,7 @@
           <w:szCs w:val="20"/>
         </w:rPr>
       </w:pPr>
-      <w:bookmarkStart w:id="7" w:name="_Toc211962929"/>
+      <w:bookmarkStart w:name="_Toc211962929" w:id="7"/>
       <w:bookmarkEnd w:id="6"/>
       <w:r>
         <w:rPr>
@@ -4264,7 +4274,7 @@
         </w:rPr>
         <w:t xml:space="preserve">, contact </w:t>
       </w:r>
-      <w:hyperlink r:id="rId12" w:history="1">
+      <w:hyperlink w:history="1" r:id="rId12">
         <w:r>
           <w:rPr>
             <w:rStyle w:val="Hyperlink"/>
@@ -4325,7 +4335,7 @@
         </w:rPr>
         <w:t xml:space="preserve">, contact </w:t>
       </w:r>
-      <w:hyperlink r:id="rId13" w:history="1">
+      <w:hyperlink w:history="1" r:id="rId13">
         <w:r>
           <w:rPr>
             <w:rStyle w:val="Hyperlink"/>
@@ -4396,8 +4406,9 @@
     <w:p>
       <w:pPr>
         <w:pStyle w:val="ListBullet2"/>
-      </w:pPr>
-      <w:bookmarkStart w:id="8" w:name="_Toc309238956"/>
+        <w:rPr/>
+      </w:pPr>
+      <w:bookmarkStart w:name="_Toc309238956" w:id="8"/>
       <w:bookmarkEnd w:id="2"/>
       <w:bookmarkEnd w:id="3"/>
       <w:r>
@@ -4407,65 +4418,99 @@
         <w:t xml:space="preserve">The </w:t>
       </w:r>
       <w:r>
+        <w:rPr/>
         <w:t xml:space="preserve">user </w:t>
       </w:r>
       <w:r>
+        <w:rPr/>
         <w:t xml:space="preserve">should </w:t>
       </w:r>
       <w:r>
         <w:rPr>
-          <w:rFonts w:hint="eastAsia"/>
-          <w:b/>
+          <w:b w:val="1"/>
+          <w:bCs w:val="1"/>
           <w:lang w:eastAsia="zh-TW"/>
         </w:rPr>
         <w:t>clean</w:t>
       </w:r>
       <w:r>
         <w:rPr>
-          <w:rFonts w:hint="eastAsia"/>
           <w:lang w:eastAsia="zh-TW"/>
         </w:rPr>
         <w:t xml:space="preserve"> </w:t>
       </w:r>
       <w:r>
         <w:rPr>
-          <w:b/>
+          <w:b w:val="1"/>
+          <w:bCs w:val="1"/>
         </w:rPr>
         <w:t>install</w:t>
       </w:r>
       <w:r>
+        <w:rPr/>
         <w:t xml:space="preserve"> Ubuntu 1</w:t>
       </w:r>
       <w:r>
+        <w:rPr/>
         <w:t>8</w:t>
       </w:r>
       <w:r>
-        <w:t>.04 or later version as build machine</w:t>
-      </w:r>
-      <w:r>
+        <w:rPr/>
+        <w:t xml:space="preserve">.04 or later version as </w:t>
+      </w:r>
+      <w:r>
+        <w:rPr/>
+        <w:t>a build</w:t>
+      </w:r>
+      <w:r>
+        <w:rPr/>
+        <w:t xml:space="preserve"> machine</w:t>
+      </w:r>
+      <w:r>
+        <w:rPr/>
         <w:t>.</w:t>
       </w:r>
     </w:p>
     <w:p>
       <w:pPr>
         <w:pStyle w:val="ListBullet2"/>
-      </w:pPr>
-      <w:r>
+        <w:rPr/>
+      </w:pPr>
+      <w:r>
+        <w:rPr/>
         <w:t xml:space="preserve">The </w:t>
       </w:r>
-      <w:proofErr w:type="spellStart"/>
-      <w:r>
+      <w:r>
+        <w:rPr/>
         <w:t>OpenBMC</w:t>
       </w:r>
-      <w:proofErr w:type="spellEnd"/>
-      <w:r>
+      <w:r>
+        <w:rPr/>
         <w:t xml:space="preserve"> </w:t>
       </w:r>
       <w:r>
+        <w:rPr/>
         <w:t>Linux Foundation (LF)</w:t>
       </w:r>
       <w:r>
-        <w:t xml:space="preserve"> source code was maintained under Git, </w:t>
+        <w:rPr/>
+        <w:t xml:space="preserve"> source code was </w:t>
+      </w:r>
+      <w:r>
+        <w:rPr/>
+        <w:t>maintained</w:t>
+      </w:r>
+      <w:r>
+        <w:rPr/>
+        <w:t xml:space="preserve"> under </w:t>
+      </w:r>
+      <w:r>
+        <w:rPr/>
+        <w:t>Git;</w:t>
+      </w:r>
+      <w:r>
+        <w:rPr/>
+        <w:t xml:space="preserve"> </w:t>
       </w:r>
       <w:r>
         <w:rPr>
@@ -4474,6 +4519,7 @@
         <w:t xml:space="preserve">the </w:t>
       </w:r>
       <w:r>
+        <w:rPr/>
         <w:t>user must install the Git on the build machine before fetch</w:t>
       </w:r>
       <w:r>
@@ -4483,17 +4529,29 @@
         <w:t>ing</w:t>
       </w:r>
       <w:r>
+        <w:rPr/>
         <w:t xml:space="preserve"> the source code.</w:t>
       </w:r>
     </w:p>
     <w:p>
       <w:pPr>
         <w:pStyle w:val="ListBullet2"/>
-      </w:pPr>
-      <w:r>
-        <w:t xml:space="preserve">Open Linux console on the build machine and run the below </w:t>
-      </w:r>
-      <w:r>
+        <w:rPr/>
+      </w:pPr>
+      <w:r>
+        <w:rPr/>
+        <w:t xml:space="preserve">Open </w:t>
+      </w:r>
+      <w:r>
+        <w:rPr/>
+        <w:t>the Linux</w:t>
+      </w:r>
+      <w:r>
+        <w:rPr/>
+        <w:t xml:space="preserve"> console on the build machine and run the below </w:t>
+      </w:r>
+      <w:r>
+        <w:rPr/>
         <w:t>command.</w:t>
       </w:r>
     </w:p>
@@ -4777,7 +4835,7 @@
       <w:pPr>
         <w:pStyle w:val="Heading1"/>
       </w:pPr>
-      <w:bookmarkStart w:id="9" w:name="_Toc211962930"/>
+      <w:bookmarkStart w:name="_Toc211962930" w:id="9"/>
       <w:r>
         <w:t>Download and Build</w:t>
       </w:r>
@@ -4787,7 +4845,7 @@
       <w:pPr>
         <w:pStyle w:val="Heading2"/>
       </w:pPr>
-      <w:bookmarkStart w:id="10" w:name="_Toc211962931"/>
+      <w:bookmarkStart w:name="_Toc211962931" w:id="10"/>
       <w:r>
         <w:t>AST2600EVB</w:t>
       </w:r>
@@ -4806,8 +4864,8 @@
           <w:color w:val="000000" w:themeColor="text1"/>
         </w:rPr>
       </w:pPr>
-      <w:bookmarkStart w:id="11" w:name="_Hlk165200217"/>
-      <w:bookmarkStart w:id="12" w:name="_Toc311207054"/>
+      <w:bookmarkStart w:name="_Hlk165200217" w:id="11"/>
+      <w:bookmarkStart w:name="_Toc311207054" w:id="12"/>
       <w:r>
         <w:rPr>
           <w:rStyle w:val="Hyperlink"/>
@@ -5127,7 +5185,7 @@
       <w:pPr>
         <w:pStyle w:val="Heading2"/>
       </w:pPr>
-      <w:bookmarkStart w:id="13" w:name="_Toc211962932"/>
+      <w:bookmarkStart w:name="_Toc211962932" w:id="13"/>
       <w:r>
         <w:t>AST2700EVB</w:t>
       </w:r>
@@ -5431,7 +5489,7 @@
           <w:bCs/>
         </w:rPr>
       </w:pPr>
-      <w:bookmarkStart w:id="14" w:name="_Toc211962933"/>
+      <w:bookmarkStart w:name="_Toc211962933" w:id="14"/>
       <w:bookmarkEnd w:id="11"/>
       <w:proofErr w:type="spellStart"/>
       <w:r>
@@ -5749,8 +5807,8 @@
       <w:pPr>
         <w:pStyle w:val="Heading1"/>
       </w:pPr>
-      <w:bookmarkStart w:id="15" w:name="_Toc211962934"/>
-      <w:bookmarkStart w:id="16" w:name="_Toc514953655"/>
+      <w:bookmarkStart w:name="_Toc211962934" w:id="15"/>
+      <w:bookmarkStart w:name="_Toc514953655" w:id="16"/>
       <w:r>
         <w:lastRenderedPageBreak/>
         <w:t>Firmware Flashing Method</w:t>
@@ -5832,6 +5890,43 @@
     <w:p>
       <w:pPr>
         <w:pStyle w:val="Note"/>
+      </w:pPr>
+      <w:r>
+        <w:rPr/>
+        <w:t>For WEB Flash “xxx.mtd.tar” or “</w:t>
+      </w:r>
+      <w:r>
+        <w:rPr/>
+        <w:t>xxx.mtd.</w:t>
+      </w:r>
+      <w:r>
+        <w:rPr/>
+        <w:t>tar.</w:t>
+      </w:r>
+      <w:r>
+        <w:rPr/>
+        <w:t>all</w:t>
+      </w:r>
+      <w:r>
+        <w:rPr/>
+        <w:t xml:space="preserve">” </w:t>
+      </w:r>
+      <w:r>
+        <w:rPr/>
+        <w:t>images</w:t>
+      </w:r>
+      <w:r>
+        <w:rPr/>
+        <w:t xml:space="preserve"> </w:t>
+      </w:r>
+      <w:r>
+        <w:rPr/>
+        <w:t>should be used.</w:t>
+      </w:r>
+    </w:p>
+    <w:p>
+      <w:pPr>
+        <w:pStyle w:val="Note"/>
         <w:rPr>
           <w:iCs/>
         </w:rPr>
@@ -5840,76 +5935,24 @@
         <w:rPr>
           <w:iCs/>
         </w:rPr>
-        <w:t>For WEB Flash “xxx.mtd.tar” or “</w:t>
-      </w:r>
-      <w:proofErr w:type="spellStart"/>
+        <w:t>“</w:t>
+      </w:r>
       <w:r>
         <w:rPr>
           <w:iCs/>
         </w:rPr>
-        <w:t>xxx.mtd.</w:t>
+        <w:t>xxx</w:t>
       </w:r>
       <w:r>
         <w:rPr>
           <w:iCs/>
         </w:rPr>
-        <w:t>tar.</w:t>
+        <w:t>”</w:t>
       </w:r>
       <w:r>
         <w:rPr>
           <w:iCs/>
         </w:rPr>
-        <w:t>all</w:t>
-      </w:r>
-      <w:proofErr w:type="spellEnd"/>
-      <w:r>
-        <w:rPr>
-          <w:iCs/>
-        </w:rPr>
-        <w:t xml:space="preserve">” </w:t>
-      </w:r>
-      <w:r>
-        <w:rPr>
-          <w:iCs/>
-        </w:rPr>
-        <w:t xml:space="preserve">image </w:t>
-      </w:r>
-      <w:r>
-        <w:rPr>
-          <w:iCs/>
-        </w:rPr>
-        <w:t>should be used.</w:t>
-      </w:r>
-    </w:p>
-    <w:p>
-      <w:pPr>
-        <w:pStyle w:val="Note"/>
-        <w:rPr>
-          <w:iCs/>
-        </w:rPr>
-      </w:pPr>
-      <w:r>
-        <w:rPr>
-          <w:iCs/>
-        </w:rPr>
-        <w:t>“</w:t>
-      </w:r>
-      <w:r>
-        <w:rPr>
-          <w:iCs/>
-        </w:rPr>
-        <w:t>xxx</w:t>
-      </w:r>
-      <w:r>
-        <w:rPr>
-          <w:iCs/>
-        </w:rPr>
-        <w:t>”</w:t>
-      </w:r>
-      <w:r>
-        <w:rPr>
-          <w:iCs/>
-        </w:rPr>
         <w:t xml:space="preserve"> means image name.</w:t>
       </w:r>
     </w:p>
@@ -5917,8 +5960,8 @@
       <w:pPr>
         <w:pStyle w:val="Heading2"/>
       </w:pPr>
-      <w:bookmarkStart w:id="17" w:name="_Toc514953657"/>
-      <w:bookmarkStart w:id="18" w:name="_Toc211962935"/>
+      <w:bookmarkStart w:name="_Toc514953657" w:id="17"/>
+      <w:bookmarkStart w:name="_Toc211962935" w:id="18"/>
       <w:bookmarkEnd w:id="16"/>
       <w:proofErr w:type="spellStart"/>
       <w:r>
@@ -5969,26 +6012,42 @@
     <w:p>
       <w:pPr>
         <w:rPr>
-          <w:b/>
-        </w:rPr>
-      </w:pPr>
-      <w:r>
-        <w:rPr>
-          <w:b/>
-        </w:rPr>
-        <w:t xml:space="preserve">Following are the steps to perform using </w:t>
-      </w:r>
-      <w:proofErr w:type="spellStart"/>
-      <w:r>
-        <w:rPr>
-          <w:b/>
+          <w:b w:val="1"/>
+          <w:bCs w:val="1"/>
+        </w:rPr>
+      </w:pPr>
+      <w:r>
+        <w:rPr>
+          <w:b w:val="1"/>
+          <w:bCs w:val="1"/>
+        </w:rPr>
+        <w:t xml:space="preserve">The </w:t>
+      </w:r>
+      <w:r>
+        <w:rPr>
+          <w:b w:val="1"/>
+          <w:bCs w:val="1"/>
+        </w:rPr>
+        <w:t xml:space="preserve">following </w:t>
+      </w:r>
+      <w:r>
+        <w:rPr>
+          <w:b w:val="1"/>
+          <w:bCs w:val="1"/>
+        </w:rPr>
+        <w:t xml:space="preserve">are the steps to perform using </w:t>
+      </w:r>
+      <w:r>
+        <w:rPr>
+          <w:b w:val="1"/>
+          <w:bCs w:val="1"/>
         </w:rPr>
         <w:t>Dediprog</w:t>
       </w:r>
-      <w:proofErr w:type="spellEnd"/>
-      <w:r>
-        <w:rPr>
-          <w:b/>
+      <w:r>
+        <w:rPr>
+          <w:b w:val="1"/>
+          <w:bCs w:val="1"/>
         </w:rPr>
         <w:t xml:space="preserve"> Software.</w:t>
       </w:r>
@@ -6109,7 +6168,7 @@
           <w:lang w:eastAsia="zh-TW"/>
         </w:rPr>
       </w:pPr>
-      <w:bookmarkStart w:id="19" w:name="_Toc211962936"/>
+      <w:bookmarkStart w:name="_Toc211962936" w:id="19"/>
       <w:r>
         <w:rPr>
           <w:lang w:eastAsia="zh-TW"/>
@@ -6895,7 +6954,7 @@
       <w:pPr>
         <w:pStyle w:val="Heading2"/>
       </w:pPr>
-      <w:bookmarkStart w:id="20" w:name="_Toc211962937"/>
+      <w:bookmarkStart w:name="_Toc211962937" w:id="20"/>
       <w:r>
         <w:t>Web Flash</w:t>
       </w:r>
@@ -6917,7 +6976,7 @@
       </w:r>
       <w:r>
         <w:rPr>
-          <w:rFonts w:ascii="Wingdings" w:eastAsia="Wingdings" w:hAnsi="Wingdings" w:cs="Wingdings"/>
+          <w:rFonts w:ascii="Wingdings" w:hAnsi="Wingdings" w:eastAsia="Wingdings" w:cs="Wingdings"/>
         </w:rPr>
         <w:t>à</w:t>
       </w:r>
@@ -6937,16 +6996,18 @@
     </w:p>
     <w:p>
       <w:r>
+        <w:rPr/>
         <w:t xml:space="preserve">Given below is the screenshot for </w:t>
       </w:r>
       <w:r>
         <w:rPr>
-          <w:b/>
-          <w:bCs/>
-        </w:rPr>
-        <w:t>Firmware</w:t>
-      </w:r>
-      <w:r>
+          <w:b w:val="1"/>
+          <w:bCs w:val="1"/>
+        </w:rPr>
+        <w:t>the Firmware</w:t>
+      </w:r>
+      <w:r>
+        <w:rPr/>
         <w:t xml:space="preserve"> page.</w:t>
       </w:r>
     </w:p>
@@ -7177,27 +7238,38 @@
     <w:p>
       <w:pPr>
         <w:pStyle w:val="Numbering1"/>
-      </w:pPr>
-      <w:r>
+        <w:rPr/>
+      </w:pPr>
+      <w:r>
+        <w:rPr/>
         <w:t xml:space="preserve">Click </w:t>
       </w:r>
       <w:r>
         <w:rPr>
-          <w:b/>
-          <w:bCs/>
+          <w:b w:val="1"/>
+          <w:bCs w:val="1"/>
         </w:rPr>
         <w:t>Start Update</w:t>
       </w:r>
       <w:r>
+        <w:rPr/>
         <w:t xml:space="preserve"> and </w:t>
       </w:r>
-      <w:proofErr w:type="spellStart"/>
-      <w:r>
+      <w:r>
+        <w:rPr/>
         <w:t>bmc</w:t>
       </w:r>
-      <w:proofErr w:type="spellEnd"/>
-      <w:r>
-        <w:t xml:space="preserve"> will start to upload the firmware and after some time UI gets logout and BMC will reboot it.</w:t>
+      <w:r>
+        <w:rPr/>
+        <w:t xml:space="preserve"> will start </w:t>
+      </w:r>
+      <w:r>
+        <w:rPr/>
+        <w:t>uploading</w:t>
+      </w:r>
+      <w:r>
+        <w:rPr/>
+        <w:t xml:space="preserve"> the firmware and after some time UI gets logout and BMC will reboot it.</w:t>
       </w:r>
     </w:p>
     <w:p>
@@ -7215,7 +7287,7 @@
       <w:pPr>
         <w:pStyle w:val="Heading2"/>
       </w:pPr>
-      <w:bookmarkStart w:id="21" w:name="_Toc211962938"/>
+      <w:bookmarkStart w:name="_Toc211962938" w:id="21"/>
       <w:r>
         <w:lastRenderedPageBreak/>
         <w:t>Phosphor IPMI Flash</w:t>
@@ -7229,7 +7301,7 @@
       <w:r>
         <w:t xml:space="preserve"> Refer </w:t>
       </w:r>
-      <w:hyperlink w:anchor="_Phosphor_IPMI_Flash" w:history="1">
+      <w:hyperlink w:history="1" w:anchor="_Phosphor_IPMI_Flash">
         <w:r>
           <w:rPr>
             <w:rStyle w:val="Hyperlink"/>
@@ -7245,7 +7317,7 @@
       <w:pPr>
         <w:pStyle w:val="Heading1"/>
       </w:pPr>
-      <w:bookmarkStart w:id="22" w:name="_Toc211962939"/>
+      <w:bookmarkStart w:name="_Toc211962939" w:id="22"/>
       <w:r>
         <w:t>Network Configurations</w:t>
       </w:r>
@@ -7255,7 +7327,7 @@
       <w:pPr>
         <w:pStyle w:val="Heading2"/>
       </w:pPr>
-      <w:bookmarkStart w:id="23" w:name="_Toc211962940"/>
+      <w:bookmarkStart w:name="_Toc211962940" w:id="23"/>
       <w:r>
         <w:t>U-</w:t>
       </w:r>
@@ -7383,15 +7455,18 @@
     </w:p>
     <w:p>
       <w:r>
+        <w:rPr/>
         <w:t xml:space="preserve">After we get BMC IP, save the environment variables by issuing </w:t>
       </w:r>
       <w:r>
         <w:rPr>
-          <w:b/>
-        </w:rPr>
-        <w:t>save</w:t>
-      </w:r>
-      <w:r>
+          <w:b w:val="1"/>
+          <w:bCs w:val="1"/>
+        </w:rPr>
+        <w:t>the save</w:t>
+      </w:r>
+      <w:r>
+        <w:rPr/>
         <w:t xml:space="preserve"> command. </w:t>
       </w:r>
     </w:p>
@@ -7407,163 +7482,199 @@
     </w:p>
     <w:p>
       <w:r>
-        <w:t xml:space="preserve">To know more information about booting </w:t>
-      </w:r>
-      <w:r>
+        <w:rPr/>
+        <w:t xml:space="preserve">To </w:t>
+      </w:r>
+      <w:r>
+        <w:rPr/>
+        <w:t>learn</w:t>
+      </w:r>
+      <w:r>
+        <w:rPr/>
+        <w:t xml:space="preserve"> more information about booting </w:t>
+      </w:r>
+      <w:r>
+        <w:rPr/>
         <w:t xml:space="preserve">from </w:t>
       </w:r>
+      <w:r>
+        <w:rPr/>
+        <w:t>uboot</w:t>
+      </w:r>
+      <w:r>
+        <w:rPr/>
+        <w:t xml:space="preserve"> to BMC Linux</w:t>
+      </w:r>
+      <w:r>
+        <w:rPr/>
+        <w:t xml:space="preserve">, </w:t>
+      </w:r>
+      <w:r>
+        <w:rPr/>
+        <w:t>kindly</w:t>
+      </w:r>
+      <w:r>
+        <w:rPr/>
+        <w:t xml:space="preserve"> refer</w:t>
+      </w:r>
+      <w:r>
+        <w:rPr/>
+        <w:t xml:space="preserve"> to</w:t>
+      </w:r>
+      <w:r>
+        <w:rPr/>
+        <w:t>r to</w:t>
+      </w:r>
+      <w:r>
+        <w:rPr/>
+        <w:t xml:space="preserve"> “BMC Debug Console: </w:t>
+      </w:r>
+      <w:r>
+        <w:rPr/>
+        <w:t>uboot</w:t>
+      </w:r>
+      <w:r>
+        <w:rPr/>
+        <w:t xml:space="preserve"> – booting to Linux</w:t>
+      </w:r>
+      <w:r>
+        <w:rPr/>
+        <w:t>”.</w:t>
+      </w:r>
+      <w:r>
+        <w:rPr/>
+        <w:t xml:space="preserve"> </w:t>
+      </w:r>
+    </w:p>
+    <w:p>
+      <w:pPr>
+        <w:pStyle w:val="Heading2"/>
+      </w:pPr>
+      <w:bookmarkStart w:name="_Toc211962941" w:id="24"/>
+      <w:r>
+        <w:t>Linux</w:t>
+      </w:r>
+      <w:bookmarkEnd w:id="24"/>
+    </w:p>
+    <w:p>
+      <w:pPr>
+        <w:ind w:firstLine="360"/>
+        <w:rPr>
+          <w:b/>
+        </w:rPr>
+      </w:pPr>
+      <w:r>
+        <w:rPr>
+          <w:b/>
+        </w:rPr>
+        <w:t xml:space="preserve">~ # </w:t>
+      </w:r>
       <w:proofErr w:type="spellStart"/>
       <w:r>
-        <w:t>uboot</w:t>
+        <w:rPr>
+          <w:b/>
+        </w:rPr>
+        <w:t>ifconfig</w:t>
       </w:r>
       <w:proofErr w:type="spellEnd"/>
       <w:r>
-        <w:t xml:space="preserve"> to BMC Linux</w:t>
-      </w:r>
-      <w:r>
-        <w:t xml:space="preserve">, kindly </w:t>
-      </w:r>
-      <w:r>
-        <w:t xml:space="preserve">refer “BMC Debug Console: </w:t>
+        <w:rPr>
+          <w:b/>
+        </w:rPr>
+        <w:t xml:space="preserve"> eth0 down</w:t>
+      </w:r>
+    </w:p>
+    <w:p>
+      <w:pPr>
+        <w:ind w:firstLine="360"/>
+        <w:rPr>
+          <w:b/>
+        </w:rPr>
+      </w:pPr>
+      <w:r>
+        <w:rPr>
+          <w:b/>
+        </w:rPr>
+        <w:t xml:space="preserve">~ # </w:t>
       </w:r>
       <w:proofErr w:type="spellStart"/>
       <w:r>
-        <w:t>uboot</w:t>
+        <w:rPr>
+          <w:b/>
+        </w:rPr>
+        <w:t>ifconfig</w:t>
       </w:r>
       <w:proofErr w:type="spellEnd"/>
       <w:r>
-        <w:t xml:space="preserve"> – booting to Linux”. </w:t>
-      </w:r>
+        <w:rPr>
+          <w:b/>
+        </w:rPr>
+        <w:t xml:space="preserve"> eth0 </w:t>
+      </w:r>
+      <w:proofErr w:type="spellStart"/>
+      <w:r>
+        <w:rPr>
+          <w:b/>
+        </w:rPr>
+        <w:t>hw</w:t>
+      </w:r>
+      <w:proofErr w:type="spellEnd"/>
+      <w:r>
+        <w:rPr>
+          <w:b/>
+        </w:rPr>
+        <w:t xml:space="preserve"> ether </w:t>
+      </w:r>
+      <w:proofErr w:type="spellStart"/>
+      <w:r>
+        <w:rPr>
+          <w:b/>
+        </w:rPr>
+        <w:t>xx:xx:xx:xx:xx:xx</w:t>
+      </w:r>
+      <w:proofErr w:type="spellEnd"/>
+    </w:p>
+    <w:p>
+      <w:pPr>
+        <w:ind w:firstLine="360"/>
+        <w:rPr>
+          <w:b/>
+        </w:rPr>
+      </w:pPr>
+      <w:r>
+        <w:rPr>
+          <w:b/>
+        </w:rPr>
+        <w:t xml:space="preserve">~ # </w:t>
+      </w:r>
+      <w:proofErr w:type="spellStart"/>
+      <w:r>
+        <w:rPr>
+          <w:b/>
+        </w:rPr>
+        <w:t>systemctl</w:t>
+      </w:r>
+      <w:proofErr w:type="spellEnd"/>
+      <w:r>
+        <w:rPr>
+          <w:b/>
+        </w:rPr>
+        <w:t xml:space="preserve"> restart </w:t>
+      </w:r>
+      <w:proofErr w:type="spellStart"/>
+      <w:r>
+        <w:rPr>
+          <w:b/>
+        </w:rPr>
+        <w:t>systemd-networkd.service</w:t>
+      </w:r>
+      <w:proofErr w:type="spellEnd"/>
     </w:p>
     <w:p>
       <w:pPr>
         <w:pStyle w:val="Heading2"/>
       </w:pPr>
-      <w:bookmarkStart w:id="24" w:name="_Toc211962941"/>
-      <w:r>
-        <w:t>Linux</w:t>
-      </w:r>
-      <w:bookmarkEnd w:id="24"/>
-    </w:p>
-    <w:p>
-      <w:pPr>
-        <w:ind w:firstLine="360"/>
-        <w:rPr>
-          <w:b/>
-        </w:rPr>
-      </w:pPr>
-      <w:r>
-        <w:rPr>
-          <w:b/>
-        </w:rPr>
-        <w:t xml:space="preserve">~ # </w:t>
-      </w:r>
-      <w:proofErr w:type="spellStart"/>
-      <w:r>
-        <w:rPr>
-          <w:b/>
-        </w:rPr>
-        <w:t>ifconfig</w:t>
-      </w:r>
-      <w:proofErr w:type="spellEnd"/>
-      <w:r>
-        <w:rPr>
-          <w:b/>
-        </w:rPr>
-        <w:t xml:space="preserve"> eth0 down</w:t>
-      </w:r>
-    </w:p>
-    <w:p>
-      <w:pPr>
-        <w:ind w:firstLine="360"/>
-        <w:rPr>
-          <w:b/>
-        </w:rPr>
-      </w:pPr>
-      <w:r>
-        <w:rPr>
-          <w:b/>
-        </w:rPr>
-        <w:t xml:space="preserve">~ # </w:t>
-      </w:r>
-      <w:proofErr w:type="spellStart"/>
-      <w:r>
-        <w:rPr>
-          <w:b/>
-        </w:rPr>
-        <w:t>ifconfig</w:t>
-      </w:r>
-      <w:proofErr w:type="spellEnd"/>
-      <w:r>
-        <w:rPr>
-          <w:b/>
-        </w:rPr>
-        <w:t xml:space="preserve"> eth0 </w:t>
-      </w:r>
-      <w:proofErr w:type="spellStart"/>
-      <w:r>
-        <w:rPr>
-          <w:b/>
-        </w:rPr>
-        <w:t>hw</w:t>
-      </w:r>
-      <w:proofErr w:type="spellEnd"/>
-      <w:r>
-        <w:rPr>
-          <w:b/>
-        </w:rPr>
-        <w:t xml:space="preserve"> ether </w:t>
-      </w:r>
-      <w:proofErr w:type="spellStart"/>
-      <w:r>
-        <w:rPr>
-          <w:b/>
-        </w:rPr>
-        <w:t>xx:xx:xx:xx:xx:xx</w:t>
-      </w:r>
-      <w:proofErr w:type="spellEnd"/>
-    </w:p>
-    <w:p>
-      <w:pPr>
-        <w:ind w:firstLine="360"/>
-        <w:rPr>
-          <w:b/>
-        </w:rPr>
-      </w:pPr>
-      <w:r>
-        <w:rPr>
-          <w:b/>
-        </w:rPr>
-        <w:t xml:space="preserve">~ # </w:t>
-      </w:r>
-      <w:proofErr w:type="spellStart"/>
-      <w:r>
-        <w:rPr>
-          <w:b/>
-        </w:rPr>
-        <w:t>systemctl</w:t>
-      </w:r>
-      <w:proofErr w:type="spellEnd"/>
-      <w:r>
-        <w:rPr>
-          <w:b/>
-        </w:rPr>
-        <w:t xml:space="preserve"> restart </w:t>
-      </w:r>
-      <w:proofErr w:type="spellStart"/>
-      <w:r>
-        <w:rPr>
-          <w:b/>
-        </w:rPr>
-        <w:t>systemd-networkd.service</w:t>
-      </w:r>
-      <w:proofErr w:type="spellEnd"/>
-    </w:p>
-    <w:p>
-      <w:pPr>
-        <w:pStyle w:val="Heading2"/>
-      </w:pPr>
-      <w:bookmarkStart w:id="25" w:name="_Toc211962942"/>
+      <w:bookmarkStart w:name="_Toc211962942" w:id="25"/>
       <w:r>
         <w:t xml:space="preserve">Using </w:t>
       </w:r>
@@ -7948,7 +8059,7 @@
       <w:pPr>
         <w:pStyle w:val="Heading2"/>
       </w:pPr>
-      <w:bookmarkStart w:id="26" w:name="_Toc211962943"/>
+      <w:bookmarkStart w:name="_Toc211962943" w:id="26"/>
       <w:r>
         <w:t>Configure</w:t>
       </w:r>
@@ -7968,42 +8079,52 @@
     </w:p>
     <w:p>
       <w:r>
+        <w:rPr/>
         <w:t xml:space="preserve">User can navigate to </w:t>
       </w:r>
       <w:r>
         <w:rPr>
-          <w:b/>
+          <w:b w:val="1"/>
+          <w:bCs w:val="1"/>
         </w:rPr>
         <w:t>Settings</w:t>
       </w:r>
       <w:r>
+        <w:rPr/>
         <w:t xml:space="preserve"> &gt; </w:t>
       </w:r>
       <w:r>
         <w:rPr>
-          <w:b/>
+          <w:b w:val="1"/>
+          <w:bCs w:val="1"/>
         </w:rPr>
         <w:t>Network</w:t>
       </w:r>
       <w:r>
+        <w:rPr/>
         <w:t xml:space="preserve"> page.</w:t>
       </w:r>
       <w:r>
+        <w:rPr/>
         <w:t xml:space="preserve"> </w:t>
       </w:r>
       <w:r>
+        <w:rPr/>
         <w:t xml:space="preserve">Given below is the screenshot for </w:t>
       </w:r>
       <w:r>
         <w:rPr>
-          <w:b/>
-        </w:rPr>
-        <w:t>Network</w:t>
-      </w:r>
-      <w:r>
+          <w:b w:val="1"/>
+          <w:bCs w:val="1"/>
+        </w:rPr>
+        <w:t>the Network</w:t>
+      </w:r>
+      <w:r>
+        <w:rPr/>
         <w:t xml:space="preserve"> page</w:t>
       </w:r>
       <w:r>
+        <w:rPr/>
         <w:t>.</w:t>
       </w:r>
     </w:p>
@@ -8076,24 +8197,29 @@
       <w:pPr>
         <w:pStyle w:val="StyleListParagraphNumberingBefore0pt"/>
         <w:rPr>
-          <w:b/>
-          <w:bCs/>
-        </w:rPr>
-      </w:pPr>
-      <w:r>
-        <w:t>Network page helps to configure</w:t>
-      </w:r>
-      <w:r>
-        <w:rPr>
-          <w:b/>
-          <w:bCs/>
+          <w:b w:val="1"/>
+          <w:bCs w:val="1"/>
+        </w:rPr>
+      </w:pPr>
+      <w:r>
+        <w:rPr/>
+        <w:t>The network</w:t>
+      </w:r>
+      <w:r>
+        <w:rPr/>
+        <w:t xml:space="preserve"> page helps to configure</w:t>
+      </w:r>
+      <w:r>
+        <w:rPr>
+          <w:b w:val="1"/>
+          <w:bCs w:val="1"/>
         </w:rPr>
         <w:t xml:space="preserve"> BMC network settings</w:t>
       </w:r>
       <w:r>
         <w:rPr>
-          <w:b/>
-          <w:bCs/>
+          <w:b w:val="1"/>
+          <w:bCs w:val="1"/>
         </w:rPr>
         <w:t>.</w:t>
       </w:r>
@@ -8381,6 +8507,36 @@
           <w:bCs/>
         </w:rPr>
         <w:t>:</w:t>
+      </w:r>
+    </w:p>
+    <w:p>
+      <w:pPr>
+        <w:pStyle w:val="Bullet2"/>
+        <w:spacing w:after="120"/>
+        <w:ind w:left="2058" w:hanging="357"/>
+        <w:rPr>
+          <w:b w:val="1"/>
+          <w:bCs w:val="1"/>
+        </w:rPr>
+      </w:pPr>
+      <w:r>
+        <w:rPr>
+          <w:b w:val="1"/>
+          <w:bCs w:val="1"/>
+        </w:rPr>
+        <w:t xml:space="preserve">FQDN – </w:t>
+      </w:r>
+      <w:r>
+        <w:rPr/>
+        <w:t xml:space="preserve">It shows domain </w:t>
+      </w:r>
+      <w:r>
+        <w:rPr/>
+        <w:t>names</w:t>
+      </w:r>
+      <w:r>
+        <w:rPr/>
+        <w:t>.</w:t>
       </w:r>
     </w:p>
     <w:p>
@@ -8392,140 +8548,157 @@
         </w:numPr>
         <w:spacing w:after="120"/>
         <w:ind w:left="2058" w:hanging="357"/>
+      </w:pPr>
+      <w:r>
         <w:rPr>
           <w:b/>
           <w:bCs/>
         </w:rPr>
-      </w:pPr>
+        <w:t>MAC address</w:t>
+      </w:r>
+      <w:r>
+        <w:t xml:space="preserve"> – Click </w:t>
+      </w:r>
       <w:r>
         <w:rPr>
           <w:b/>
           <w:bCs/>
         </w:rPr>
-        <w:t xml:space="preserve">FQDN – </w:t>
-      </w:r>
-      <w:r>
-        <w:t>It shows domain name</w:t>
-      </w:r>
-      <w:r>
+        <w:t>Edit Mac address</w:t>
+      </w:r>
+      <w:r>
+        <w:t xml:space="preserve"> icon to add </w:t>
+      </w:r>
+      <w:r>
+        <w:t>MAC addres</w:t>
+      </w:r>
+      <w:r>
+        <w:t>s.</w:t>
+      </w:r>
+    </w:p>
+    <w:p>
+      <w:pPr>
+        <w:pStyle w:val="StyleListParagraphNumberingBefore0pt"/>
+      </w:pPr>
+      <w:r>
+        <w:rPr/>
+        <w:t xml:space="preserve">IPv4 </w:t>
+      </w:r>
+      <w:r>
+        <w:rPr/>
+        <w:t>address</w:t>
+      </w:r>
+      <w:r>
+        <w:rPr/>
+        <w:t xml:space="preserve">es – </w:t>
+      </w:r>
+      <w:r>
+        <w:rPr/>
+        <w:t xml:space="preserve">It </w:t>
+      </w:r>
+      <w:r>
+        <w:rPr/>
+        <w:t xml:space="preserve">displays </w:t>
+      </w:r>
+      <w:r>
+        <w:rPr/>
+        <w:t>information</w:t>
+      </w:r>
+      <w:r>
+        <w:rPr/>
+        <w:t xml:space="preserve"> like </w:t>
+      </w:r>
+      <w:r>
+        <w:rPr/>
+        <w:t>IP</w:t>
+      </w:r>
+      <w:r>
+        <w:rPr/>
+        <w:t xml:space="preserve"> a</w:t>
+      </w:r>
+      <w:r>
+        <w:rPr/>
+        <w:t xml:space="preserve">ddress, Gateway, Subnet </w:t>
+      </w:r>
+      <w:r>
+        <w:rPr/>
+        <w:t>mask</w:t>
+      </w:r>
+      <w:r>
+        <w:rPr/>
+        <w:t xml:space="preserve"> </w:t>
+      </w:r>
+      <w:r>
+        <w:rPr/>
+        <w:t>and</w:t>
+      </w:r>
+      <w:r>
+        <w:rPr/>
+        <w:t xml:space="preserve"> Address origin</w:t>
+      </w:r>
+      <w:r>
+        <w:rPr/>
+        <w:t xml:space="preserve">. </w:t>
+      </w:r>
+      <w:r>
+        <w:rPr/>
+        <w:t>A</w:t>
+      </w:r>
+      <w:r>
+        <w:rPr/>
+        <w:t>nd</w:t>
+      </w:r>
+      <w:r>
+        <w:rPr/>
+        <w:t xml:space="preserve"> </w:t>
+      </w:r>
+      <w:r>
+        <w:rPr/>
+        <w:t>then the user</w:t>
+      </w:r>
+      <w:r>
+        <w:rPr/>
+        <w:t xml:space="preserve"> can </w:t>
+      </w:r>
+      <w:r>
+        <w:rPr/>
+        <w:t xml:space="preserve">add </w:t>
+      </w:r>
+      <w:r>
+        <w:rPr/>
+        <w:t>a static</w:t>
+      </w:r>
+      <w:r>
+        <w:rPr/>
+        <w:t xml:space="preserve"> IP</w:t>
+      </w:r>
+      <w:r>
+        <w:rPr/>
+        <w:t>v</w:t>
+      </w:r>
+      <w:r>
+        <w:rPr/>
+        <w:t>4 address</w:t>
+      </w:r>
+      <w:r>
+        <w:rPr/>
+        <w:t xml:space="preserve"> </w:t>
+      </w:r>
+      <w:r>
+        <w:rPr/>
+        <w:t>as</w:t>
+      </w:r>
+      <w:r>
+        <w:rPr/>
+        <w:t xml:space="preserve"> displayed in the </w:t>
+      </w:r>
+      <w:r>
+        <w:rPr/>
+        <w:t>screenshot below</w:t>
+      </w:r>
+      <w:r>
+        <w:rPr/>
         <w:t>.</w:t>
-      </w:r>
-    </w:p>
-    <w:p>
-      <w:pPr>
-        <w:pStyle w:val="Bullet2"/>
-        <w:numPr>
-          <w:ilvl w:val="0"/>
-          <w:numId w:val="29"/>
-        </w:numPr>
-        <w:spacing w:after="120"/>
-        <w:ind w:left="2058" w:hanging="357"/>
-      </w:pPr>
-      <w:r>
-        <w:rPr>
-          <w:b/>
-          <w:bCs/>
-        </w:rPr>
-        <w:t>MAC address</w:t>
-      </w:r>
-      <w:r>
-        <w:t xml:space="preserve"> – Click </w:t>
-      </w:r>
-      <w:r>
-        <w:rPr>
-          <w:b/>
-          <w:bCs/>
-        </w:rPr>
-        <w:t>Edit Mac address</w:t>
-      </w:r>
-      <w:r>
-        <w:t xml:space="preserve"> icon to add </w:t>
-      </w:r>
-      <w:r>
-        <w:t>MAC addres</w:t>
-      </w:r>
-      <w:r>
-        <w:t>s.</w:t>
-      </w:r>
-    </w:p>
-    <w:p>
-      <w:pPr>
-        <w:pStyle w:val="StyleListParagraphNumberingBefore0pt"/>
-      </w:pPr>
-      <w:r>
-        <w:t xml:space="preserve">IPv4 </w:t>
-      </w:r>
-      <w:r>
-        <w:t>address</w:t>
-      </w:r>
-      <w:r>
-        <w:t xml:space="preserve">es – </w:t>
-      </w:r>
-      <w:r>
-        <w:t xml:space="preserve">It </w:t>
-      </w:r>
-      <w:r>
-        <w:t xml:space="preserve">displays </w:t>
-      </w:r>
-      <w:r>
-        <w:t>information</w:t>
-      </w:r>
-      <w:r>
-        <w:t xml:space="preserve"> like </w:t>
-      </w:r>
-      <w:r>
-        <w:t>IP</w:t>
-      </w:r>
-      <w:r>
-        <w:t xml:space="preserve"> a</w:t>
-      </w:r>
-      <w:r>
-        <w:t xml:space="preserve">ddress, Gateway, Subnet mask </w:t>
-      </w:r>
-      <w:r>
-        <w:t>and</w:t>
-      </w:r>
-      <w:r>
-        <w:t xml:space="preserve"> Address origin</w:t>
-      </w:r>
-      <w:r>
-        <w:t xml:space="preserve">. </w:t>
-      </w:r>
-      <w:r>
-        <w:t>A</w:t>
-      </w:r>
-      <w:r>
-        <w:t>nd</w:t>
-      </w:r>
-      <w:r>
-        <w:t xml:space="preserve"> </w:t>
-      </w:r>
-      <w:r>
-        <w:t>then the user</w:t>
-      </w:r>
-      <w:r>
-        <w:t xml:space="preserve"> can </w:t>
-      </w:r>
-      <w:r>
-        <w:t xml:space="preserve">add </w:t>
-      </w:r>
-      <w:r>
-        <w:t>static IP</w:t>
-      </w:r>
-      <w:r>
-        <w:t>v</w:t>
-      </w:r>
-      <w:r>
-        <w:t>4 address</w:t>
-      </w:r>
-      <w:r>
-        <w:t xml:space="preserve"> </w:t>
-      </w:r>
-      <w:r>
-        <w:t>as</w:t>
-      </w:r>
-      <w:r>
-        <w:t xml:space="preserve"> displayed in the below screenshot.</w:t>
       </w:r>
     </w:p>
     <w:p>
@@ -8785,43 +8958,54 @@
     <w:p>
       <w:pPr>
         <w:pStyle w:val="Bullet2"/>
-        <w:numPr>
-          <w:ilvl w:val="0"/>
-          <w:numId w:val="29"/>
-        </w:numPr>
         <w:spacing w:after="120"/>
         <w:ind w:left="2058" w:hanging="357"/>
-      </w:pPr>
-      <w:r>
+        <w:rPr/>
+      </w:pPr>
+      <w:r>
+        <w:rPr/>
         <w:t>Add</w:t>
       </w:r>
       <w:r>
+        <w:rPr/>
         <w:t xml:space="preserve">ress </w:t>
       </w:r>
       <w:r>
-        <w:t xml:space="preserve">can be deleted or edited using </w:t>
-      </w:r>
-      <w:r>
-        <w:rPr>
-          <w:b/>
-          <w:bCs/>
-        </w:rPr>
-        <w:t>Delete</w:t>
-      </w:r>
-      <w:r>
+        <w:rPr/>
+        <w:t xml:space="preserve">can be </w:t>
+      </w:r>
+      <w:r>
+        <w:rPr/>
+        <w:t>deleted</w:t>
+      </w:r>
+      <w:r>
+        <w:rPr/>
+        <w:t xml:space="preserve"> or edited using </w:t>
+      </w:r>
+      <w:r>
+        <w:rPr>
+          <w:b w:val="1"/>
+          <w:bCs w:val="1"/>
+        </w:rPr>
+        <w:t>the Delete</w:t>
+      </w:r>
+      <w:r>
+        <w:rPr/>
         <w:t xml:space="preserve"> or </w:t>
       </w:r>
       <w:r>
         <w:rPr>
-          <w:b/>
-          <w:bCs/>
+          <w:b w:val="1"/>
+          <w:bCs w:val="1"/>
         </w:rPr>
         <w:t xml:space="preserve">Edit </w:t>
       </w:r>
       <w:r>
+        <w:rPr/>
         <w:t>icon</w:t>
       </w:r>
       <w:r>
+        <w:rPr/>
         <w:t xml:space="preserve"> in the right corner.</w:t>
       </w:r>
     </w:p>
@@ -8830,87 +9014,123 @@
         <w:pStyle w:val="StyleListParagraphNumberingBefore0pt"/>
       </w:pPr>
       <w:r>
+        <w:rPr/>
         <w:t>IP</w:t>
       </w:r>
       <w:r>
+        <w:rPr/>
         <w:t>v6</w:t>
       </w:r>
       <w:r>
+        <w:rPr/>
         <w:t xml:space="preserve"> addresses – </w:t>
       </w:r>
       <w:r>
+        <w:rPr/>
         <w:t xml:space="preserve">It </w:t>
       </w:r>
       <w:r>
+        <w:rPr/>
         <w:t xml:space="preserve">displays the information like </w:t>
       </w:r>
       <w:r>
         <w:rPr>
-          <w:b/>
-          <w:bCs/>
+          <w:b w:val="1"/>
+          <w:bCs w:val="1"/>
         </w:rPr>
         <w:t>IP address</w:t>
       </w:r>
       <w:r>
+        <w:rPr/>
         <w:t xml:space="preserve">, </w:t>
       </w:r>
       <w:r>
         <w:rPr>
-          <w:b/>
-          <w:bCs/>
+          <w:b w:val="1"/>
+          <w:bCs w:val="1"/>
         </w:rPr>
         <w:t>Prefix Length</w:t>
       </w:r>
       <w:r>
+        <w:rPr/>
         <w:t xml:space="preserve"> and</w:t>
       </w:r>
       <w:r>
+        <w:rPr/>
         <w:t>.</w:t>
       </w:r>
       <w:r>
+        <w:rPr/>
         <w:t xml:space="preserve"> </w:t>
       </w:r>
       <w:r>
         <w:rPr>
-          <w:b/>
-          <w:bCs/>
+          <w:b w:val="1"/>
+          <w:bCs w:val="1"/>
         </w:rPr>
         <w:t>Gateway</w:t>
       </w:r>
       <w:r>
+        <w:rPr/>
         <w:t xml:space="preserve">. </w:t>
       </w:r>
       <w:r>
+        <w:rPr/>
         <w:t>And</w:t>
       </w:r>
       <w:r>
-        <w:t xml:space="preserve"> user can </w:t>
-      </w:r>
-      <w:r>
+        <w:rPr/>
+        <w:t xml:space="preserve"> </w:t>
+      </w:r>
+      <w:r>
+        <w:rPr/>
+        <w:t>users</w:t>
+      </w:r>
+      <w:r>
+        <w:rPr/>
+        <w:t xml:space="preserve"> can </w:t>
+      </w:r>
+      <w:r>
+        <w:rPr/>
         <w:t>a</w:t>
       </w:r>
       <w:r>
         <w:rPr>
-          <w:b/>
-          <w:bCs/>
-        </w:rPr>
-        <w:t>dd static IP</w:t>
-      </w:r>
-      <w:r>
-        <w:rPr>
-          <w:b/>
-          <w:bCs/>
+          <w:b w:val="1"/>
+          <w:bCs w:val="1"/>
+        </w:rPr>
+        <w:t xml:space="preserve">dd </w:t>
+      </w:r>
+      <w:r>
+        <w:rPr>
+          <w:b w:val="1"/>
+          <w:bCs w:val="1"/>
+        </w:rPr>
+        <w:t>a static</w:t>
+      </w:r>
+      <w:r>
+        <w:rPr>
+          <w:b w:val="1"/>
+          <w:bCs w:val="1"/>
+        </w:rPr>
+        <w:t xml:space="preserve"> IP</w:t>
+      </w:r>
+      <w:r>
+        <w:rPr>
+          <w:b w:val="1"/>
+          <w:bCs w:val="1"/>
         </w:rPr>
         <w:t>v6</w:t>
       </w:r>
       <w:r>
         <w:rPr>
-          <w:b/>
-          <w:bCs/>
+          <w:b w:val="1"/>
+          <w:bCs w:val="1"/>
         </w:rPr>
         <w:t xml:space="preserve"> address</w:t>
       </w:r>
       <w:r>
+        <w:rPr/>
         <w:t>.</w:t>
       </w:r>
     </w:p>
@@ -9451,7 +9671,7 @@
           <w:bCs/>
         </w:rPr>
       </w:pPr>
-      <w:bookmarkStart w:id="27" w:name="_Toc482710748"/>
+      <w:bookmarkStart w:name="_Toc482710748" w:id="27"/>
       <w:r>
         <w:rPr>
           <w:b/>
@@ -9856,8 +10076,8 @@
       <w:pPr>
         <w:pStyle w:val="Heading1"/>
       </w:pPr>
-      <w:bookmarkStart w:id="28" w:name="_Toc493496645"/>
-      <w:bookmarkStart w:id="29" w:name="_Toc211962944"/>
+      <w:bookmarkStart w:name="_Toc493496645" w:id="28"/>
+      <w:bookmarkStart w:name="_Toc211962944" w:id="29"/>
       <w:r>
         <w:lastRenderedPageBreak/>
         <w:t>BMC Debug Console</w:t>
@@ -9869,7 +10089,7 @@
       <w:pPr>
         <w:pStyle w:val="Heading2"/>
       </w:pPr>
-      <w:bookmarkStart w:id="30" w:name="_Toc211962945"/>
+      <w:bookmarkStart w:name="_Toc211962945" w:id="30"/>
       <w:r>
         <w:t>Minicom Configuration</w:t>
       </w:r>
@@ -9877,7 +10097,44 @@
     </w:p>
     <w:p>
       <w:r>
-        <w:t>In order to get correct BMC Debug console, user should configure following, apart from ‘TTY to USB serial cable’ connections from server to minicom machine. Here minicom machine can be any machine where user can get access to BMC debug console.</w:t>
+        <w:rPr/>
+        <w:t>In order to</w:t>
+      </w:r>
+      <w:r>
+        <w:rPr/>
+        <w:t xml:space="preserve"> get </w:t>
+      </w:r>
+      <w:r>
+        <w:rPr/>
+        <w:t>the correct</w:t>
+      </w:r>
+      <w:r>
+        <w:rPr/>
+        <w:t xml:space="preserve"> BMC Debug console, </w:t>
+      </w:r>
+      <w:r>
+        <w:rPr/>
+        <w:t>users</w:t>
+      </w:r>
+      <w:r>
+        <w:rPr/>
+        <w:t xml:space="preserve"> should configure </w:t>
+      </w:r>
+      <w:r>
+        <w:rPr/>
+        <w:t>the following</w:t>
+      </w:r>
+      <w:r>
+        <w:rPr/>
+        <w:t xml:space="preserve">, apart from ‘TTY to USB serial cable’ connections from server to minicom machine. Here minicom machine can be any machine where </w:t>
+      </w:r>
+      <w:r>
+        <w:rPr/>
+        <w:t>users</w:t>
+      </w:r>
+      <w:r>
+        <w:rPr/>
+        <w:t xml:space="preserve"> can get access to BMC debug console.</w:t>
       </w:r>
     </w:p>
     <w:p>
@@ -9896,67 +10153,109 @@
     <w:p>
       <w:pPr>
         <w:pStyle w:val="ListNumber3"/>
-        <w:numPr>
-          <w:ilvl w:val="0"/>
-          <w:numId w:val="32"/>
-        </w:numPr>
-      </w:pPr>
-      <w:r>
+        <w:rPr/>
+      </w:pPr>
+      <w:r>
+        <w:rPr/>
         <w:t>Open a terminal and type “</w:t>
       </w:r>
+      <w:r>
+        <w:rPr/>
+        <w:t>dm</w:t>
+      </w:r>
+      <w:r>
+        <w:rPr/>
+        <w:t>e</w:t>
+      </w:r>
+      <w:r>
+        <w:rPr/>
+        <w:t>sg</w:t>
+      </w:r>
+      <w:r>
+        <w:rPr/>
+        <w:t xml:space="preserve"> | grep </w:t>
+      </w:r>
+      <w:r>
+        <w:rPr/>
+        <w:t>tty</w:t>
+      </w:r>
+      <w:r>
+        <w:rPr/>
+        <w:t xml:space="preserve">” which gives you in which </w:t>
+      </w:r>
+      <w:r>
+        <w:rPr/>
+        <w:t>tty</w:t>
+      </w:r>
+      <w:r>
+        <w:rPr/>
+        <w:t xml:space="preserve"> device, the TTY to USB cable </w:t>
+      </w:r>
+      <w:r>
+        <w:rPr/>
+        <w:t>is active</w:t>
+      </w:r>
+      <w:r>
+        <w:rPr/>
+        <w:t>.</w:t>
+      </w:r>
+    </w:p>
+    <w:p>
+      <w:pPr>
+        <w:pStyle w:val="ListNumber3"/>
+      </w:pPr>
+      <w:r>
+        <w:t xml:space="preserve">Install ‘minicom’ if not already available. By giving “apt-get install minicom”. If you already have minicom installed, type “minicom </w:t>
+      </w:r>
       <w:proofErr w:type="spellStart"/>
       <w:r>
-        <w:t>dm</w:t>
-      </w:r>
-      <w:r>
-        <w:t>e</w:t>
-      </w:r>
-      <w:r>
-        <w:t>sg</w:t>
+        <w:t>ttyUSB</w:t>
       </w:r>
       <w:proofErr w:type="spellEnd"/>
       <w:r>
-        <w:t xml:space="preserve"> | grep </w:t>
+        <w:t>&lt;x&gt;” in order to get the debug console.</w:t>
+      </w:r>
+    </w:p>
+    <w:p>
+      <w:pPr>
+        <w:pStyle w:val="ListNumber3"/>
+        <w:rPr/>
+      </w:pPr>
+      <w:r>
+        <w:rPr/>
+        <w:t xml:space="preserve">Press ‘Ctrl + a + o’ which will show ‘configuration’ grid. From there, traverse down to “Serial Port Setup” hit enter. </w:t>
+      </w:r>
+      <w:r>
+        <w:rPr/>
+        <w:t>The following</w:t>
+      </w:r>
+      <w:r>
+        <w:rPr/>
+        <w:t xml:space="preserve"> parameters are </w:t>
+      </w:r>
+      <w:r>
+        <w:rPr/>
+        <w:t>observed</w:t>
+      </w:r>
+      <w:r>
+        <w:rPr/>
+        <w:t xml:space="preserve">. </w:t>
+      </w:r>
+    </w:p>
+    <w:p>
+      <w:pPr>
+        <w:pStyle w:val="ListBullet4"/>
+      </w:pPr>
+      <w:r>
+        <w:t>Press ‘A’ – and set ‘Serial Device’ with ‘/dev/</w:t>
       </w:r>
       <w:proofErr w:type="spellStart"/>
       <w:r>
-        <w:t>tty</w:t>
+        <w:t>ttyUSB</w:t>
       </w:r>
       <w:proofErr w:type="spellEnd"/>
       <w:r>
-        <w:t xml:space="preserve">” which gives you in which </w:t>
-      </w:r>
-      <w:proofErr w:type="spellStart"/>
-      <w:r>
-        <w:t>tty</w:t>
-      </w:r>
-      <w:proofErr w:type="spellEnd"/>
-      <w:r>
-        <w:t xml:space="preserve"> device, the TTY to USB cable active.</w:t>
-      </w:r>
-    </w:p>
-    <w:p>
-      <w:pPr>
-        <w:pStyle w:val="ListNumber3"/>
-      </w:pPr>
-      <w:r>
-        <w:t xml:space="preserve">Install ‘minicom’ if not already available. By giving “apt-get install minicom”. If you already have minicom installed, type “minicom </w:t>
-      </w:r>
-      <w:proofErr w:type="spellStart"/>
-      <w:r>
-        <w:t>ttyUSB</w:t>
-      </w:r>
-      <w:proofErr w:type="spellEnd"/>
-      <w:r>
-        <w:t>&lt;x&gt;” in order to get the debug console.</w:t>
-      </w:r>
-    </w:p>
-    <w:p>
-      <w:pPr>
-        <w:pStyle w:val="ListNumber3"/>
-      </w:pPr>
-      <w:r>
-        <w:t xml:space="preserve">Press ‘Ctrl + a + o’ which will show ‘configuration’ grid. From there, traverse down to “Serial Port Setup” hit enter. Following parameters are observed. </w:t>
+        <w:t>&lt;x&gt;’</w:t>
       </w:r>
     </w:p>
     <w:p>
@@ -9964,15 +10263,13 @@
         <w:pStyle w:val="ListBullet4"/>
       </w:pPr>
       <w:r>
-        <w:t>Press ‘A’ – and set ‘Serial Device’ with ‘/dev/</w:t>
-      </w:r>
-      <w:proofErr w:type="spellStart"/>
-      <w:r>
-        <w:t>ttyUSB</w:t>
-      </w:r>
-      <w:proofErr w:type="spellEnd"/>
-      <w:r>
-        <w:t>&lt;x&gt;’</w:t>
+        <w:t>Press ‘E’ – and cho</w:t>
+      </w:r>
+      <w:r>
+        <w:t>o</w:t>
+      </w:r>
+      <w:r>
+        <w:t>se 115200 8N1 as ‘Bps’</w:t>
       </w:r>
     </w:p>
     <w:p>
@@ -9980,13 +10277,19 @@
         <w:pStyle w:val="ListBullet4"/>
       </w:pPr>
       <w:r>
-        <w:t>Press ‘E’ – and cho</w:t>
+        <w:t xml:space="preserve">Press ‘G’ – </w:t>
+      </w:r>
+      <w:r>
+        <w:t>cho</w:t>
       </w:r>
       <w:r>
         <w:t>o</w:t>
       </w:r>
       <w:r>
-        <w:t>se 115200 8N1 as ‘Bps’</w:t>
+        <w:t xml:space="preserve">se </w:t>
+      </w:r>
+      <w:r>
+        <w:t>‘Hardware Flow Control’ as ‘No’</w:t>
       </w:r>
     </w:p>
     <w:p>
@@ -9994,26 +10297,6 @@
         <w:pStyle w:val="ListBullet4"/>
       </w:pPr>
       <w:r>
-        <w:t xml:space="preserve">Press ‘G’ – </w:t>
-      </w:r>
-      <w:r>
-        <w:t>cho</w:t>
-      </w:r>
-      <w:r>
-        <w:t>o</w:t>
-      </w:r>
-      <w:r>
-        <w:t xml:space="preserve">se </w:t>
-      </w:r>
-      <w:r>
-        <w:t>‘Hardware Flow Control’ as ‘No’</w:t>
-      </w:r>
-    </w:p>
-    <w:p>
-      <w:pPr>
-        <w:pStyle w:val="ListBullet4"/>
-      </w:pPr>
-      <w:r>
         <w:t>Press ‘H’ – cho</w:t>
       </w:r>
       <w:r>
@@ -10028,7 +10311,16 @@
         <w:ind w:firstLine="360"/>
       </w:pPr>
       <w:r>
-        <w:t xml:space="preserve">After setting all the parameters, it should look like below. </w:t>
+        <w:rPr/>
+        <w:t xml:space="preserve">After setting all the parameters, it should </w:t>
+      </w:r>
+      <w:r>
+        <w:rPr/>
+        <w:t>look</w:t>
+      </w:r>
+      <w:r>
+        <w:rPr/>
+        <w:t xml:space="preserve"> below. </w:t>
       </w:r>
     </w:p>
     <w:p>
@@ -10106,9 +10398,35 @@
     <w:p>
       <w:pPr>
         <w:pStyle w:val="ListNumber3"/>
-      </w:pPr>
-      <w:r>
-        <w:t>Now close the minicom session by giving ‘Ctrl + a + q’ and reopen the session. After that users should be having decent BMC Debug Console.</w:t>
+        <w:rPr/>
+      </w:pPr>
+      <w:r>
+        <w:rPr/>
+        <w:t xml:space="preserve">Now close the minicom session by giving ‘Ctrl + a + q’ and </w:t>
+      </w:r>
+      <w:r>
+        <w:rPr/>
+        <w:t>reopening</w:t>
+      </w:r>
+      <w:r>
+        <w:rPr/>
+        <w:t xml:space="preserve"> the session. After that users should </w:t>
+      </w:r>
+      <w:r>
+        <w:rPr/>
+        <w:t>have</w:t>
+      </w:r>
+      <w:r>
+        <w:rPr/>
+        <w:t xml:space="preserve"> </w:t>
+      </w:r>
+      <w:r>
+        <w:rPr/>
+        <w:t>a decent</w:t>
+      </w:r>
+      <w:r>
+        <w:rPr/>
+        <w:t xml:space="preserve"> BMC Debug Console.</w:t>
       </w:r>
     </w:p>
     <w:p>
@@ -10133,17 +10451,23 @@
     <w:p>
       <w:pPr>
         <w:pStyle w:val="ListNumber3"/>
-        <w:numPr>
-          <w:ilvl w:val="0"/>
-          <w:numId w:val="24"/>
-        </w:numPr>
-      </w:pPr>
-      <w:r>
-        <w:t xml:space="preserve">User needs to install drivers for TTY to USB cable for the first time. Following link can be used for getting drivers. </w:t>
-      </w:r>
-    </w:p>
-    <w:p>
-      <w:hyperlink r:id="rId21" w:history="1">
+        <w:rPr/>
+      </w:pPr>
+      <w:r>
+        <w:rPr/>
+        <w:t xml:space="preserve">User needs to install drivers for TTY to USB cable for the first time. </w:t>
+      </w:r>
+      <w:r>
+        <w:rPr/>
+        <w:t>The following</w:t>
+      </w:r>
+      <w:r>
+        <w:rPr/>
+        <w:t xml:space="preserve"> link can be used for getting drivers. </w:t>
+      </w:r>
+    </w:p>
+    <w:p>
+      <w:hyperlink w:history="1" r:id="rId21">
         <w:r>
           <w:rPr>
             <w:rStyle w:val="Hyperlink"/>
@@ -10223,9 +10547,9 @@
       <w:pPr>
         <w:pStyle w:val="Heading2"/>
       </w:pPr>
-      <w:bookmarkStart w:id="31" w:name="_Toc490139459"/>
-      <w:bookmarkStart w:id="32" w:name="_Toc493496646"/>
-      <w:bookmarkStart w:id="33" w:name="_Toc211962946"/>
+      <w:bookmarkStart w:name="_Toc490139459" w:id="31"/>
+      <w:bookmarkStart w:name="_Toc493496646" w:id="32"/>
+      <w:bookmarkStart w:name="_Toc211962946" w:id="33"/>
       <w:proofErr w:type="spellStart"/>
       <w:r>
         <w:t>U</w:t>
@@ -10320,7 +10644,99 @@
     </w:p>
     <w:p>
       <w:r>
-        <w:t xml:space="preserve">Sometimes, user may not succeed in getting to </w:t>
+        <w:rPr/>
+        <w:t xml:space="preserve">Sometimes, </w:t>
+      </w:r>
+      <w:r>
+        <w:rPr/>
+        <w:t>users</w:t>
+      </w:r>
+      <w:r>
+        <w:rPr/>
+        <w:t xml:space="preserve"> may not succeed in getting to </w:t>
+      </w:r>
+      <w:r>
+        <w:rPr/>
+        <w:t>uboot</w:t>
+      </w:r>
+      <w:r>
+        <w:rPr/>
+        <w:t xml:space="preserve"> as, ‘</w:t>
+      </w:r>
+      <w:r>
+        <w:rPr/>
+        <w:t>bootdelay</w:t>
+      </w:r>
+      <w:r>
+        <w:rPr/>
+        <w:t xml:space="preserve">’ environment variable in </w:t>
+      </w:r>
+      <w:r>
+        <w:rPr/>
+        <w:t>uboot</w:t>
+      </w:r>
+      <w:r>
+        <w:rPr/>
+        <w:t xml:space="preserve"> is ‘0’ initially. Which means as soon as AC power is applied to board, BMC starts booting to Linux, within ‘0’ seconds of delay or in other terms no delay. In such cases, </w:t>
+      </w:r>
+      <w:r>
+        <w:rPr/>
+        <w:t>the user</w:t>
+      </w:r>
+      <w:r>
+        <w:rPr/>
+        <w:t xml:space="preserve"> should wait </w:t>
+      </w:r>
+      <w:r>
+        <w:rPr/>
+        <w:t>until</w:t>
+      </w:r>
+      <w:r>
+        <w:rPr/>
+        <w:t xml:space="preserve"> BMC </w:t>
+      </w:r>
+      <w:r>
+        <w:rPr/>
+        <w:t>boots</w:t>
+      </w:r>
+      <w:r>
+        <w:rPr/>
+        <w:t xml:space="preserve"> Linux completely. And follow </w:t>
+      </w:r>
+      <w:r>
+        <w:rPr/>
+        <w:t xml:space="preserve">the </w:t>
+      </w:r>
+      <w:r>
+        <w:rPr/>
+        <w:t>next</w:t>
+      </w:r>
+      <w:r>
+        <w:rPr/>
+        <w:t xml:space="preserve"> method mentioned below.</w:t>
+      </w:r>
+    </w:p>
+    <w:p>
+      <w:pPr>
+        <w:pStyle w:val="ListNumber3"/>
+        <w:rPr/>
+      </w:pPr>
+      <w:r>
+        <w:rPr/>
+        <w:t xml:space="preserve">Please </w:t>
+      </w:r>
+      <w:r>
+        <w:rPr/>
+        <w:t>refer to</w:t>
+      </w:r>
+      <w:r>
+        <w:rPr/>
+        <w:t xml:space="preserve"> “Section 12.3 BMC Debug Console: BMC Linux shell prompt” to get access to BMC Linux prompt. </w:t>
+      </w:r>
+    </w:p>
+    <w:p>
+      <w:r>
+        <w:t xml:space="preserve">From BMC Linux shell prompt, issue ‘reboot’ command and press and hold the “Esc or Del” key until redirected to </w:t>
       </w:r>
       <w:proofErr w:type="spellStart"/>
       <w:r>
@@ -10328,7 +10744,15 @@
       </w:r>
       <w:proofErr w:type="spellEnd"/>
       <w:r>
-        <w:t xml:space="preserve"> as, ‘</w:t>
+        <w:t xml:space="preserve"> prompt. </w:t>
+      </w:r>
+    </w:p>
+    <w:p>
+      <w:pPr>
+        <w:ind w:firstLine="360"/>
+      </w:pPr>
+      <w:r>
+        <w:t>User may optionally set ‘</w:t>
       </w:r>
       <w:proofErr w:type="spellStart"/>
       <w:r>
@@ -10336,7 +10760,7 @@
       </w:r>
       <w:proofErr w:type="spellEnd"/>
       <w:r>
-        <w:t xml:space="preserve">’ environment variable in </w:t>
+        <w:t xml:space="preserve">’ </w:t>
       </w:r>
       <w:proofErr w:type="spellStart"/>
       <w:r>
@@ -10344,101 +10768,67 @@
       </w:r>
       <w:proofErr w:type="spellEnd"/>
       <w:r>
-        <w:t xml:space="preserve"> is ‘0’ initially. Which means as soon as AC power is applied to board, BMC starts booting to Linux, within ‘0’ seconds of delay or in other terms no delay. In such cases, </w:t>
-      </w:r>
-      <w:r>
-        <w:t>the user</w:t>
-      </w:r>
-      <w:r>
-        <w:t xml:space="preserve"> should wait till BMC boots to Linux completely. And follow next method mentioned below.</w:t>
-      </w:r>
-    </w:p>
-    <w:p>
-      <w:pPr>
-        <w:pStyle w:val="ListNumber3"/>
-      </w:pPr>
-      <w:r>
-        <w:t xml:space="preserve">Please refer “Section 12.3 BMC Debug Console: BMC Linux shell prompt” to get access to BMC Linux prompt. </w:t>
-      </w:r>
-    </w:p>
-    <w:p>
-      <w:r>
-        <w:t xml:space="preserve">From BMC Linux shell prompt, issue ‘reboot’ command and press and hold the “Esc or Del” key until redirected to </w:t>
-      </w:r>
+        <w:t xml:space="preserve"> environment variable with desired delay in seconds.</w:t>
+      </w:r>
+    </w:p>
+    <w:p>
+      <w:pPr>
+        <w:ind w:firstLine="360"/>
+      </w:pPr>
+      <w:r>
+        <w:rPr/>
+        <w:t xml:space="preserve">This defines how </w:t>
+      </w:r>
+      <w:r>
+        <w:rPr/>
+        <w:t>many</w:t>
+      </w:r>
+      <w:r>
+        <w:rPr/>
+        <w:t xml:space="preserve"> </w:t>
+      </w:r>
+      <w:r>
+        <w:rPr/>
+        <w:t>seconds of</w:t>
+      </w:r>
+      <w:r>
+        <w:rPr/>
+        <w:t xml:space="preserve"> BMC booting should be delayed upon reboot or next AC cycle.</w:t>
+      </w:r>
+    </w:p>
+    <w:p>
+      <w:pPr>
+        <w:ind w:firstLine="360"/>
+      </w:pPr>
       <w:proofErr w:type="spellStart"/>
       <w:r>
-        <w:t>uboot</w:t>
+        <w:t>ast</w:t>
       </w:r>
       <w:proofErr w:type="spellEnd"/>
       <w:r>
-        <w:t xml:space="preserve"> prompt. </w:t>
+        <w:t xml:space="preserve">&gt; set </w:t>
+      </w:r>
+      <w:proofErr w:type="spellStart"/>
+      <w:r>
+        <w:t>bootdelay</w:t>
+      </w:r>
+      <w:proofErr w:type="spellEnd"/>
+      <w:r>
+        <w:t xml:space="preserve"> 3; save; </w:t>
       </w:r>
     </w:p>
     <w:p>
       <w:pPr>
         <w:ind w:firstLine="360"/>
       </w:pPr>
-      <w:r>
-        <w:t>User may optionally set ‘</w:t>
-      </w:r>
-      <w:proofErr w:type="spellStart"/>
-      <w:r>
-        <w:t>bootdelay</w:t>
-      </w:r>
-      <w:proofErr w:type="spellEnd"/>
-      <w:r>
-        <w:t xml:space="preserve">’ </w:t>
-      </w:r>
-      <w:proofErr w:type="spellStart"/>
-      <w:r>
-        <w:t>uboot</w:t>
-      </w:r>
-      <w:proofErr w:type="spellEnd"/>
-      <w:r>
-        <w:t xml:space="preserve"> environment variable with desired delay in seconds.</w:t>
-      </w:r>
-    </w:p>
-    <w:p>
-      <w:pPr>
-        <w:ind w:firstLine="360"/>
-      </w:pPr>
-      <w:r>
-        <w:t>This defines how much seconds BMC booting should be delayed upon reboot or next AC cycle.</w:t>
-      </w:r>
-    </w:p>
-    <w:p>
-      <w:pPr>
-        <w:ind w:firstLine="360"/>
-      </w:pPr>
-      <w:proofErr w:type="spellStart"/>
-      <w:r>
-        <w:t>ast</w:t>
-      </w:r>
-      <w:proofErr w:type="spellEnd"/>
-      <w:r>
-        <w:t xml:space="preserve">&gt; set </w:t>
-      </w:r>
-      <w:proofErr w:type="spellStart"/>
-      <w:r>
-        <w:t>bootdelay</w:t>
-      </w:r>
-      <w:proofErr w:type="spellEnd"/>
-      <w:r>
-        <w:t xml:space="preserve"> 3; save; </w:t>
-      </w:r>
-    </w:p>
-    <w:p>
-      <w:pPr>
-        <w:ind w:firstLine="360"/>
-      </w:pPr>
     </w:p>
     <w:p>
       <w:pPr>
         <w:pStyle w:val="Heading2"/>
       </w:pPr>
-      <w:bookmarkStart w:id="34" w:name="_Toc490139460"/>
-      <w:bookmarkStart w:id="35" w:name="_Toc493496647"/>
-      <w:bookmarkStart w:id="36" w:name="_Toc211962947"/>
+      <w:bookmarkStart w:name="_Toc490139460" w:id="34"/>
+      <w:bookmarkStart w:name="_Toc493496647" w:id="35"/>
+      <w:bookmarkStart w:name="_Toc211962947" w:id="36"/>
       <w:r>
         <w:t>Linux</w:t>
       </w:r>
@@ -10499,9 +10889,9 @@
       <w:pPr>
         <w:pStyle w:val="Heading2"/>
       </w:pPr>
-      <w:bookmarkStart w:id="37" w:name="_Toc490139461"/>
-      <w:bookmarkStart w:id="38" w:name="_Toc493496648"/>
-      <w:bookmarkStart w:id="39" w:name="_Toc211962948"/>
+      <w:bookmarkStart w:name="_Toc490139461" w:id="37"/>
+      <w:bookmarkStart w:name="_Toc493496648" w:id="38"/>
+      <w:bookmarkStart w:name="_Toc211962948" w:id="39"/>
       <w:proofErr w:type="spellStart"/>
       <w:r>
         <w:t>Uboot</w:t>
@@ -10585,7 +10975,7 @@
       </w:r>
     </w:p>
     <w:p>
-      <w:bookmarkStart w:id="40" w:name="_Hlk120708463"/>
+      <w:bookmarkStart w:name="_Hlk120708463" w:id="40"/>
       <w:r>
         <w:t xml:space="preserve">Environmental Variables for </w:t>
       </w:r>
@@ -10615,63 +11005,84 @@
     <w:p>
       <w:pPr>
         <w:pStyle w:val="ListBullet3"/>
-      </w:pPr>
-      <w:proofErr w:type="spellStart"/>
-      <w:r>
-        <w:rPr>
-          <w:b/>
+        <w:rPr/>
+      </w:pPr>
+      <w:r>
+        <w:rPr>
+          <w:b w:val="1"/>
+          <w:bCs w:val="1"/>
         </w:rPr>
         <w:t>Serverip</w:t>
       </w:r>
-      <w:proofErr w:type="spellEnd"/>
-      <w:r>
-        <w:rPr>
-          <w:b/>
+      <w:r>
+        <w:rPr>
+          <w:b w:val="1"/>
+          <w:bCs w:val="1"/>
         </w:rPr>
         <w:t>:</w:t>
       </w:r>
       <w:r>
+        <w:rPr/>
         <w:t xml:space="preserve"> Th</w:t>
       </w:r>
       <w:r>
+        <w:rPr/>
         <w:t xml:space="preserve">e server </w:t>
       </w:r>
-      <w:proofErr w:type="spellStart"/>
-      <w:r>
+      <w:r>
+        <w:rPr/>
         <w:t>ip</w:t>
       </w:r>
-      <w:proofErr w:type="spellEnd"/>
-      <w:r>
-        <w:t xml:space="preserve"> contains the </w:t>
-      </w:r>
-      <w:proofErr w:type="spellStart"/>
-      <w:r>
+      <w:r>
+        <w:rPr/>
+        <w:t xml:space="preserve"> </w:t>
+      </w:r>
+      <w:r>
+        <w:rPr/>
+        <w:t>contains</w:t>
+      </w:r>
+      <w:r>
+        <w:rPr/>
+        <w:t xml:space="preserve"> the </w:t>
+      </w:r>
+      <w:r>
+        <w:rPr/>
         <w:t>ip</w:t>
       </w:r>
-      <w:proofErr w:type="spellEnd"/>
-      <w:r>
+      <w:r>
+        <w:rPr/>
         <w:t xml:space="preserve"> of the</w:t>
       </w:r>
       <w:r>
+        <w:rPr/>
         <w:t xml:space="preserve"> Linux or Windows system in which </w:t>
       </w:r>
-      <w:proofErr w:type="spellStart"/>
-      <w:r>
+      <w:r>
+        <w:rPr/>
         <w:t>tftp</w:t>
       </w:r>
-      <w:proofErr w:type="spellEnd"/>
-      <w:r>
-        <w:t xml:space="preserve"> server is present and running. The command to set the server </w:t>
-      </w:r>
-      <w:proofErr w:type="spellStart"/>
-      <w:r>
+      <w:r>
+        <w:rPr/>
+        <w:t xml:space="preserve"> server is present and running. The command to </w:t>
+      </w:r>
+      <w:r>
+        <w:rPr/>
+        <w:t>set up</w:t>
+      </w:r>
+      <w:r>
+        <w:rPr/>
+        <w:t xml:space="preserve"> the server </w:t>
+      </w:r>
+      <w:r>
+        <w:rPr/>
         <w:t>ip</w:t>
       </w:r>
-      <w:proofErr w:type="spellEnd"/>
-      <w:r>
+      <w:r>
+        <w:rPr/>
         <w:t xml:space="preserve"> is below</w:t>
       </w:r>
       <w:r>
+        <w:rPr/>
         <w:t>.</w:t>
       </w:r>
     </w:p>
@@ -10820,23 +11231,33 @@
     <w:p>
       <w:pPr>
         <w:pStyle w:val="ListBullet3"/>
-      </w:pPr>
-      <w:proofErr w:type="spellStart"/>
-      <w:r>
-        <w:rPr>
-          <w:b/>
+        <w:rPr/>
+      </w:pPr>
+      <w:r>
+        <w:rPr>
+          <w:b w:val="1"/>
+          <w:bCs w:val="1"/>
         </w:rPr>
         <w:t>Ethact</w:t>
       </w:r>
-      <w:proofErr w:type="spellEnd"/>
-      <w:r>
-        <w:rPr>
-          <w:b/>
+      <w:r>
+        <w:rPr>
+          <w:b w:val="1"/>
+          <w:bCs w:val="1"/>
         </w:rPr>
         <w:t>:</w:t>
       </w:r>
       <w:r>
-        <w:t xml:space="preserve"> This variable is used to set the active network interface for the board. The command is given below.</w:t>
+        <w:rPr/>
+        <w:t xml:space="preserve"> This variable is used to </w:t>
+      </w:r>
+      <w:r>
+        <w:rPr/>
+        <w:t>set up</w:t>
+      </w:r>
+      <w:r>
+        <w:rPr/>
+        <w:t xml:space="preserve"> the active network interface for the board. The command is given below.</w:t>
       </w:r>
     </w:p>
     <w:bookmarkEnd w:id="8"/>
@@ -11077,89 +11498,11 @@
     </w:p>
     <w:p>
       <w:pPr>
+        <w:pStyle w:val="Normal"/>
         <w:ind w:firstLine="720"/>
         <w:rPr>
-          <w:b/>
-        </w:rPr>
-      </w:pPr>
-    </w:p>
-    <w:p>
-      <w:pPr>
-        <w:ind w:firstLine="720"/>
-        <w:rPr>
-          <w:b/>
-        </w:rPr>
-      </w:pPr>
-    </w:p>
-    <w:p>
-      <w:pPr>
-        <w:ind w:firstLine="720"/>
-        <w:rPr>
-          <w:b/>
-        </w:rPr>
-      </w:pPr>
-    </w:p>
-    <w:p>
-      <w:pPr>
-        <w:ind w:firstLine="720"/>
-        <w:rPr>
-          <w:b/>
-        </w:rPr>
-      </w:pPr>
-    </w:p>
-    <w:p>
-      <w:pPr>
-        <w:ind w:firstLine="720"/>
-        <w:rPr>
-          <w:b/>
-        </w:rPr>
-      </w:pPr>
-    </w:p>
-    <w:p>
-      <w:pPr>
-        <w:ind w:firstLine="720"/>
-        <w:rPr>
-          <w:b/>
-        </w:rPr>
-      </w:pPr>
-    </w:p>
-    <w:p>
-      <w:pPr>
-        <w:ind w:firstLine="720"/>
-        <w:rPr>
-          <w:b/>
-        </w:rPr>
-      </w:pPr>
-    </w:p>
-    <w:p>
-      <w:pPr>
-        <w:ind w:firstLine="720"/>
-        <w:rPr>
-          <w:b/>
-        </w:rPr>
-      </w:pPr>
-    </w:p>
-    <w:p>
-      <w:pPr>
-        <w:ind w:firstLine="720"/>
-        <w:rPr>
-          <w:b/>
-        </w:rPr>
-      </w:pPr>
-    </w:p>
-    <w:p>
-      <w:pPr>
-        <w:ind w:firstLine="720"/>
-        <w:rPr>
-          <w:b/>
-        </w:rPr>
-      </w:pPr>
-    </w:p>
-    <w:p>
-      <w:pPr>
-        <w:ind w:firstLine="720"/>
-        <w:rPr>
-          <w:b/>
+          <w:b w:val="1"/>
+          <w:bCs w:val="1"/>
         </w:rPr>
       </w:pPr>
     </w:p>
@@ -11167,7 +11510,7 @@
       <w:pPr>
         <w:pStyle w:val="Heading1"/>
       </w:pPr>
-      <w:bookmarkStart w:id="41" w:name="_Toc211962949"/>
+      <w:bookmarkStart w:name="_Toc211962949" w:id="41"/>
       <w:r>
         <w:lastRenderedPageBreak/>
         <w:t>Supported Features</w:t>
@@ -11182,7 +11525,7 @@
       <w:pPr>
         <w:pStyle w:val="Heading2"/>
       </w:pPr>
-      <w:bookmarkStart w:id="42" w:name="_Toc211962950"/>
+      <w:bookmarkStart w:name="_Toc211962950" w:id="42"/>
       <w:r>
         <w:t>Generic Features</w:t>
       </w:r>
@@ -11482,11 +11825,18 @@
           <w:ilvl w:val="0"/>
           <w:numId w:val="35"/>
         </w:numPr>
-      </w:pPr>
-      <w:r>
+        <w:rPr/>
+      </w:pPr>
+      <w:r>
+        <w:rPr/>
         <w:t>PEF and Alert Management (Email)</w:t>
       </w:r>
       <w:r>
+        <w:rPr/>
+        <w:t xml:space="preserve"> </w:t>
+      </w:r>
+      <w:r>
+        <w:rPr/>
         <w:t xml:space="preserve"> </w:t>
       </w:r>
     </w:p>
@@ -11499,13 +11849,16 @@
         </w:numPr>
       </w:pPr>
       <w:r>
-        <w:t>En</w:t>
-      </w:r>
-      <w:r>
-        <w:t xml:space="preserve">hanced Password Policy Support </w:t>
-      </w:r>
-      <w:r>
-        <w:t xml:space="preserve"> </w:t>
+        <w:t>Backup</w:t>
+      </w:r>
+      <w:r>
+        <w:t xml:space="preserve"> R</w:t>
+      </w:r>
+      <w:r>
+        <w:t>estore</w:t>
+      </w:r>
+      <w:r>
+        <w:t xml:space="preserve"> Support</w:t>
       </w:r>
     </w:p>
     <w:p>
@@ -11517,16 +11870,7 @@
         </w:numPr>
       </w:pPr>
       <w:r>
-        <w:t>Backup</w:t>
-      </w:r>
-      <w:r>
-        <w:t xml:space="preserve"> R</w:t>
-      </w:r>
-      <w:r>
-        <w:t>estore</w:t>
-      </w:r>
-      <w:r>
-        <w:t xml:space="preserve"> Support</w:t>
+        <w:t>Service Manager</w:t>
       </w:r>
     </w:p>
     <w:p>
@@ -11536,9 +11880,11 @@
           <w:ilvl w:val="0"/>
           <w:numId w:val="35"/>
         </w:numPr>
-      </w:pPr>
-      <w:r>
-        <w:t>Service Manager</w:t>
+        <w:rPr/>
+      </w:pPr>
+      <w:r>
+        <w:rPr/>
+        <w:t>SSH Configuration</w:t>
       </w:r>
     </w:p>
     <w:p>
@@ -11550,7 +11896,7 @@
         </w:numPr>
       </w:pPr>
       <w:r>
-        <w:t>SSH Configuration</w:t>
+        <w:t>Hardware Watchdog</w:t>
       </w:r>
     </w:p>
     <w:p>
@@ -11562,7 +11908,7 @@
         </w:numPr>
       </w:pPr>
       <w:r>
-        <w:t>SLPD</w:t>
+        <w:t>SNMP</w:t>
       </w:r>
     </w:p>
     <w:p>
@@ -11574,7 +11920,7 @@
         </w:numPr>
       </w:pPr>
       <w:r>
-        <w:t>LLDPD</w:t>
+        <w:t>Remote syslog Support</w:t>
       </w:r>
     </w:p>
     <w:p>
@@ -11586,7 +11932,7 @@
         </w:numPr>
       </w:pPr>
       <w:r>
-        <w:t>Hardware Watchdog</w:t>
+        <w:t xml:space="preserve">Session Management </w:t>
       </w:r>
     </w:p>
     <w:p>
@@ -11598,7 +11944,7 @@
         </w:numPr>
       </w:pPr>
       <w:r>
-        <w:t>SNMP</w:t>
+        <w:t>SMTP</w:t>
       </w:r>
     </w:p>
     <w:p>
@@ -11610,7 +11956,7 @@
         </w:numPr>
       </w:pPr>
       <w:r>
-        <w:t>Remote syslog Support</w:t>
+        <w:t>SDK Upgrade v09.08</w:t>
       </w:r>
     </w:p>
     <w:p>
@@ -11620,9 +11966,11 @@
           <w:ilvl w:val="0"/>
           <w:numId w:val="35"/>
         </w:numPr>
-      </w:pPr>
-      <w:r>
-        <w:t xml:space="preserve">Session Management </w:t>
+        <w:rPr/>
+      </w:pPr>
+      <w:r>
+        <w:rPr/>
+        <w:t>Kernel Upgrade v6.6.10</w:t>
       </w:r>
     </w:p>
     <w:p>
@@ -11632,9 +11980,19 @@
           <w:ilvl w:val="0"/>
           <w:numId w:val="35"/>
         </w:numPr>
-      </w:pPr>
-      <w:r>
-        <w:t>SMTP</w:t>
+        <w:rPr/>
+      </w:pPr>
+      <w:r>
+        <w:rPr/>
+        <w:t xml:space="preserve">Power </w:t>
+      </w:r>
+      <w:r>
+        <w:rPr/>
+        <w:t>restores</w:t>
+      </w:r>
+      <w:r>
+        <w:rPr/>
+        <w:t xml:space="preserve"> policy</w:t>
       </w:r>
     </w:p>
     <w:p>
@@ -11644,9 +12002,11 @@
           <w:ilvl w:val="0"/>
           <w:numId w:val="35"/>
         </w:numPr>
-      </w:pPr>
-      <w:r>
-        <w:t>SDK Upgrade v09.08</w:t>
+        <w:rPr/>
+      </w:pPr>
+      <w:r>
+        <w:rPr/>
+        <w:t>Forgot password support</w:t>
       </w:r>
     </w:p>
     <w:p>
@@ -11656,9 +12016,11 @@
           <w:ilvl w:val="0"/>
           <w:numId w:val="35"/>
         </w:numPr>
-      </w:pPr>
-      <w:r>
-        <w:t>Kernel Upgrade v6.6.10</w:t>
+        <w:rPr/>
+      </w:pPr>
+      <w:r>
+        <w:rPr/>
+        <w:t>System boot device support via KVM</w:t>
       </w:r>
     </w:p>
     <w:p>
@@ -11668,9 +12030,11 @@
           <w:ilvl w:val="0"/>
           <w:numId w:val="35"/>
         </w:numPr>
-      </w:pPr>
-      <w:r>
-        <w:t>Power restore policy</w:t>
+        <w:rPr/>
+      </w:pPr>
+      <w:r>
+        <w:rPr/>
+        <w:t>Chassis collection</w:t>
       </w:r>
     </w:p>
     <w:p>
@@ -11680,9 +12044,11 @@
           <w:ilvl w:val="0"/>
           <w:numId w:val="35"/>
         </w:numPr>
-      </w:pPr>
-      <w:r>
-        <w:t>Forgot password support</w:t>
+        <w:rPr/>
+      </w:pPr>
+      <w:r>
+        <w:rPr/>
+        <w:t>Web FRU Support</w:t>
       </w:r>
     </w:p>
     <w:p>
@@ -11692,12 +12058,24 @@
           <w:ilvl w:val="0"/>
           <w:numId w:val="35"/>
         </w:numPr>
-      </w:pPr>
-      <w:proofErr w:type="spellStart"/>
-      <w:r>
-        <w:t>SolSSH</w:t>
-      </w:r>
-      <w:proofErr w:type="spellEnd"/>
+        <w:rPr/>
+      </w:pPr>
+      <w:r>
+        <w:rPr/>
+        <w:t>Date,</w:t>
+      </w:r>
+      <w:r>
+        <w:rPr/>
+        <w:t xml:space="preserve"> Time &amp;</w:t>
+      </w:r>
+      <w:r>
+        <w:rPr/>
+        <w:t xml:space="preserve"> </w:t>
+      </w:r>
+      <w:r>
+        <w:rPr/>
+        <w:t>NTP</w:t>
+      </w:r>
     </w:p>
     <w:p>
       <w:pPr>
@@ -11707,13 +12085,8 @@
           <w:numId w:val="35"/>
         </w:numPr>
       </w:pPr>
-      <w:proofErr w:type="spellStart"/>
-      <w:r>
-        <w:t>Lmedia</w:t>
-      </w:r>
-      <w:proofErr w:type="spellEnd"/>
-      <w:r>
-        <w:t xml:space="preserve"> support</w:t>
+      <w:r>
+        <w:t>Classified the event logs into default logs</w:t>
       </w:r>
     </w:p>
     <w:p>
@@ -11723,9 +12096,11 @@
           <w:ilvl w:val="0"/>
           <w:numId w:val="35"/>
         </w:numPr>
-      </w:pPr>
-      <w:r>
-        <w:t>System boot device support via KVM</w:t>
+        <w:rPr/>
+      </w:pPr>
+      <w:r>
+        <w:rPr/>
+        <w:t>IPMI command to support get/set SEL Time UTC offset</w:t>
       </w:r>
     </w:p>
     <w:p>
@@ -11735,9 +12110,11 @@
           <w:ilvl w:val="0"/>
           <w:numId w:val="35"/>
         </w:numPr>
-      </w:pPr>
-      <w:r>
-        <w:t>Web FRU Support</w:t>
+        <w:rPr/>
+      </w:pPr>
+      <w:r>
+        <w:rPr/>
+        <w:t>Support dynamic logger display changes</w:t>
       </w:r>
     </w:p>
     <w:p>
@@ -11747,9 +12124,11 @@
           <w:ilvl w:val="0"/>
           <w:numId w:val="35"/>
         </w:numPr>
-      </w:pPr>
-      <w:r>
-        <w:t>ASYNCHRONOUS RESET DETECTION SUPPORT</w:t>
+        <w:rPr/>
+      </w:pPr>
+      <w:r>
+        <w:rPr/>
+        <w:t>Signed Image support</w:t>
       </w:r>
     </w:p>
     <w:p>
@@ -11759,9 +12138,11 @@
           <w:ilvl w:val="0"/>
           <w:numId w:val="35"/>
         </w:numPr>
-      </w:pPr>
-      <w:r>
-        <w:t>NON AEN SUPPORT</w:t>
+        <w:rPr/>
+      </w:pPr>
+      <w:r>
+        <w:rPr/>
+        <w:t>BMC Full Flash support</w:t>
       </w:r>
     </w:p>
     <w:p>
@@ -11771,9 +12152,11 @@
           <w:ilvl w:val="0"/>
           <w:numId w:val="35"/>
         </w:numPr>
-      </w:pPr>
-      <w:r>
-        <w:t>Allow User to detect packages &amp; channel</w:t>
+        <w:rPr/>
+      </w:pPr>
+      <w:r>
+        <w:rPr/>
+        <w:t xml:space="preserve">KVM </w:t>
       </w:r>
     </w:p>
     <w:p>
@@ -11783,9 +12166,11 @@
           <w:ilvl w:val="0"/>
           <w:numId w:val="35"/>
         </w:numPr>
-      </w:pPr>
-      <w:r>
-        <w:t>Support method to reorder the firewall rules</w:t>
+        <w:rPr/>
+      </w:pPr>
+      <w:r>
+        <w:rPr/>
+        <w:t>Virtual and Remote Media</w:t>
       </w:r>
     </w:p>
     <w:p>
@@ -11795,10 +12180,11 @@
           <w:ilvl w:val="0"/>
           <w:numId w:val="35"/>
         </w:numPr>
-      </w:pPr>
-      <w:r>
-        <w:lastRenderedPageBreak/>
-        <w:t>ENCRYPTED NTP</w:t>
+        <w:rPr/>
+      </w:pPr>
+      <w:r>
+        <w:rPr/>
+        <w:t>VLAN</w:t>
       </w:r>
     </w:p>
     <w:p>
@@ -11808,9 +12194,11 @@
           <w:ilvl w:val="0"/>
           <w:numId w:val="35"/>
         </w:numPr>
-      </w:pPr>
-      <w:r>
-        <w:t>Support Adding the judgment which severity affects discrete</w:t>
+        <w:rPr/>
+      </w:pPr>
+      <w:r>
+        <w:rPr/>
+        <w:t>SDR</w:t>
       </w:r>
     </w:p>
     <w:p>
@@ -11820,15 +12208,12 @@
           <w:ilvl w:val="0"/>
           <w:numId w:val="35"/>
         </w:numPr>
-      </w:pPr>
-      <w:r>
-        <w:t xml:space="preserve">sensors In </w:t>
-      </w:r>
-      <w:proofErr w:type="spellStart"/>
-      <w:r>
-        <w:t>selAddSystemRecord</w:t>
-      </w:r>
-      <w:proofErr w:type="spellEnd"/>
+        <w:rPr/>
+      </w:pPr>
+      <w:r>
+        <w:rPr/>
+        <w:t xml:space="preserve">Event logs </w:t>
+      </w:r>
     </w:p>
     <w:p>
       <w:pPr>
@@ -11837,15 +12222,12 @@
           <w:ilvl w:val="0"/>
           <w:numId w:val="35"/>
         </w:numPr>
-      </w:pPr>
-      <w:r>
-        <w:t xml:space="preserve">Add channel support </w:t>
-      </w:r>
-      <w:proofErr w:type="spellStart"/>
-      <w:r>
-        <w:t>OneTree</w:t>
-      </w:r>
-      <w:proofErr w:type="spellEnd"/>
+        <w:rPr/>
+      </w:pPr>
+      <w:r>
+        <w:rPr/>
+        <w:t>Dumps</w:t>
+      </w:r>
     </w:p>
     <w:p>
       <w:pPr>
@@ -11854,236 +12236,18 @@
           <w:ilvl w:val="0"/>
           <w:numId w:val="35"/>
         </w:numPr>
-      </w:pPr>
-      <w:r>
-        <w:t>IPMI OEM commands for BIOS to update health status at run time</w:t>
-      </w:r>
-    </w:p>
-    <w:p>
-      <w:pPr>
-        <w:pStyle w:val="ListParagraph"/>
-        <w:numPr>
-          <w:ilvl w:val="0"/>
-          <w:numId w:val="35"/>
-        </w:numPr>
-      </w:pPr>
-      <w:r>
-        <w:t>BACKUP AND RESTORE SUPPORT</w:t>
-      </w:r>
-    </w:p>
-    <w:p>
-      <w:pPr>
-        <w:pStyle w:val="ListParagraph"/>
-        <w:numPr>
-          <w:ilvl w:val="0"/>
-          <w:numId w:val="35"/>
-        </w:numPr>
-      </w:pPr>
-      <w:r>
-        <w:t>Classified the event logs into default logs</w:t>
-      </w:r>
-    </w:p>
-    <w:p>
-      <w:pPr>
-        <w:pStyle w:val="ListParagraph"/>
-        <w:numPr>
-          <w:ilvl w:val="0"/>
-          <w:numId w:val="35"/>
-        </w:numPr>
-      </w:pPr>
-      <w:r>
-        <w:t>IPMI command to support get/set SEL Time UTC offset</w:t>
-      </w:r>
-    </w:p>
-    <w:p>
-      <w:pPr>
-        <w:pStyle w:val="ListParagraph"/>
-        <w:numPr>
-          <w:ilvl w:val="0"/>
-          <w:numId w:val="35"/>
-        </w:numPr>
-      </w:pPr>
-      <w:r>
-        <w:t>i2csemphore support</w:t>
-      </w:r>
-    </w:p>
-    <w:p>
-      <w:pPr>
-        <w:pStyle w:val="ListParagraph"/>
-        <w:numPr>
-          <w:ilvl w:val="0"/>
-          <w:numId w:val="35"/>
-        </w:numPr>
-      </w:pPr>
-      <w:r>
-        <w:t>PDKHOOK Support</w:t>
-      </w:r>
-    </w:p>
-    <w:p>
-      <w:pPr>
-        <w:pStyle w:val="ListParagraph"/>
-        <w:numPr>
-          <w:ilvl w:val="0"/>
-          <w:numId w:val="35"/>
-        </w:numPr>
-      </w:pPr>
-      <w:r>
-        <w:t>PLDM TYPE 6 (RDE)</w:t>
-      </w:r>
-    </w:p>
-    <w:p>
-      <w:pPr>
-        <w:pStyle w:val="ListParagraph"/>
-        <w:numPr>
-          <w:ilvl w:val="0"/>
-          <w:numId w:val="35"/>
-        </w:numPr>
-      </w:pPr>
-      <w:r>
-        <w:t>[MCTP] Enhance runtime debug trace</w:t>
-      </w:r>
-    </w:p>
-    <w:p>
-      <w:pPr>
-        <w:pStyle w:val="ListParagraph"/>
-        <w:numPr>
-          <w:ilvl w:val="0"/>
-          <w:numId w:val="35"/>
-        </w:numPr>
-      </w:pPr>
-      <w:r>
-        <w:t xml:space="preserve">Refactor for </w:t>
-      </w:r>
-      <w:proofErr w:type="spellStart"/>
-      <w:r>
-        <w:t>OtExtensionManager</w:t>
-      </w:r>
-      <w:proofErr w:type="spellEnd"/>
-    </w:p>
-    <w:p>
-      <w:pPr>
-        <w:pStyle w:val="ListParagraph"/>
-        <w:numPr>
-          <w:ilvl w:val="0"/>
-          <w:numId w:val="35"/>
-        </w:numPr>
-      </w:pPr>
-      <w:r>
-        <w:t>Enable PLDM event support</w:t>
-      </w:r>
-    </w:p>
-    <w:p>
-      <w:pPr>
-        <w:pStyle w:val="ListParagraph"/>
-        <w:numPr>
-          <w:ilvl w:val="0"/>
-          <w:numId w:val="35"/>
-        </w:numPr>
-      </w:pPr>
-      <w:r>
-        <w:t>Support dynamic logger display changes</w:t>
-      </w:r>
-    </w:p>
-    <w:p>
-      <w:pPr>
-        <w:pStyle w:val="ListParagraph"/>
-        <w:numPr>
-          <w:ilvl w:val="0"/>
-          <w:numId w:val="35"/>
-        </w:numPr>
-      </w:pPr>
-      <w:r>
-        <w:t>Implement OT EXTENSION for the requirement of single image for multiplatform</w:t>
-      </w:r>
-    </w:p>
-    <w:p>
-      <w:pPr>
-        <w:pStyle w:val="ListParagraph"/>
-        <w:numPr>
-          <w:ilvl w:val="0"/>
-          <w:numId w:val="35"/>
-        </w:numPr>
-      </w:pPr>
-      <w:r>
-        <w:t xml:space="preserve">Enable common OEM hooks for registering </w:t>
-      </w:r>
-      <w:proofErr w:type="spellStart"/>
-      <w:r>
-        <w:t>CmdHandler</w:t>
-      </w:r>
-      <w:proofErr w:type="spellEnd"/>
-      <w:r>
-        <w:t xml:space="preserve"> and </w:t>
-      </w:r>
-      <w:proofErr w:type="spellStart"/>
-      <w:r>
-        <w:t>EventMap</w:t>
-      </w:r>
-      <w:proofErr w:type="spellEnd"/>
-    </w:p>
-    <w:p>
-      <w:pPr>
-        <w:pStyle w:val="ListParagraph"/>
-        <w:numPr>
-          <w:ilvl w:val="0"/>
-          <w:numId w:val="35"/>
-        </w:numPr>
-      </w:pPr>
-      <w:r>
-        <w:t xml:space="preserve">[SPDM] Implement SPDM D -Bus interfaces to align with NVIDIA </w:t>
-      </w:r>
-      <w:proofErr w:type="spellStart"/>
-      <w:r>
-        <w:t>OpenBMC</w:t>
-      </w:r>
-      <w:proofErr w:type="spellEnd"/>
-      <w:r>
-        <w:t xml:space="preserve"> solution.</w:t>
-      </w:r>
-    </w:p>
-    <w:p>
-      <w:pPr>
-        <w:pStyle w:val="ListParagraph"/>
-        <w:numPr>
-          <w:ilvl w:val="0"/>
-          <w:numId w:val="35"/>
-        </w:numPr>
-      </w:pPr>
-      <w:r>
-        <w:t xml:space="preserve">SPDM MCTP </w:t>
-      </w:r>
-      <w:proofErr w:type="spellStart"/>
-      <w:r>
-        <w:t>trasport</w:t>
-      </w:r>
-      <w:proofErr w:type="spellEnd"/>
-      <w:r>
-        <w:t xml:space="preserve"> layer refactor</w:t>
-      </w:r>
-    </w:p>
-    <w:p>
-      <w:pPr>
-        <w:pStyle w:val="ListParagraph"/>
-        <w:numPr>
-          <w:ilvl w:val="0"/>
-          <w:numId w:val="35"/>
-        </w:numPr>
-      </w:pPr>
-      <w:r>
-        <w:t>Kernel mode MCTP migration</w:t>
-      </w:r>
-    </w:p>
-    <w:p>
-      <w:pPr>
-        <w:pStyle w:val="ListParagraph"/>
-        <w:ind w:left="1440"/>
-      </w:pPr>
+        <w:rPr/>
+      </w:pPr>
+      <w:r>
+        <w:rPr/>
+        <w:t>Post code logs</w:t>
+      </w:r>
     </w:p>
     <w:p>
       <w:pPr>
         <w:pStyle w:val="Heading2"/>
       </w:pPr>
-      <w:bookmarkStart w:id="43" w:name="_Toc211962951"/>
+      <w:bookmarkStart w:name="_Toc211962951" w:id="43"/>
       <w:r>
         <w:t>SOC Specific</w:t>
       </w:r>
@@ -12096,9 +12260,11 @@
     <w:p>
       <w:pPr>
         <w:pStyle w:val="Heading3"/>
-      </w:pPr>
-      <w:bookmarkStart w:id="44" w:name="_Toc211962952"/>
-      <w:r>
+        <w:rPr/>
+      </w:pPr>
+      <w:bookmarkStart w:name="_Toc211962952" w:id="44"/>
+      <w:r>
+        <w:rPr/>
         <w:t>AST2600</w:t>
       </w:r>
       <w:bookmarkEnd w:id="44"/>
@@ -12112,7 +12278,10 @@
         </w:numPr>
       </w:pPr>
       <w:r>
-        <w:t xml:space="preserve">IPMI KCS Interface </w:t>
+        <w:t>Dual image support</w:t>
+      </w:r>
+      <w:r>
+        <w:t xml:space="preserve"> </w:t>
       </w:r>
     </w:p>
     <w:p>
@@ -12124,7 +12293,10 @@
         </w:numPr>
       </w:pPr>
       <w:r>
-        <w:t>VLAN</w:t>
+        <w:t>Factory Reset</w:t>
+      </w:r>
+      <w:r>
+        <w:t xml:space="preserve"> </w:t>
       </w:r>
     </w:p>
     <w:p>
@@ -12136,7 +12308,7 @@
         </w:numPr>
       </w:pPr>
       <w:r>
-        <w:t xml:space="preserve">KVM </w:t>
+        <w:t xml:space="preserve">Bonding Support </w:t>
       </w:r>
     </w:p>
     <w:p>
@@ -12148,10 +12320,7 @@
         </w:numPr>
       </w:pPr>
       <w:r>
-        <w:t>Virtual and Remote Media</w:t>
-      </w:r>
-      <w:r>
-        <w:t xml:space="preserve"> </w:t>
+        <w:t>UART Logging Support</w:t>
       </w:r>
     </w:p>
     <w:p>
@@ -12163,10 +12332,7 @@
         </w:numPr>
       </w:pPr>
       <w:r>
-        <w:t>Dual image support</w:t>
-      </w:r>
-      <w:r>
-        <w:t xml:space="preserve"> </w:t>
+        <w:t xml:space="preserve">Preserve Configuration Support </w:t>
       </w:r>
     </w:p>
     <w:p>
@@ -12176,12 +12342,11 @@
           <w:ilvl w:val="0"/>
           <w:numId w:val="36"/>
         </w:numPr>
-      </w:pPr>
-      <w:r>
-        <w:t>Factory Reset</w:t>
-      </w:r>
-      <w:r>
-        <w:t xml:space="preserve"> </w:t>
+        <w:rPr/>
+      </w:pPr>
+      <w:r>
+        <w:rPr/>
+        <w:t>SOL</w:t>
       </w:r>
     </w:p>
     <w:p>
@@ -12193,8 +12358,18 @@
         </w:numPr>
       </w:pPr>
       <w:r>
-        <w:t xml:space="preserve">Bonding Support </w:t>
-      </w:r>
+        <w:t>RADIUS</w:t>
+      </w:r>
+    </w:p>
+    <w:p>
+      <w:pPr>
+        <w:pStyle w:val="Heading3"/>
+      </w:pPr>
+      <w:bookmarkStart w:name="_Toc211962953" w:id="45"/>
+      <w:r>
+        <w:t>AST2700</w:t>
+      </w:r>
+      <w:bookmarkEnd w:id="45"/>
     </w:p>
     <w:p>
       <w:pPr>
@@ -12203,9 +12378,11 @@
           <w:ilvl w:val="0"/>
           <w:numId w:val="36"/>
         </w:numPr>
-      </w:pPr>
-      <w:r>
-        <w:t>UART Logging Support</w:t>
+        <w:rPr/>
+      </w:pPr>
+      <w:r>
+        <w:rPr/>
+        <w:t>SOL</w:t>
       </w:r>
     </w:p>
     <w:p>
@@ -12217,7 +12394,13 @@
         </w:numPr>
       </w:pPr>
       <w:r>
-        <w:t xml:space="preserve">Preserve Configuration Support </w:t>
+        <w:t>Factory Reset</w:t>
+      </w:r>
+      <w:r>
+        <w:t xml:space="preserve"> </w:t>
+      </w:r>
+      <w:r>
+        <w:t xml:space="preserve"> </w:t>
       </w:r>
     </w:p>
     <w:p>
@@ -12227,9 +12410,11 @@
           <w:ilvl w:val="0"/>
           <w:numId w:val="36"/>
         </w:numPr>
-      </w:pPr>
-      <w:r>
-        <w:t>SOL</w:t>
+        <w:rPr/>
+      </w:pPr>
+      <w:r>
+        <w:rPr/>
+        <w:t>UART Logging Support</w:t>
       </w:r>
     </w:p>
     <w:p>
@@ -12241,13 +12426,7 @@
         </w:numPr>
       </w:pPr>
       <w:r>
-        <w:t xml:space="preserve">License </w:t>
-      </w:r>
-      <w:r>
-        <w:t>Control</w:t>
-      </w:r>
-      <w:r>
-        <w:t xml:space="preserve"> Support</w:t>
+        <w:t xml:space="preserve">Preserve Configuration Support </w:t>
       </w:r>
     </w:p>
     <w:p>
@@ -12257,136 +12436,19 @@
           <w:ilvl w:val="0"/>
           <w:numId w:val="36"/>
         </w:numPr>
-      </w:pPr>
-      <w:r>
-        <w:t>RADIUS</w:t>
-      </w:r>
-    </w:p>
-    <w:p>
-      <w:pPr>
-        <w:pStyle w:val="Heading3"/>
-      </w:pPr>
-      <w:bookmarkStart w:id="45" w:name="_Toc211962953"/>
-      <w:r>
-        <w:t>AST2700</w:t>
-      </w:r>
-      <w:bookmarkEnd w:id="45"/>
-    </w:p>
-    <w:p>
-      <w:pPr>
-        <w:pStyle w:val="ListParagraph"/>
-        <w:numPr>
-          <w:ilvl w:val="0"/>
-          <w:numId w:val="36"/>
-        </w:numPr>
-      </w:pPr>
-      <w:r>
-        <w:t>SOL</w:t>
-      </w:r>
-    </w:p>
-    <w:p>
-      <w:pPr>
-        <w:pStyle w:val="ListParagraph"/>
-        <w:numPr>
-          <w:ilvl w:val="0"/>
-          <w:numId w:val="36"/>
-        </w:numPr>
-      </w:pPr>
-      <w:r>
-        <w:t>VLAN</w:t>
-      </w:r>
-    </w:p>
-    <w:p>
-      <w:pPr>
-        <w:pStyle w:val="ListParagraph"/>
-        <w:numPr>
-          <w:ilvl w:val="0"/>
-          <w:numId w:val="36"/>
-        </w:numPr>
-      </w:pPr>
-      <w:r>
-        <w:t xml:space="preserve">KVM </w:t>
-      </w:r>
-    </w:p>
-    <w:p>
-      <w:pPr>
-        <w:pStyle w:val="ListParagraph"/>
-        <w:numPr>
-          <w:ilvl w:val="0"/>
-          <w:numId w:val="36"/>
-        </w:numPr>
-      </w:pPr>
-      <w:r>
-        <w:t>Virtual and Remote Media</w:t>
-      </w:r>
-    </w:p>
-    <w:p>
-      <w:pPr>
-        <w:pStyle w:val="ListParagraph"/>
-        <w:numPr>
-          <w:ilvl w:val="0"/>
-          <w:numId w:val="36"/>
-        </w:numPr>
-      </w:pPr>
-      <w:r>
-        <w:t>Factory Reset</w:t>
-      </w:r>
-      <w:r>
-        <w:t xml:space="preserve"> </w:t>
-      </w:r>
-      <w:r>
-        <w:t xml:space="preserve"> </w:t>
-      </w:r>
-    </w:p>
-    <w:p>
-      <w:pPr>
-        <w:pStyle w:val="ListParagraph"/>
-        <w:numPr>
-          <w:ilvl w:val="0"/>
-          <w:numId w:val="36"/>
-        </w:numPr>
-      </w:pPr>
-      <w:r>
-        <w:t>UART Logging Support</w:t>
-      </w:r>
-    </w:p>
-    <w:p>
-      <w:pPr>
-        <w:pStyle w:val="ListParagraph"/>
-        <w:numPr>
-          <w:ilvl w:val="0"/>
-          <w:numId w:val="36"/>
-        </w:numPr>
-      </w:pPr>
-      <w:r>
-        <w:t>License Control</w:t>
-      </w:r>
-      <w:r>
-        <w:t xml:space="preserve"> Support </w:t>
-      </w:r>
-    </w:p>
-    <w:p>
-      <w:pPr>
-        <w:pStyle w:val="ListParagraph"/>
-        <w:numPr>
-          <w:ilvl w:val="0"/>
-          <w:numId w:val="36"/>
-        </w:numPr>
-      </w:pPr>
-      <w:r>
-        <w:t xml:space="preserve">Preserve Configuration Support </w:t>
-      </w:r>
-    </w:p>
-    <w:p>
-      <w:pPr>
-        <w:pStyle w:val="ListParagraph"/>
-        <w:numPr>
-          <w:ilvl w:val="0"/>
-          <w:numId w:val="36"/>
-        </w:numPr>
-      </w:pPr>
-      <w:r>
-        <w:t>A1 board support</w:t>
+        <w:rPr/>
+      </w:pPr>
+      <w:r>
+        <w:rPr/>
+        <w:t>A1</w:t>
+      </w:r>
+      <w:r>
+        <w:rPr/>
+        <w:t xml:space="preserve"> &amp; A2</w:t>
+      </w:r>
+      <w:r>
+        <w:rPr/>
+        <w:t xml:space="preserve"> board support</w:t>
       </w:r>
     </w:p>
     <w:p>
@@ -12399,7 +12461,7 @@
       <w:pPr>
         <w:pStyle w:val="Heading3"/>
       </w:pPr>
-      <w:bookmarkStart w:id="46" w:name="_Toc211962954"/>
+      <w:bookmarkStart w:name="_Toc211962954" w:id="46"/>
       <w:r>
         <w:t>Arbel</w:t>
       </w:r>
@@ -12464,7 +12526,7 @@
       <w:footerReference w:type="default" r:id="rId25"/>
       <w:headerReference w:type="first" r:id="rId26"/>
       <w:footerReference w:type="first" r:id="rId27"/>
-      <w:pgSz w:w="12240" w:h="15840" w:code="1"/>
+      <w:pgSz w:w="12240" w:h="15840" w:orient="portrait" w:code="1"/>
       <w:pgMar w:top="840" w:right="1440" w:bottom="720" w:left="1440" w:header="720" w:footer="720" w:gutter="0"/>
       <w:cols w:space="720"/>
       <w:titlePg/>
@@ -12507,7 +12569,7 @@
       <w:pStyle w:val="FooterStyle"/>
       <w:rPr>
         <w:rStyle w:val="PageNumber"/>
-        <w:rFonts w:ascii="Minion Pro" w:eastAsiaTheme="minorEastAsia" w:hAnsi="Minion Pro"/>
+        <w:rFonts w:ascii="Minion Pro" w:hAnsi="Minion Pro" w:eastAsiaTheme="minorEastAsia"/>
         <w:b w:val="0"/>
         <w:i w:val="0"/>
         <w:lang w:eastAsia="zh-TW"/>
@@ -12518,7 +12580,7 @@
     <w:tblPr>
       <w:tblW w:w="0" w:type="auto"/>
       <w:tblBorders>
-        <w:top w:val="single" w:sz="4" w:space="0" w:color="auto"/>
+        <w:top w:val="single" w:color="auto" w:sz="4" w:space="0"/>
       </w:tblBorders>
       <w:tblLook w:val="01E0" w:firstRow="1" w:lastRow="1" w:firstColumn="1" w:lastColumn="1" w:noHBand="0" w:noVBand="0"/>
     </w:tblPr>
@@ -12615,7 +12677,7 @@
       <w:pStyle w:val="FooterStyle"/>
       <w:rPr>
         <w:rStyle w:val="PageNumber"/>
-        <w:rFonts w:ascii="Minion Pro" w:eastAsiaTheme="minorEastAsia" w:hAnsi="Minion Pro"/>
+        <w:rFonts w:ascii="Minion Pro" w:hAnsi="Minion Pro" w:eastAsiaTheme="minorEastAsia"/>
         <w:b w:val="0"/>
         <w:i w:val="0"/>
         <w:lang w:eastAsia="zh-TW"/>
@@ -12647,7 +12709,7 @@
     <w:tblPr>
       <w:tblW w:w="0" w:type="auto"/>
       <w:tblBorders>
-        <w:top w:val="single" w:sz="4" w:space="0" w:color="auto"/>
+        <w:top w:val="single" w:color="auto" w:sz="4" w:space="0"/>
       </w:tblBorders>
       <w:tblLook w:val="01E0" w:firstRow="1" w:lastRow="1" w:firstColumn="1" w:lastColumn="1" w:noHBand="0" w:noVBand="0"/>
     </w:tblPr>
@@ -12767,7 +12829,7 @@
   <w:p>
     <w:pPr>
       <w:pBdr>
-        <w:bottom w:val="single" w:sz="4" w:space="1" w:color="auto"/>
+        <w:bottom w:val="single" w:color="auto" w:sz="4" w:space="1"/>
       </w:pBdr>
       <w:tabs>
         <w:tab w:val="center" w:pos="4320"/>
@@ -12832,7 +12894,7 @@
     </w:r>
     <w:r>
       <w:rPr>
-        <w:rFonts w:cs="Arial" w:hint="eastAsia"/>
+        <w:rFonts w:hint="eastAsia" w:cs="Arial"/>
         <w:b/>
         <w:lang w:eastAsia="zh-TW"/>
       </w:rPr>
@@ -12842,7 +12904,7 @@
   <w:p>
     <w:pPr>
       <w:pBdr>
-        <w:bottom w:val="single" w:sz="4" w:space="1" w:color="auto"/>
+        <w:bottom w:val="single" w:color="auto" w:sz="4" w:space="1"/>
       </w:pBdr>
       <w:tabs>
         <w:tab w:val="center" w:pos="4320"/>
@@ -12885,7 +12947,7 @@
   <w:p>
     <w:pPr>
       <w:pBdr>
-        <w:bottom w:val="single" w:sz="4" w:space="1" w:color="auto"/>
+        <w:bottom w:val="single" w:color="auto" w:sz="4" w:space="1"/>
       </w:pBdr>
       <w:tabs>
         <w:tab w:val="center" w:pos="4320"/>
@@ -12935,7 +12997,7 @@
     </w:r>
     <w:r>
       <w:rPr>
-        <w:rFonts w:cs="Arial" w:hint="eastAsia"/>
+        <w:rFonts w:hint="eastAsia" w:cs="Arial"/>
         <w:b/>
         <w:lang w:eastAsia="zh-TW"/>
       </w:rPr>
@@ -12945,7 +13007,7 @@
   <w:p>
     <w:pPr>
       <w:pBdr>
-        <w:bottom w:val="single" w:sz="4" w:space="1" w:color="auto"/>
+        <w:bottom w:val="single" w:color="auto" w:sz="4" w:space="1"/>
       </w:pBdr>
       <w:tabs>
         <w:tab w:val="center" w:pos="4320"/>
@@ -13067,7 +13129,7 @@
         <w:ind w:left="1800" w:hanging="360"/>
       </w:pPr>
       <w:rPr>
-        <w:rFonts w:ascii="Symbol" w:hAnsi="Symbol" w:hint="default"/>
+        <w:rFonts w:hint="default" w:ascii="Symbol" w:hAnsi="Symbol"/>
       </w:rPr>
     </w:lvl>
   </w:abstractNum>
@@ -13088,7 +13150,7 @@
         <w:ind w:left="1080" w:hanging="360"/>
       </w:pPr>
       <w:rPr>
-        <w:rFonts w:ascii="Symbol" w:hAnsi="Symbol" w:hint="default"/>
+        <w:rFonts w:hint="default" w:ascii="Symbol" w:hAnsi="Symbol"/>
       </w:rPr>
     </w:lvl>
   </w:abstractNum>
@@ -13109,7 +13171,7 @@
         <w:ind w:left="720" w:hanging="360"/>
       </w:pPr>
       <w:rPr>
-        <w:rFonts w:ascii="Symbol" w:hAnsi="Symbol" w:hint="default"/>
+        <w:rFonts w:hint="default" w:ascii="Symbol" w:hAnsi="Symbol"/>
       </w:rPr>
     </w:lvl>
   </w:abstractNum>
@@ -13145,7 +13207,7 @@
         <w:ind w:left="360" w:hanging="360"/>
       </w:pPr>
       <w:rPr>
-        <w:rFonts w:cs="Times New Roman" w:hint="default"/>
+        <w:rFonts w:hint="default" w:cs="Times New Roman"/>
         <w:b w:val="0"/>
         <w:bCs w:val="0"/>
         <w:i w:val="0"/>
@@ -13232,7 +13294,7 @@
         <w:ind w:left="2340" w:hanging="360"/>
       </w:pPr>
       <w:rPr>
-        <w:rFonts w:ascii="Symbol" w:hAnsi="Symbol" w:hint="default"/>
+        <w:rFonts w:hint="default" w:ascii="Symbol" w:hAnsi="Symbol"/>
       </w:rPr>
     </w:lvl>
   </w:abstractNum>
@@ -13252,7 +13314,7 @@
         <w:ind w:left="720" w:hanging="360"/>
       </w:pPr>
       <w:rPr>
-        <w:rFonts w:ascii="Symbol" w:hAnsi="Symbol" w:hint="default"/>
+        <w:rFonts w:hint="default" w:ascii="Symbol" w:hAnsi="Symbol"/>
         <w:sz w:val="20"/>
       </w:rPr>
     </w:lvl>
@@ -13268,7 +13330,7 @@
         <w:ind w:left="1440" w:hanging="360"/>
       </w:pPr>
       <w:rPr>
-        <w:rFonts w:ascii="Courier New" w:hAnsi="Courier New" w:cs="Times New Roman" w:hint="default"/>
+        <w:rFonts w:hint="default" w:ascii="Courier New" w:hAnsi="Courier New" w:cs="Times New Roman"/>
         <w:sz w:val="20"/>
       </w:rPr>
     </w:lvl>
@@ -13284,7 +13346,7 @@
         <w:ind w:left="2160" w:hanging="360"/>
       </w:pPr>
       <w:rPr>
-        <w:rFonts w:ascii="Wingdings" w:hAnsi="Wingdings" w:hint="default"/>
+        <w:rFonts w:hint="default" w:ascii="Wingdings" w:hAnsi="Wingdings"/>
         <w:sz w:val="20"/>
       </w:rPr>
     </w:lvl>
@@ -13300,7 +13362,7 @@
         <w:ind w:left="2880" w:hanging="360"/>
       </w:pPr>
       <w:rPr>
-        <w:rFonts w:ascii="Wingdings" w:hAnsi="Wingdings" w:hint="default"/>
+        <w:rFonts w:hint="default" w:ascii="Wingdings" w:hAnsi="Wingdings"/>
         <w:sz w:val="20"/>
       </w:rPr>
     </w:lvl>
@@ -13316,7 +13378,7 @@
         <w:ind w:left="3600" w:hanging="360"/>
       </w:pPr>
       <w:rPr>
-        <w:rFonts w:ascii="Wingdings" w:hAnsi="Wingdings" w:hint="default"/>
+        <w:rFonts w:hint="default" w:ascii="Wingdings" w:hAnsi="Wingdings"/>
         <w:sz w:val="20"/>
       </w:rPr>
     </w:lvl>
@@ -13332,7 +13394,7 @@
         <w:ind w:left="4320" w:hanging="360"/>
       </w:pPr>
       <w:rPr>
-        <w:rFonts w:ascii="Wingdings" w:hAnsi="Wingdings" w:hint="default"/>
+        <w:rFonts w:hint="default" w:ascii="Wingdings" w:hAnsi="Wingdings"/>
         <w:sz w:val="20"/>
       </w:rPr>
     </w:lvl>
@@ -13348,7 +13410,7 @@
         <w:ind w:left="5040" w:hanging="360"/>
       </w:pPr>
       <w:rPr>
-        <w:rFonts w:ascii="Wingdings" w:hAnsi="Wingdings" w:hint="default"/>
+        <w:rFonts w:hint="default" w:ascii="Wingdings" w:hAnsi="Wingdings"/>
         <w:sz w:val="20"/>
       </w:rPr>
     </w:lvl>
@@ -13364,7 +13426,7 @@
         <w:ind w:left="5760" w:hanging="360"/>
       </w:pPr>
       <w:rPr>
-        <w:rFonts w:ascii="Wingdings" w:hAnsi="Wingdings" w:hint="default"/>
+        <w:rFonts w:hint="default" w:ascii="Wingdings" w:hAnsi="Wingdings"/>
         <w:sz w:val="20"/>
       </w:rPr>
     </w:lvl>
@@ -13380,7 +13442,7 @@
         <w:ind w:left="6480" w:hanging="360"/>
       </w:pPr>
       <w:rPr>
-        <w:rFonts w:ascii="Wingdings" w:hAnsi="Wingdings" w:hint="default"/>
+        <w:rFonts w:hint="default" w:ascii="Wingdings" w:hAnsi="Wingdings"/>
         <w:sz w:val="20"/>
       </w:rPr>
     </w:lvl>
@@ -13399,7 +13461,7 @@
         <w:ind w:left="360" w:hanging="360"/>
       </w:pPr>
       <w:rPr>
-        <w:rFonts w:ascii="Symbol" w:hAnsi="Symbol" w:hint="default"/>
+        <w:rFonts w:hint="default" w:ascii="Symbol" w:hAnsi="Symbol"/>
       </w:rPr>
     </w:lvl>
     <w:lvl w:ilvl="1" w:tplc="04090003">
@@ -13411,7 +13473,7 @@
         <w:ind w:left="1080" w:hanging="360"/>
       </w:pPr>
       <w:rPr>
-        <w:rFonts w:ascii="Courier New" w:hAnsi="Courier New" w:cs="Courier New" w:hint="default"/>
+        <w:rFonts w:hint="default" w:ascii="Courier New" w:hAnsi="Courier New" w:cs="Courier New"/>
       </w:rPr>
     </w:lvl>
     <w:lvl w:ilvl="2" w:tplc="04090005">
@@ -13423,7 +13485,7 @@
         <w:ind w:left="1800" w:hanging="360"/>
       </w:pPr>
       <w:rPr>
-        <w:rFonts w:ascii="Wingdings" w:hAnsi="Wingdings" w:hint="default"/>
+        <w:rFonts w:hint="default" w:ascii="Wingdings" w:hAnsi="Wingdings"/>
       </w:rPr>
     </w:lvl>
     <w:lvl w:ilvl="3" w:tplc="04090001" w:tentative="1">
@@ -13435,7 +13497,7 @@
         <w:ind w:left="2520" w:hanging="360"/>
       </w:pPr>
       <w:rPr>
-        <w:rFonts w:ascii="Symbol" w:hAnsi="Symbol" w:hint="default"/>
+        <w:rFonts w:hint="default" w:ascii="Symbol" w:hAnsi="Symbol"/>
       </w:rPr>
     </w:lvl>
     <w:lvl w:ilvl="4" w:tplc="04090003" w:tentative="1">
@@ -13447,7 +13509,7 @@
         <w:ind w:left="3240" w:hanging="360"/>
       </w:pPr>
       <w:rPr>
-        <w:rFonts w:ascii="Courier New" w:hAnsi="Courier New" w:cs="Courier New" w:hint="default"/>
+        <w:rFonts w:hint="default" w:ascii="Courier New" w:hAnsi="Courier New" w:cs="Courier New"/>
       </w:rPr>
     </w:lvl>
     <w:lvl w:ilvl="5" w:tplc="04090005" w:tentative="1">
@@ -13459,7 +13521,7 @@
         <w:ind w:left="3960" w:hanging="360"/>
       </w:pPr>
       <w:rPr>
-        <w:rFonts w:ascii="Wingdings" w:hAnsi="Wingdings" w:hint="default"/>
+        <w:rFonts w:hint="default" w:ascii="Wingdings" w:hAnsi="Wingdings"/>
       </w:rPr>
     </w:lvl>
     <w:lvl w:ilvl="6" w:tplc="04090001" w:tentative="1">
@@ -13471,7 +13533,7 @@
         <w:ind w:left="4680" w:hanging="360"/>
       </w:pPr>
       <w:rPr>
-        <w:rFonts w:ascii="Symbol" w:hAnsi="Symbol" w:hint="default"/>
+        <w:rFonts w:hint="default" w:ascii="Symbol" w:hAnsi="Symbol"/>
       </w:rPr>
     </w:lvl>
     <w:lvl w:ilvl="7" w:tplc="04090003" w:tentative="1">
@@ -13483,7 +13545,7 @@
         <w:ind w:left="5400" w:hanging="360"/>
       </w:pPr>
       <w:rPr>
-        <w:rFonts w:ascii="Courier New" w:hAnsi="Courier New" w:cs="Courier New" w:hint="default"/>
+        <w:rFonts w:hint="default" w:ascii="Courier New" w:hAnsi="Courier New" w:cs="Courier New"/>
       </w:rPr>
     </w:lvl>
     <w:lvl w:ilvl="8" w:tplc="04090005" w:tentative="1">
@@ -13495,7 +13557,7 @@
         <w:ind w:left="6120" w:hanging="360"/>
       </w:pPr>
       <w:rPr>
-        <w:rFonts w:ascii="Wingdings" w:hAnsi="Wingdings" w:hint="default"/>
+        <w:rFonts w:hint="default" w:ascii="Wingdings" w:hAnsi="Wingdings"/>
       </w:rPr>
     </w:lvl>
   </w:abstractNum>
@@ -13513,7 +13575,7 @@
         <w:ind w:left="720" w:hanging="360"/>
       </w:pPr>
       <w:rPr>
-        <w:rFonts w:ascii="Symbol" w:hAnsi="Symbol" w:hint="default"/>
+        <w:rFonts w:hint="default" w:ascii="Symbol" w:hAnsi="Symbol"/>
       </w:rPr>
     </w:lvl>
     <w:lvl w:ilvl="1" w:tplc="04090003">
@@ -13525,7 +13587,7 @@
         <w:ind w:left="1440" w:hanging="360"/>
       </w:pPr>
       <w:rPr>
-        <w:rFonts w:ascii="Courier New" w:hAnsi="Courier New" w:cs="Courier New" w:hint="default"/>
+        <w:rFonts w:hint="default" w:ascii="Courier New" w:hAnsi="Courier New" w:cs="Courier New"/>
       </w:rPr>
     </w:lvl>
     <w:lvl w:ilvl="2" w:tplc="04090005" w:tentative="1">
@@ -13537,7 +13599,7 @@
         <w:ind w:left="2160" w:hanging="360"/>
       </w:pPr>
       <w:rPr>
-        <w:rFonts w:ascii="Wingdings" w:hAnsi="Wingdings" w:hint="default"/>
+        <w:rFonts w:hint="default" w:ascii="Wingdings" w:hAnsi="Wingdings"/>
       </w:rPr>
     </w:lvl>
     <w:lvl w:ilvl="3" w:tplc="04090001" w:tentative="1">
@@ -13549,7 +13611,7 @@
         <w:ind w:left="2880" w:hanging="360"/>
       </w:pPr>
       <w:rPr>
-        <w:rFonts w:ascii="Symbol" w:hAnsi="Symbol" w:hint="default"/>
+        <w:rFonts w:hint="default" w:ascii="Symbol" w:hAnsi="Symbol"/>
       </w:rPr>
     </w:lvl>
     <w:lvl w:ilvl="4" w:tplc="04090003" w:tentative="1">
@@ -13561,7 +13623,7 @@
         <w:ind w:left="3600" w:hanging="360"/>
       </w:pPr>
       <w:rPr>
-        <w:rFonts w:ascii="Courier New" w:hAnsi="Courier New" w:cs="Courier New" w:hint="default"/>
+        <w:rFonts w:hint="default" w:ascii="Courier New" w:hAnsi="Courier New" w:cs="Courier New"/>
       </w:rPr>
     </w:lvl>
     <w:lvl w:ilvl="5" w:tplc="04090005" w:tentative="1">
@@ -13573,7 +13635,7 @@
         <w:ind w:left="4320" w:hanging="360"/>
       </w:pPr>
       <w:rPr>
-        <w:rFonts w:ascii="Wingdings" w:hAnsi="Wingdings" w:hint="default"/>
+        <w:rFonts w:hint="default" w:ascii="Wingdings" w:hAnsi="Wingdings"/>
       </w:rPr>
     </w:lvl>
     <w:lvl w:ilvl="6" w:tplc="04090001" w:tentative="1">
@@ -13585,7 +13647,7 @@
         <w:ind w:left="5040" w:hanging="360"/>
       </w:pPr>
       <w:rPr>
-        <w:rFonts w:ascii="Symbol" w:hAnsi="Symbol" w:hint="default"/>
+        <w:rFonts w:hint="default" w:ascii="Symbol" w:hAnsi="Symbol"/>
       </w:rPr>
     </w:lvl>
     <w:lvl w:ilvl="7" w:tplc="04090003" w:tentative="1">
@@ -13597,7 +13659,7 @@
         <w:ind w:left="5760" w:hanging="360"/>
       </w:pPr>
       <w:rPr>
-        <w:rFonts w:ascii="Courier New" w:hAnsi="Courier New" w:cs="Courier New" w:hint="default"/>
+        <w:rFonts w:hint="default" w:ascii="Courier New" w:hAnsi="Courier New" w:cs="Courier New"/>
       </w:rPr>
     </w:lvl>
     <w:lvl w:ilvl="8" w:tplc="04090005" w:tentative="1">
@@ -13609,7 +13671,7 @@
         <w:ind w:left="6480" w:hanging="360"/>
       </w:pPr>
       <w:rPr>
-        <w:rFonts w:ascii="Wingdings" w:hAnsi="Wingdings" w:hint="default"/>
+        <w:rFonts w:hint="default" w:ascii="Wingdings" w:hAnsi="Wingdings"/>
       </w:rPr>
     </w:lvl>
   </w:abstractNum>
@@ -13626,7 +13688,7 @@
         <w:ind w:left="1440" w:hanging="360"/>
       </w:pPr>
       <w:rPr>
-        <w:rFonts w:ascii="Symbol" w:hAnsi="Symbol" w:hint="default"/>
+        <w:rFonts w:hint="default" w:ascii="Symbol" w:hAnsi="Symbol"/>
       </w:rPr>
     </w:lvl>
     <w:lvl w:ilvl="1" w:tplc="04090003" w:tentative="1">
@@ -13638,7 +13700,7 @@
         <w:ind w:left="2160" w:hanging="360"/>
       </w:pPr>
       <w:rPr>
-        <w:rFonts w:ascii="Courier New" w:hAnsi="Courier New" w:cs="Courier New" w:hint="default"/>
+        <w:rFonts w:hint="default" w:ascii="Courier New" w:hAnsi="Courier New" w:cs="Courier New"/>
       </w:rPr>
     </w:lvl>
     <w:lvl w:ilvl="2" w:tplc="04090005" w:tentative="1">
@@ -13650,7 +13712,7 @@
         <w:ind w:left="2880" w:hanging="360"/>
       </w:pPr>
       <w:rPr>
-        <w:rFonts w:ascii="Wingdings" w:hAnsi="Wingdings" w:hint="default"/>
+        <w:rFonts w:hint="default" w:ascii="Wingdings" w:hAnsi="Wingdings"/>
       </w:rPr>
     </w:lvl>
     <w:lvl w:ilvl="3" w:tplc="04090001" w:tentative="1">
@@ -13662,7 +13724,7 @@
         <w:ind w:left="3600" w:hanging="360"/>
       </w:pPr>
       <w:rPr>
-        <w:rFonts w:ascii="Symbol" w:hAnsi="Symbol" w:hint="default"/>
+        <w:rFonts w:hint="default" w:ascii="Symbol" w:hAnsi="Symbol"/>
       </w:rPr>
     </w:lvl>
     <w:lvl w:ilvl="4" w:tplc="04090003" w:tentative="1">
@@ -13674,7 +13736,7 @@
         <w:ind w:left="4320" w:hanging="360"/>
       </w:pPr>
       <w:rPr>
-        <w:rFonts w:ascii="Courier New" w:hAnsi="Courier New" w:cs="Courier New" w:hint="default"/>
+        <w:rFonts w:hint="default" w:ascii="Courier New" w:hAnsi="Courier New" w:cs="Courier New"/>
       </w:rPr>
     </w:lvl>
     <w:lvl w:ilvl="5" w:tplc="04090005" w:tentative="1">
@@ -13686,7 +13748,7 @@
         <w:ind w:left="5040" w:hanging="360"/>
       </w:pPr>
       <w:rPr>
-        <w:rFonts w:ascii="Wingdings" w:hAnsi="Wingdings" w:hint="default"/>
+        <w:rFonts w:hint="default" w:ascii="Wingdings" w:hAnsi="Wingdings"/>
       </w:rPr>
     </w:lvl>
     <w:lvl w:ilvl="6" w:tplc="04090001" w:tentative="1">
@@ -13698,7 +13760,7 @@
         <w:ind w:left="5760" w:hanging="360"/>
       </w:pPr>
       <w:rPr>
-        <w:rFonts w:ascii="Symbol" w:hAnsi="Symbol" w:hint="default"/>
+        <w:rFonts w:hint="default" w:ascii="Symbol" w:hAnsi="Symbol"/>
       </w:rPr>
     </w:lvl>
     <w:lvl w:ilvl="7" w:tplc="04090003" w:tentative="1">
@@ -13710,7 +13772,7 @@
         <w:ind w:left="6480" w:hanging="360"/>
       </w:pPr>
       <w:rPr>
-        <w:rFonts w:ascii="Courier New" w:hAnsi="Courier New" w:cs="Courier New" w:hint="default"/>
+        <w:rFonts w:hint="default" w:ascii="Courier New" w:hAnsi="Courier New" w:cs="Courier New"/>
       </w:rPr>
     </w:lvl>
     <w:lvl w:ilvl="8" w:tplc="04090005" w:tentative="1">
@@ -13722,7 +13784,7 @@
         <w:ind w:left="7200" w:hanging="360"/>
       </w:pPr>
       <w:rPr>
-        <w:rFonts w:ascii="Wingdings" w:hAnsi="Wingdings" w:hint="default"/>
+        <w:rFonts w:hint="default" w:ascii="Wingdings" w:hAnsi="Wingdings"/>
       </w:rPr>
     </w:lvl>
   </w:abstractNum>
@@ -14044,7 +14106,7 @@
         <w:ind w:left="720" w:hanging="360"/>
       </w:pPr>
       <w:rPr>
-        <w:rFonts w:ascii="Symbol" w:hAnsi="Symbol" w:hint="default"/>
+        <w:rFonts w:hint="default" w:ascii="Symbol" w:hAnsi="Symbol"/>
       </w:rPr>
     </w:lvl>
     <w:lvl w:ilvl="1" w:tplc="04090003">
@@ -14056,7 +14118,7 @@
         <w:ind w:left="1440" w:hanging="360"/>
       </w:pPr>
       <w:rPr>
-        <w:rFonts w:ascii="Courier New" w:hAnsi="Courier New" w:cs="Courier New" w:hint="default"/>
+        <w:rFonts w:hint="default" w:ascii="Courier New" w:hAnsi="Courier New" w:cs="Courier New"/>
       </w:rPr>
     </w:lvl>
     <w:lvl w:ilvl="2" w:tplc="04090005" w:tentative="1">
@@ -14068,7 +14130,7 @@
         <w:ind w:left="2160" w:hanging="360"/>
       </w:pPr>
       <w:rPr>
-        <w:rFonts w:ascii="Wingdings" w:hAnsi="Wingdings" w:hint="default"/>
+        <w:rFonts w:hint="default" w:ascii="Wingdings" w:hAnsi="Wingdings"/>
       </w:rPr>
     </w:lvl>
     <w:lvl w:ilvl="3" w:tplc="04090001" w:tentative="1">
@@ -14080,7 +14142,7 @@
         <w:ind w:left="2880" w:hanging="360"/>
       </w:pPr>
       <w:rPr>
-        <w:rFonts w:ascii="Symbol" w:hAnsi="Symbol" w:hint="default"/>
+        <w:rFonts w:hint="default" w:ascii="Symbol" w:hAnsi="Symbol"/>
       </w:rPr>
     </w:lvl>
     <w:lvl w:ilvl="4" w:tplc="04090003" w:tentative="1">
@@ -14092,7 +14154,7 @@
         <w:ind w:left="3600" w:hanging="360"/>
       </w:pPr>
       <w:rPr>
-        <w:rFonts w:ascii="Courier New" w:hAnsi="Courier New" w:cs="Courier New" w:hint="default"/>
+        <w:rFonts w:hint="default" w:ascii="Courier New" w:hAnsi="Courier New" w:cs="Courier New"/>
       </w:rPr>
     </w:lvl>
     <w:lvl w:ilvl="5" w:tplc="04090005" w:tentative="1">
@@ -14104,7 +14166,7 @@
         <w:ind w:left="4320" w:hanging="360"/>
       </w:pPr>
       <w:rPr>
-        <w:rFonts w:ascii="Wingdings" w:hAnsi="Wingdings" w:hint="default"/>
+        <w:rFonts w:hint="default" w:ascii="Wingdings" w:hAnsi="Wingdings"/>
       </w:rPr>
     </w:lvl>
     <w:lvl w:ilvl="6" w:tplc="04090001" w:tentative="1">
@@ -14116,7 +14178,7 @@
         <w:ind w:left="5040" w:hanging="360"/>
       </w:pPr>
       <w:rPr>
-        <w:rFonts w:ascii="Symbol" w:hAnsi="Symbol" w:hint="default"/>
+        <w:rFonts w:hint="default" w:ascii="Symbol" w:hAnsi="Symbol"/>
       </w:rPr>
     </w:lvl>
     <w:lvl w:ilvl="7" w:tplc="04090003" w:tentative="1">
@@ -14128,7 +14190,7 @@
         <w:ind w:left="5760" w:hanging="360"/>
       </w:pPr>
       <w:rPr>
-        <w:rFonts w:ascii="Courier New" w:hAnsi="Courier New" w:cs="Courier New" w:hint="default"/>
+        <w:rFonts w:hint="default" w:ascii="Courier New" w:hAnsi="Courier New" w:cs="Courier New"/>
       </w:rPr>
     </w:lvl>
     <w:lvl w:ilvl="8" w:tplc="04090005" w:tentative="1">
@@ -14140,7 +14202,7 @@
         <w:ind w:left="6480" w:hanging="360"/>
       </w:pPr>
       <w:rPr>
-        <w:rFonts w:ascii="Wingdings" w:hAnsi="Wingdings" w:hint="default"/>
+        <w:rFonts w:hint="default" w:ascii="Wingdings" w:hAnsi="Wingdings"/>
       </w:rPr>
     </w:lvl>
   </w:abstractNum>
@@ -14161,7 +14223,7 @@
         <w:ind w:left="907" w:hanging="360"/>
       </w:pPr>
       <w:rPr>
-        <w:rFonts w:ascii="Symbol" w:hAnsi="Symbol" w:hint="default"/>
+        <w:rFonts w:hint="default" w:ascii="Symbol" w:hAnsi="Symbol"/>
       </w:rPr>
     </w:lvl>
   </w:abstractNum>
@@ -14178,7 +14240,7 @@
         <w:ind w:left="1440" w:hanging="360"/>
       </w:pPr>
       <w:rPr>
-        <w:rFonts w:ascii="Symbol" w:hAnsi="Symbol" w:hint="default"/>
+        <w:rFonts w:hint="default" w:ascii="Symbol" w:hAnsi="Symbol"/>
       </w:rPr>
     </w:lvl>
     <w:lvl w:ilvl="1" w:tplc="04090003" w:tentative="1">
@@ -14190,7 +14252,7 @@
         <w:ind w:left="2160" w:hanging="360"/>
       </w:pPr>
       <w:rPr>
-        <w:rFonts w:ascii="Courier New" w:hAnsi="Courier New" w:cs="Courier New" w:hint="default"/>
+        <w:rFonts w:hint="default" w:ascii="Courier New" w:hAnsi="Courier New" w:cs="Courier New"/>
       </w:rPr>
     </w:lvl>
     <w:lvl w:ilvl="2" w:tplc="04090005" w:tentative="1">
@@ -14202,7 +14264,7 @@
         <w:ind w:left="2880" w:hanging="360"/>
       </w:pPr>
       <w:rPr>
-        <w:rFonts w:ascii="Wingdings" w:hAnsi="Wingdings" w:hint="default"/>
+        <w:rFonts w:hint="default" w:ascii="Wingdings" w:hAnsi="Wingdings"/>
       </w:rPr>
     </w:lvl>
     <w:lvl w:ilvl="3" w:tplc="04090001" w:tentative="1">
@@ -14214,7 +14276,7 @@
         <w:ind w:left="3600" w:hanging="360"/>
       </w:pPr>
       <w:rPr>
-        <w:rFonts w:ascii="Symbol" w:hAnsi="Symbol" w:hint="default"/>
+        <w:rFonts w:hint="default" w:ascii="Symbol" w:hAnsi="Symbol"/>
       </w:rPr>
     </w:lvl>
     <w:lvl w:ilvl="4" w:tplc="04090003" w:tentative="1">
@@ -14226,7 +14288,7 @@
         <w:ind w:left="4320" w:hanging="360"/>
       </w:pPr>
       <w:rPr>
-        <w:rFonts w:ascii="Courier New" w:hAnsi="Courier New" w:cs="Courier New" w:hint="default"/>
+        <w:rFonts w:hint="default" w:ascii="Courier New" w:hAnsi="Courier New" w:cs="Courier New"/>
       </w:rPr>
     </w:lvl>
     <w:lvl w:ilvl="5" w:tplc="04090005" w:tentative="1">
@@ -14238,7 +14300,7 @@
         <w:ind w:left="5040" w:hanging="360"/>
       </w:pPr>
       <w:rPr>
-        <w:rFonts w:ascii="Wingdings" w:hAnsi="Wingdings" w:hint="default"/>
+        <w:rFonts w:hint="default" w:ascii="Wingdings" w:hAnsi="Wingdings"/>
       </w:rPr>
     </w:lvl>
     <w:lvl w:ilvl="6" w:tplc="04090001" w:tentative="1">
@@ -14250,7 +14312,7 @@
         <w:ind w:left="5760" w:hanging="360"/>
       </w:pPr>
       <w:rPr>
-        <w:rFonts w:ascii="Symbol" w:hAnsi="Symbol" w:hint="default"/>
+        <w:rFonts w:hint="default" w:ascii="Symbol" w:hAnsi="Symbol"/>
       </w:rPr>
     </w:lvl>
     <w:lvl w:ilvl="7" w:tplc="04090003" w:tentative="1">
@@ -14262,7 +14324,7 @@
         <w:ind w:left="6480" w:hanging="360"/>
       </w:pPr>
       <w:rPr>
-        <w:rFonts w:ascii="Courier New" w:hAnsi="Courier New" w:cs="Courier New" w:hint="default"/>
+        <w:rFonts w:hint="default" w:ascii="Courier New" w:hAnsi="Courier New" w:cs="Courier New"/>
       </w:rPr>
     </w:lvl>
     <w:lvl w:ilvl="8" w:tplc="04090005" w:tentative="1">
@@ -14274,7 +14336,7 @@
         <w:ind w:left="7200" w:hanging="360"/>
       </w:pPr>
       <w:rPr>
-        <w:rFonts w:ascii="Wingdings" w:hAnsi="Wingdings" w:hint="default"/>
+        <w:rFonts w:hint="default" w:ascii="Wingdings" w:hAnsi="Wingdings"/>
       </w:rPr>
     </w:lvl>
   </w:abstractNum>
@@ -14295,7 +14357,7 @@
         <w:ind w:left="2160" w:hanging="360"/>
       </w:pPr>
       <w:rPr>
-        <w:rFonts w:ascii="Times New Roman" w:hAnsi="Times New Roman" w:cs="Times New Roman" w:hint="default"/>
+        <w:rFonts w:hint="default" w:ascii="Times New Roman" w:hAnsi="Times New Roman" w:cs="Times New Roman"/>
         <w:color w:val="auto"/>
       </w:rPr>
     </w:lvl>
@@ -14311,7 +14373,7 @@
         <w:ind w:left="2880" w:hanging="360"/>
       </w:pPr>
       <w:rPr>
-        <w:rFonts w:ascii="Courier New" w:hAnsi="Courier New" w:cs="Courier New" w:hint="default"/>
+        <w:rFonts w:hint="default" w:ascii="Courier New" w:hAnsi="Courier New" w:cs="Courier New"/>
       </w:rPr>
     </w:lvl>
     <w:lvl w:ilvl="2" w:tplc="D6BEB220" w:tentative="1">
@@ -14326,7 +14388,7 @@
         <w:ind w:left="3600" w:hanging="360"/>
       </w:pPr>
       <w:rPr>
-        <w:rFonts w:ascii="Wingdings" w:hAnsi="Wingdings" w:hint="default"/>
+        <w:rFonts w:hint="default" w:ascii="Wingdings" w:hAnsi="Wingdings"/>
       </w:rPr>
     </w:lvl>
     <w:lvl w:ilvl="3" w:tplc="0D76E4D6" w:tentative="1">
@@ -14341,7 +14403,7 @@
         <w:ind w:left="4320" w:hanging="360"/>
       </w:pPr>
       <w:rPr>
-        <w:rFonts w:ascii="Symbol" w:hAnsi="Symbol" w:hint="default"/>
+        <w:rFonts w:hint="default" w:ascii="Symbol" w:hAnsi="Symbol"/>
       </w:rPr>
     </w:lvl>
     <w:lvl w:ilvl="4" w:tplc="A73EA640" w:tentative="1">
@@ -14356,7 +14418,7 @@
         <w:ind w:left="5040" w:hanging="360"/>
       </w:pPr>
       <w:rPr>
-        <w:rFonts w:ascii="Courier New" w:hAnsi="Courier New" w:cs="Courier New" w:hint="default"/>
+        <w:rFonts w:hint="default" w:ascii="Courier New" w:hAnsi="Courier New" w:cs="Courier New"/>
       </w:rPr>
     </w:lvl>
     <w:lvl w:ilvl="5" w:tplc="4EC4106A" w:tentative="1">
@@ -14371,7 +14433,7 @@
         <w:ind w:left="5760" w:hanging="360"/>
       </w:pPr>
       <w:rPr>
-        <w:rFonts w:ascii="Wingdings" w:hAnsi="Wingdings" w:hint="default"/>
+        <w:rFonts w:hint="default" w:ascii="Wingdings" w:hAnsi="Wingdings"/>
       </w:rPr>
     </w:lvl>
     <w:lvl w:ilvl="6" w:tplc="2BF49550" w:tentative="1">
@@ -14386,7 +14448,7 @@
         <w:ind w:left="6480" w:hanging="360"/>
       </w:pPr>
       <w:rPr>
-        <w:rFonts w:ascii="Symbol" w:hAnsi="Symbol" w:hint="default"/>
+        <w:rFonts w:hint="default" w:ascii="Symbol" w:hAnsi="Symbol"/>
       </w:rPr>
     </w:lvl>
     <w:lvl w:ilvl="7" w:tplc="A7A26CF8" w:tentative="1">
@@ -14401,7 +14463,7 @@
         <w:ind w:left="7200" w:hanging="360"/>
       </w:pPr>
       <w:rPr>
-        <w:rFonts w:ascii="Courier New" w:hAnsi="Courier New" w:cs="Courier New" w:hint="default"/>
+        <w:rFonts w:hint="default" w:ascii="Courier New" w:hAnsi="Courier New" w:cs="Courier New"/>
       </w:rPr>
     </w:lvl>
     <w:lvl w:ilvl="8" w:tplc="E1562BDE" w:tentative="1">
@@ -14416,7 +14478,7 @@
         <w:ind w:left="7920" w:hanging="360"/>
       </w:pPr>
       <w:rPr>
-        <w:rFonts w:ascii="Wingdings" w:hAnsi="Wingdings" w:hint="default"/>
+        <w:rFonts w:hint="default" w:ascii="Wingdings" w:hAnsi="Wingdings"/>
       </w:rPr>
     </w:lvl>
   </w:abstractNum>
@@ -14433,7 +14495,7 @@
         <w:ind w:left="1647" w:hanging="360"/>
       </w:pPr>
       <w:rPr>
-        <w:rFonts w:ascii="Symbol" w:hAnsi="Symbol" w:hint="default"/>
+        <w:rFonts w:hint="default" w:ascii="Symbol" w:hAnsi="Symbol"/>
       </w:rPr>
     </w:lvl>
     <w:lvl w:ilvl="1" w:tplc="40090003">
@@ -14445,7 +14507,7 @@
         <w:ind w:left="2367" w:hanging="360"/>
       </w:pPr>
       <w:rPr>
-        <w:rFonts w:ascii="Courier New" w:hAnsi="Courier New" w:cs="Courier New" w:hint="default"/>
+        <w:rFonts w:hint="default" w:ascii="Courier New" w:hAnsi="Courier New" w:cs="Courier New"/>
       </w:rPr>
     </w:lvl>
     <w:lvl w:ilvl="2" w:tplc="40090005" w:tentative="1">
@@ -14457,7 +14519,7 @@
         <w:ind w:left="3087" w:hanging="360"/>
       </w:pPr>
       <w:rPr>
-        <w:rFonts w:ascii="Wingdings" w:hAnsi="Wingdings" w:hint="default"/>
+        <w:rFonts w:hint="default" w:ascii="Wingdings" w:hAnsi="Wingdings"/>
       </w:rPr>
     </w:lvl>
     <w:lvl w:ilvl="3" w:tplc="40090001" w:tentative="1">
@@ -14469,7 +14531,7 @@
         <w:ind w:left="3807" w:hanging="360"/>
       </w:pPr>
       <w:rPr>
-        <w:rFonts w:ascii="Symbol" w:hAnsi="Symbol" w:hint="default"/>
+        <w:rFonts w:hint="default" w:ascii="Symbol" w:hAnsi="Symbol"/>
       </w:rPr>
     </w:lvl>
     <w:lvl w:ilvl="4" w:tplc="40090003" w:tentative="1">
@@ -14481,7 +14543,7 @@
         <w:ind w:left="4527" w:hanging="360"/>
       </w:pPr>
       <w:rPr>
-        <w:rFonts w:ascii="Courier New" w:hAnsi="Courier New" w:cs="Courier New" w:hint="default"/>
+        <w:rFonts w:hint="default" w:ascii="Courier New" w:hAnsi="Courier New" w:cs="Courier New"/>
       </w:rPr>
     </w:lvl>
     <w:lvl w:ilvl="5" w:tplc="40090005" w:tentative="1">
@@ -14493,7 +14555,7 @@
         <w:ind w:left="5247" w:hanging="360"/>
       </w:pPr>
       <w:rPr>
-        <w:rFonts w:ascii="Wingdings" w:hAnsi="Wingdings" w:hint="default"/>
+        <w:rFonts w:hint="default" w:ascii="Wingdings" w:hAnsi="Wingdings"/>
       </w:rPr>
     </w:lvl>
     <w:lvl w:ilvl="6" w:tplc="40090001" w:tentative="1">
@@ -14505,7 +14567,7 @@
         <w:ind w:left="5967" w:hanging="360"/>
       </w:pPr>
       <w:rPr>
-        <w:rFonts w:ascii="Symbol" w:hAnsi="Symbol" w:hint="default"/>
+        <w:rFonts w:hint="default" w:ascii="Symbol" w:hAnsi="Symbol"/>
       </w:rPr>
     </w:lvl>
     <w:lvl w:ilvl="7" w:tplc="40090003" w:tentative="1">
@@ -14517,7 +14579,7 @@
         <w:ind w:left="6687" w:hanging="360"/>
       </w:pPr>
       <w:rPr>
-        <w:rFonts w:ascii="Courier New" w:hAnsi="Courier New" w:cs="Courier New" w:hint="default"/>
+        <w:rFonts w:hint="default" w:ascii="Courier New" w:hAnsi="Courier New" w:cs="Courier New"/>
       </w:rPr>
     </w:lvl>
     <w:lvl w:ilvl="8" w:tplc="40090005" w:tentative="1">
@@ -14529,7 +14591,7 @@
         <w:ind w:left="7407" w:hanging="360"/>
       </w:pPr>
       <w:rPr>
-        <w:rFonts w:ascii="Wingdings" w:hAnsi="Wingdings" w:hint="default"/>
+        <w:rFonts w:hint="default" w:ascii="Wingdings" w:hAnsi="Wingdings"/>
       </w:rPr>
     </w:lvl>
   </w:abstractNum>
@@ -14721,7 +14783,7 @@
         <w:ind w:left="1800" w:hanging="360"/>
       </w:pPr>
       <w:rPr>
-        <w:rFonts w:ascii="Symbol" w:hAnsi="Symbol" w:hint="default"/>
+        <w:rFonts w:hint="default" w:ascii="Symbol" w:hAnsi="Symbol"/>
       </w:rPr>
     </w:lvl>
     <w:lvl w:ilvl="1" w:tplc="04090003" w:tentative="1">
@@ -14733,7 +14795,7 @@
         <w:ind w:left="2520" w:hanging="360"/>
       </w:pPr>
       <w:rPr>
-        <w:rFonts w:ascii="Courier New" w:hAnsi="Courier New" w:cs="Courier New" w:hint="default"/>
+        <w:rFonts w:hint="default" w:ascii="Courier New" w:hAnsi="Courier New" w:cs="Courier New"/>
       </w:rPr>
     </w:lvl>
     <w:lvl w:ilvl="2" w:tplc="04090005" w:tentative="1">
@@ -14745,7 +14807,7 @@
         <w:ind w:left="3240" w:hanging="360"/>
       </w:pPr>
       <w:rPr>
-        <w:rFonts w:ascii="Wingdings" w:hAnsi="Wingdings" w:hint="default"/>
+        <w:rFonts w:hint="default" w:ascii="Wingdings" w:hAnsi="Wingdings"/>
       </w:rPr>
     </w:lvl>
     <w:lvl w:ilvl="3" w:tplc="04090001" w:tentative="1">
@@ -14757,7 +14819,7 @@
         <w:ind w:left="3960" w:hanging="360"/>
       </w:pPr>
       <w:rPr>
-        <w:rFonts w:ascii="Symbol" w:hAnsi="Symbol" w:hint="default"/>
+        <w:rFonts w:hint="default" w:ascii="Symbol" w:hAnsi="Symbol"/>
       </w:rPr>
     </w:lvl>
     <w:lvl w:ilvl="4" w:tplc="04090003" w:tentative="1">
@@ -14769,7 +14831,7 @@
         <w:ind w:left="4680" w:hanging="360"/>
       </w:pPr>
       <w:rPr>
-        <w:rFonts w:ascii="Courier New" w:hAnsi="Courier New" w:cs="Courier New" w:hint="default"/>
+        <w:rFonts w:hint="default" w:ascii="Courier New" w:hAnsi="Courier New" w:cs="Courier New"/>
       </w:rPr>
     </w:lvl>
     <w:lvl w:ilvl="5" w:tplc="04090005" w:tentative="1">
@@ -14781,7 +14843,7 @@
         <w:ind w:left="5400" w:hanging="360"/>
       </w:pPr>
       <w:rPr>
-        <w:rFonts w:ascii="Wingdings" w:hAnsi="Wingdings" w:hint="default"/>
+        <w:rFonts w:hint="default" w:ascii="Wingdings" w:hAnsi="Wingdings"/>
       </w:rPr>
     </w:lvl>
     <w:lvl w:ilvl="6" w:tplc="04090001" w:tentative="1">
@@ -14793,7 +14855,7 @@
         <w:ind w:left="6120" w:hanging="360"/>
       </w:pPr>
       <w:rPr>
-        <w:rFonts w:ascii="Symbol" w:hAnsi="Symbol" w:hint="default"/>
+        <w:rFonts w:hint="default" w:ascii="Symbol" w:hAnsi="Symbol"/>
       </w:rPr>
     </w:lvl>
     <w:lvl w:ilvl="7" w:tplc="04090003" w:tentative="1">
@@ -14805,7 +14867,7 @@
         <w:ind w:left="6840" w:hanging="360"/>
       </w:pPr>
       <w:rPr>
-        <w:rFonts w:ascii="Courier New" w:hAnsi="Courier New" w:cs="Courier New" w:hint="default"/>
+        <w:rFonts w:hint="default" w:ascii="Courier New" w:hAnsi="Courier New" w:cs="Courier New"/>
       </w:rPr>
     </w:lvl>
     <w:lvl w:ilvl="8" w:tplc="04090005" w:tentative="1">
@@ -14817,7 +14879,7 @@
         <w:ind w:left="7560" w:hanging="360"/>
       </w:pPr>
       <w:rPr>
-        <w:rFonts w:ascii="Wingdings" w:hAnsi="Wingdings" w:hint="default"/>
+        <w:rFonts w:hint="default" w:ascii="Wingdings" w:hAnsi="Wingdings"/>
       </w:rPr>
     </w:lvl>
   </w:abstractNum>
@@ -14836,7 +14898,7 @@
         <w:ind w:left="432" w:hanging="432"/>
       </w:pPr>
       <w:rPr>
-        <w:rFonts w:ascii="Adobe Garamond Pro Bold" w:hAnsi="Adobe Garamond Pro Bold" w:hint="default"/>
+        <w:rFonts w:hint="default" w:ascii="Adobe Garamond Pro Bold" w:hAnsi="Adobe Garamond Pro Bold"/>
       </w:rPr>
     </w:lvl>
     <w:lvl w:ilvl="1">
@@ -14962,7 +15024,7 @@
         <w:ind w:left="1368" w:hanging="360"/>
       </w:pPr>
       <w:rPr>
-        <w:rFonts w:ascii="Times New Roman" w:hAnsi="Times New Roman" w:cs="Times New Roman" w:hint="default"/>
+        <w:rFonts w:hint="default" w:ascii="Times New Roman" w:hAnsi="Times New Roman" w:cs="Times New Roman"/>
         <w:b/>
         <w:i w:val="0"/>
         <w:color w:val="auto"/>
@@ -14978,7 +15040,7 @@
         <w:ind w:left="2448" w:hanging="360"/>
       </w:pPr>
       <w:rPr>
-        <w:rFonts w:ascii="Courier New" w:hAnsi="Courier New" w:cs="Courier New" w:hint="default"/>
+        <w:rFonts w:hint="default" w:ascii="Courier New" w:hAnsi="Courier New" w:cs="Courier New"/>
       </w:rPr>
     </w:lvl>
     <w:lvl w:ilvl="2" w:tplc="0409001B">
@@ -14990,7 +15052,7 @@
         <w:ind w:left="3168" w:hanging="360"/>
       </w:pPr>
       <w:rPr>
-        <w:rFonts w:ascii="Wingdings" w:hAnsi="Wingdings" w:hint="default"/>
+        <w:rFonts w:hint="default" w:ascii="Wingdings" w:hAnsi="Wingdings"/>
       </w:rPr>
     </w:lvl>
     <w:lvl w:ilvl="3" w:tplc="0409000F" w:tentative="1">
@@ -15002,7 +15064,7 @@
         <w:ind w:left="3888" w:hanging="360"/>
       </w:pPr>
       <w:rPr>
-        <w:rFonts w:ascii="Symbol" w:hAnsi="Symbol" w:hint="default"/>
+        <w:rFonts w:hint="default" w:ascii="Symbol" w:hAnsi="Symbol"/>
       </w:rPr>
     </w:lvl>
     <w:lvl w:ilvl="4" w:tplc="04090019" w:tentative="1">
@@ -15014,7 +15076,7 @@
         <w:ind w:left="4608" w:hanging="360"/>
       </w:pPr>
       <w:rPr>
-        <w:rFonts w:ascii="Courier New" w:hAnsi="Courier New" w:cs="Courier New" w:hint="default"/>
+        <w:rFonts w:hint="default" w:ascii="Courier New" w:hAnsi="Courier New" w:cs="Courier New"/>
       </w:rPr>
     </w:lvl>
     <w:lvl w:ilvl="5" w:tplc="0409001B" w:tentative="1">
@@ -15026,7 +15088,7 @@
         <w:ind w:left="5328" w:hanging="360"/>
       </w:pPr>
       <w:rPr>
-        <w:rFonts w:ascii="Wingdings" w:hAnsi="Wingdings" w:hint="default"/>
+        <w:rFonts w:hint="default" w:ascii="Wingdings" w:hAnsi="Wingdings"/>
       </w:rPr>
     </w:lvl>
     <w:lvl w:ilvl="6" w:tplc="0409000F" w:tentative="1">
@@ -15038,7 +15100,7 @@
         <w:ind w:left="6048" w:hanging="360"/>
       </w:pPr>
       <w:rPr>
-        <w:rFonts w:ascii="Symbol" w:hAnsi="Symbol" w:hint="default"/>
+        <w:rFonts w:hint="default" w:ascii="Symbol" w:hAnsi="Symbol"/>
       </w:rPr>
     </w:lvl>
     <w:lvl w:ilvl="7" w:tplc="04090019" w:tentative="1">
@@ -15050,7 +15112,7 @@
         <w:ind w:left="6768" w:hanging="360"/>
       </w:pPr>
       <w:rPr>
-        <w:rFonts w:ascii="Courier New" w:hAnsi="Courier New" w:cs="Courier New" w:hint="default"/>
+        <w:rFonts w:hint="default" w:ascii="Courier New" w:hAnsi="Courier New" w:cs="Courier New"/>
       </w:rPr>
     </w:lvl>
     <w:lvl w:ilvl="8" w:tplc="0409001B" w:tentative="1">
@@ -15062,7 +15124,7 @@
         <w:ind w:left="7488" w:hanging="360"/>
       </w:pPr>
       <w:rPr>
-        <w:rFonts w:ascii="Wingdings" w:hAnsi="Wingdings" w:hint="default"/>
+        <w:rFonts w:hint="default" w:ascii="Wingdings" w:hAnsi="Wingdings"/>
       </w:rPr>
     </w:lvl>
   </w:abstractNum>
@@ -15079,7 +15141,7 @@
         <w:ind w:left="1854" w:hanging="360"/>
       </w:pPr>
       <w:rPr>
-        <w:rFonts w:ascii="Symbol" w:hAnsi="Symbol" w:hint="default"/>
+        <w:rFonts w:hint="default" w:ascii="Symbol" w:hAnsi="Symbol"/>
       </w:rPr>
     </w:lvl>
     <w:lvl w:ilvl="1" w:tplc="40090003" w:tentative="1">
@@ -15091,7 +15153,7 @@
         <w:ind w:left="2574" w:hanging="360"/>
       </w:pPr>
       <w:rPr>
-        <w:rFonts w:ascii="Courier New" w:hAnsi="Courier New" w:cs="Courier New" w:hint="default"/>
+        <w:rFonts w:hint="default" w:ascii="Courier New" w:hAnsi="Courier New" w:cs="Courier New"/>
       </w:rPr>
     </w:lvl>
     <w:lvl w:ilvl="2" w:tplc="40090005" w:tentative="1">
@@ -15103,7 +15165,7 @@
         <w:ind w:left="3294" w:hanging="360"/>
       </w:pPr>
       <w:rPr>
-        <w:rFonts w:ascii="Wingdings" w:hAnsi="Wingdings" w:hint="default"/>
+        <w:rFonts w:hint="default" w:ascii="Wingdings" w:hAnsi="Wingdings"/>
       </w:rPr>
     </w:lvl>
     <w:lvl w:ilvl="3" w:tplc="40090001" w:tentative="1">
@@ -15115,7 +15177,7 @@
         <w:ind w:left="4014" w:hanging="360"/>
       </w:pPr>
       <w:rPr>
-        <w:rFonts w:ascii="Symbol" w:hAnsi="Symbol" w:hint="default"/>
+        <w:rFonts w:hint="default" w:ascii="Symbol" w:hAnsi="Symbol"/>
       </w:rPr>
     </w:lvl>
     <w:lvl w:ilvl="4" w:tplc="40090003" w:tentative="1">
@@ -15127,7 +15189,7 @@
         <w:ind w:left="4734" w:hanging="360"/>
       </w:pPr>
       <w:rPr>
-        <w:rFonts w:ascii="Courier New" w:hAnsi="Courier New" w:cs="Courier New" w:hint="default"/>
+        <w:rFonts w:hint="default" w:ascii="Courier New" w:hAnsi="Courier New" w:cs="Courier New"/>
       </w:rPr>
     </w:lvl>
     <w:lvl w:ilvl="5" w:tplc="40090005" w:tentative="1">
@@ -15139,7 +15201,7 @@
         <w:ind w:left="5454" w:hanging="360"/>
       </w:pPr>
       <w:rPr>
-        <w:rFonts w:ascii="Wingdings" w:hAnsi="Wingdings" w:hint="default"/>
+        <w:rFonts w:hint="default" w:ascii="Wingdings" w:hAnsi="Wingdings"/>
       </w:rPr>
     </w:lvl>
     <w:lvl w:ilvl="6" w:tplc="40090001" w:tentative="1">
@@ -15151,7 +15213,7 @@
         <w:ind w:left="6174" w:hanging="360"/>
       </w:pPr>
       <w:rPr>
-        <w:rFonts w:ascii="Symbol" w:hAnsi="Symbol" w:hint="default"/>
+        <w:rFonts w:hint="default" w:ascii="Symbol" w:hAnsi="Symbol"/>
       </w:rPr>
     </w:lvl>
     <w:lvl w:ilvl="7" w:tplc="40090003" w:tentative="1">
@@ -15163,7 +15225,7 @@
         <w:ind w:left="6894" w:hanging="360"/>
       </w:pPr>
       <w:rPr>
-        <w:rFonts w:ascii="Courier New" w:hAnsi="Courier New" w:cs="Courier New" w:hint="default"/>
+        <w:rFonts w:hint="default" w:ascii="Courier New" w:hAnsi="Courier New" w:cs="Courier New"/>
       </w:rPr>
     </w:lvl>
     <w:lvl w:ilvl="8" w:tplc="40090005" w:tentative="1">
@@ -15175,7 +15237,7 @@
         <w:ind w:left="7614" w:hanging="360"/>
       </w:pPr>
       <w:rPr>
-        <w:rFonts w:ascii="Wingdings" w:hAnsi="Wingdings" w:hint="default"/>
+        <w:rFonts w:hint="default" w:ascii="Wingdings" w:hAnsi="Wingdings"/>
       </w:rPr>
     </w:lvl>
   </w:abstractNum>
@@ -15192,7 +15254,7 @@
         <w:ind w:left="720" w:hanging="360"/>
       </w:pPr>
       <w:rPr>
-        <w:rFonts w:ascii="Symbol" w:hAnsi="Symbol" w:hint="default"/>
+        <w:rFonts w:hint="default" w:ascii="Symbol" w:hAnsi="Symbol"/>
       </w:rPr>
     </w:lvl>
     <w:lvl w:ilvl="1" w:tplc="04090003" w:tentative="1">
@@ -15204,7 +15266,7 @@
         <w:ind w:left="1440" w:hanging="360"/>
       </w:pPr>
       <w:rPr>
-        <w:rFonts w:ascii="Courier New" w:hAnsi="Courier New" w:cs="Courier New" w:hint="default"/>
+        <w:rFonts w:hint="default" w:ascii="Courier New" w:hAnsi="Courier New" w:cs="Courier New"/>
       </w:rPr>
     </w:lvl>
     <w:lvl w:ilvl="2" w:tplc="04090005" w:tentative="1">
@@ -15216,7 +15278,7 @@
         <w:ind w:left="2160" w:hanging="360"/>
       </w:pPr>
       <w:rPr>
-        <w:rFonts w:ascii="Wingdings" w:hAnsi="Wingdings" w:hint="default"/>
+        <w:rFonts w:hint="default" w:ascii="Wingdings" w:hAnsi="Wingdings"/>
       </w:rPr>
     </w:lvl>
     <w:lvl w:ilvl="3" w:tplc="04090001" w:tentative="1">
@@ -15228,7 +15290,7 @@
         <w:ind w:left="2880" w:hanging="360"/>
       </w:pPr>
       <w:rPr>
-        <w:rFonts w:ascii="Symbol" w:hAnsi="Symbol" w:hint="default"/>
+        <w:rFonts w:hint="default" w:ascii="Symbol" w:hAnsi="Symbol"/>
       </w:rPr>
     </w:lvl>
     <w:lvl w:ilvl="4" w:tplc="04090003" w:tentative="1">
@@ -15240,7 +15302,7 @@
         <w:ind w:left="3600" w:hanging="360"/>
       </w:pPr>
       <w:rPr>
-        <w:rFonts w:ascii="Courier New" w:hAnsi="Courier New" w:cs="Courier New" w:hint="default"/>
+        <w:rFonts w:hint="default" w:ascii="Courier New" w:hAnsi="Courier New" w:cs="Courier New"/>
       </w:rPr>
     </w:lvl>
     <w:lvl w:ilvl="5" w:tplc="04090005" w:tentative="1">
@@ -15252,7 +15314,7 @@
         <w:ind w:left="4320" w:hanging="360"/>
       </w:pPr>
       <w:rPr>
-        <w:rFonts w:ascii="Wingdings" w:hAnsi="Wingdings" w:hint="default"/>
+        <w:rFonts w:hint="default" w:ascii="Wingdings" w:hAnsi="Wingdings"/>
       </w:rPr>
     </w:lvl>
     <w:lvl w:ilvl="6" w:tplc="04090001" w:tentative="1">
@@ -15264,7 +15326,7 @@
         <w:ind w:left="5040" w:hanging="360"/>
       </w:pPr>
       <w:rPr>
-        <w:rFonts w:ascii="Symbol" w:hAnsi="Symbol" w:hint="default"/>
+        <w:rFonts w:hint="default" w:ascii="Symbol" w:hAnsi="Symbol"/>
       </w:rPr>
     </w:lvl>
     <w:lvl w:ilvl="7" w:tplc="04090003" w:tentative="1">
@@ -15276,7 +15338,7 @@
         <w:ind w:left="5760" w:hanging="360"/>
       </w:pPr>
       <w:rPr>
-        <w:rFonts w:ascii="Courier New" w:hAnsi="Courier New" w:cs="Courier New" w:hint="default"/>
+        <w:rFonts w:hint="default" w:ascii="Courier New" w:hAnsi="Courier New" w:cs="Courier New"/>
       </w:rPr>
     </w:lvl>
     <w:lvl w:ilvl="8" w:tplc="04090005" w:tentative="1">
@@ -15288,7 +15350,7 @@
         <w:ind w:left="6480" w:hanging="360"/>
       </w:pPr>
       <w:rPr>
-        <w:rFonts w:ascii="Wingdings" w:hAnsi="Wingdings" w:hint="default"/>
+        <w:rFonts w:hint="default" w:ascii="Wingdings" w:hAnsi="Wingdings"/>
       </w:rPr>
     </w:lvl>
   </w:abstractNum>
@@ -15306,7 +15368,7 @@
         <w:ind w:left="720" w:hanging="360"/>
       </w:pPr>
       <w:rPr>
-        <w:rFonts w:ascii="Symbol" w:hAnsi="Symbol" w:hint="default"/>
+        <w:rFonts w:hint="default" w:ascii="Symbol" w:hAnsi="Symbol"/>
       </w:rPr>
     </w:lvl>
     <w:lvl w:ilvl="1" w:tplc="1BEC8F98">
@@ -15319,7 +15381,7 @@
         <w:ind w:left="1440" w:hanging="360"/>
       </w:pPr>
       <w:rPr>
-        <w:rFonts w:ascii="Symbol" w:hAnsi="Symbol" w:hint="default"/>
+        <w:rFonts w:hint="default" w:ascii="Symbol" w:hAnsi="Symbol"/>
       </w:rPr>
     </w:lvl>
     <w:lvl w:ilvl="2" w:tplc="04090005" w:tentative="1">
@@ -15331,7 +15393,7 @@
         <w:ind w:left="2160" w:hanging="360"/>
       </w:pPr>
       <w:rPr>
-        <w:rFonts w:ascii="Wingdings" w:hAnsi="Wingdings" w:hint="default"/>
+        <w:rFonts w:hint="default" w:ascii="Wingdings" w:hAnsi="Wingdings"/>
       </w:rPr>
     </w:lvl>
     <w:lvl w:ilvl="3" w:tplc="04090001" w:tentative="1">
@@ -15343,7 +15405,7 @@
         <w:ind w:left="2880" w:hanging="360"/>
       </w:pPr>
       <w:rPr>
-        <w:rFonts w:ascii="Symbol" w:hAnsi="Symbol" w:hint="default"/>
+        <w:rFonts w:hint="default" w:ascii="Symbol" w:hAnsi="Symbol"/>
       </w:rPr>
     </w:lvl>
     <w:lvl w:ilvl="4" w:tplc="04090003" w:tentative="1">
@@ -15355,7 +15417,7 @@
         <w:ind w:left="3600" w:hanging="360"/>
       </w:pPr>
       <w:rPr>
-        <w:rFonts w:ascii="Courier New" w:hAnsi="Courier New" w:cs="Courier New" w:hint="default"/>
+        <w:rFonts w:hint="default" w:ascii="Courier New" w:hAnsi="Courier New" w:cs="Courier New"/>
       </w:rPr>
     </w:lvl>
     <w:lvl w:ilvl="5" w:tplc="04090005" w:tentative="1">
@@ -15367,7 +15429,7 @@
         <w:ind w:left="4320" w:hanging="360"/>
       </w:pPr>
       <w:rPr>
-        <w:rFonts w:ascii="Wingdings" w:hAnsi="Wingdings" w:hint="default"/>
+        <w:rFonts w:hint="default" w:ascii="Wingdings" w:hAnsi="Wingdings"/>
       </w:rPr>
     </w:lvl>
     <w:lvl w:ilvl="6" w:tplc="04090001" w:tentative="1">
@@ -15379,7 +15441,7 @@
         <w:ind w:left="5040" w:hanging="360"/>
       </w:pPr>
       <w:rPr>
-        <w:rFonts w:ascii="Symbol" w:hAnsi="Symbol" w:hint="default"/>
+        <w:rFonts w:hint="default" w:ascii="Symbol" w:hAnsi="Symbol"/>
       </w:rPr>
     </w:lvl>
     <w:lvl w:ilvl="7" w:tplc="04090003" w:tentative="1">
@@ -15391,7 +15453,7 @@
         <w:ind w:left="5760" w:hanging="360"/>
       </w:pPr>
       <w:rPr>
-        <w:rFonts w:ascii="Courier New" w:hAnsi="Courier New" w:cs="Courier New" w:hint="default"/>
+        <w:rFonts w:hint="default" w:ascii="Courier New" w:hAnsi="Courier New" w:cs="Courier New"/>
       </w:rPr>
     </w:lvl>
     <w:lvl w:ilvl="8" w:tplc="04090005" w:tentative="1">
@@ -15403,7 +15465,7 @@
         <w:ind w:left="6480" w:hanging="360"/>
       </w:pPr>
       <w:rPr>
-        <w:rFonts w:ascii="Wingdings" w:hAnsi="Wingdings" w:hint="default"/>
+        <w:rFonts w:hint="default" w:ascii="Wingdings" w:hAnsi="Wingdings"/>
       </w:rPr>
     </w:lvl>
   </w:abstractNum>
@@ -15676,7 +15738,7 @@
   <w:docDefaults>
     <w:rPrDefault>
       <w:rPr>
-        <w:rFonts w:asciiTheme="minorHAnsi" w:eastAsiaTheme="minorEastAsia" w:hAnsiTheme="minorHAnsi" w:cstheme="minorBidi"/>
+        <w:rFonts w:asciiTheme="minorHAnsi" w:hAnsiTheme="minorHAnsi" w:eastAsiaTheme="minorEastAsia" w:cstheme="minorBidi"/>
         <w:sz w:val="21"/>
         <w:szCs w:val="21"/>
         <w:lang w:val="en-US" w:eastAsia="en-US" w:bidi="ar-SA"/>
@@ -15691,58 +15753,58 @@
   <w:latentStyles w:defLockedState="0" w:defUIPriority="99" w:defSemiHidden="0" w:defUnhideWhenUsed="0" w:defQFormat="0" w:count="376">
     <w:lsdException w:name="Normal" w:uiPriority="0" w:qFormat="1"/>
     <w:lsdException w:name="heading 1" w:uiPriority="0" w:qFormat="1"/>
-    <w:lsdException w:name="heading 2" w:semiHidden="1" w:uiPriority="0" w:unhideWhenUsed="1" w:qFormat="1"/>
-    <w:lsdException w:name="heading 3" w:semiHidden="1" w:uiPriority="0" w:unhideWhenUsed="1" w:qFormat="1"/>
-    <w:lsdException w:name="heading 4" w:semiHidden="1" w:uiPriority="0" w:unhideWhenUsed="1" w:qFormat="1"/>
-    <w:lsdException w:name="heading 5" w:semiHidden="1" w:uiPriority="0" w:unhideWhenUsed="1" w:qFormat="1"/>
-    <w:lsdException w:name="heading 6" w:semiHidden="1" w:uiPriority="0" w:unhideWhenUsed="1" w:qFormat="1"/>
-    <w:lsdException w:name="heading 7" w:semiHidden="1" w:uiPriority="0" w:unhideWhenUsed="1" w:qFormat="1"/>
-    <w:lsdException w:name="heading 8" w:semiHidden="1" w:uiPriority="0" w:unhideWhenUsed="1" w:qFormat="1"/>
-    <w:lsdException w:name="heading 9" w:semiHidden="1" w:uiPriority="0" w:unhideWhenUsed="1" w:qFormat="1"/>
+    <w:lsdException w:name="heading 2" w:uiPriority="0" w:semiHidden="1" w:unhideWhenUsed="1" w:qFormat="1"/>
+    <w:lsdException w:name="heading 3" w:uiPriority="0" w:semiHidden="1" w:unhideWhenUsed="1" w:qFormat="1"/>
+    <w:lsdException w:name="heading 4" w:uiPriority="0" w:semiHidden="1" w:unhideWhenUsed="1" w:qFormat="1"/>
+    <w:lsdException w:name="heading 5" w:uiPriority="0" w:semiHidden="1" w:unhideWhenUsed="1" w:qFormat="1"/>
+    <w:lsdException w:name="heading 6" w:uiPriority="0" w:semiHidden="1" w:unhideWhenUsed="1" w:qFormat="1"/>
+    <w:lsdException w:name="heading 7" w:uiPriority="0" w:semiHidden="1" w:unhideWhenUsed="1" w:qFormat="1"/>
+    <w:lsdException w:name="heading 8" w:uiPriority="0" w:semiHidden="1" w:unhideWhenUsed="1" w:qFormat="1"/>
+    <w:lsdException w:name="heading 9" w:uiPriority="0" w:semiHidden="1" w:unhideWhenUsed="1" w:qFormat="1"/>
     <w:lsdException w:name="index 1" w:semiHidden="1" w:unhideWhenUsed="1"/>
     <w:lsdException w:name="index 2" w:semiHidden="1" w:unhideWhenUsed="1"/>
-    <w:lsdException w:name="index 3" w:semiHidden="1" w:uiPriority="0" w:unhideWhenUsed="1"/>
-    <w:lsdException w:name="index 4" w:semiHidden="1" w:uiPriority="0" w:unhideWhenUsed="1"/>
-    <w:lsdException w:name="index 5" w:semiHidden="1" w:uiPriority="0" w:unhideWhenUsed="1"/>
-    <w:lsdException w:name="index 6" w:semiHidden="1" w:uiPriority="0" w:unhideWhenUsed="1"/>
-    <w:lsdException w:name="index 7" w:semiHidden="1" w:uiPriority="0" w:unhideWhenUsed="1"/>
-    <w:lsdException w:name="index 8" w:semiHidden="1" w:uiPriority="0" w:unhideWhenUsed="1"/>
-    <w:lsdException w:name="index 9" w:semiHidden="1" w:uiPriority="0" w:unhideWhenUsed="1"/>
-    <w:lsdException w:name="toc 1" w:semiHidden="1" w:uiPriority="39" w:unhideWhenUsed="1" w:qFormat="1"/>
-    <w:lsdException w:name="toc 2" w:semiHidden="1" w:uiPriority="39" w:unhideWhenUsed="1" w:qFormat="1"/>
-    <w:lsdException w:name="toc 3" w:semiHidden="1" w:uiPriority="39" w:unhideWhenUsed="1" w:qFormat="1"/>
-    <w:lsdException w:name="toc 4" w:semiHidden="1" w:uiPriority="39" w:unhideWhenUsed="1"/>
-    <w:lsdException w:name="toc 5" w:semiHidden="1" w:uiPriority="0" w:unhideWhenUsed="1"/>
-    <w:lsdException w:name="toc 6" w:semiHidden="1" w:uiPriority="0" w:unhideWhenUsed="1"/>
-    <w:lsdException w:name="toc 7" w:semiHidden="1" w:uiPriority="0" w:unhideWhenUsed="1"/>
-    <w:lsdException w:name="toc 8" w:semiHidden="1" w:uiPriority="0" w:unhideWhenUsed="1"/>
-    <w:lsdException w:name="toc 9" w:semiHidden="1" w:uiPriority="0" w:unhideWhenUsed="1"/>
-    <w:lsdException w:name="Normal Indent" w:semiHidden="1" w:uiPriority="0" w:unhideWhenUsed="1"/>
-    <w:lsdException w:name="footnote text" w:semiHidden="1" w:uiPriority="0" w:unhideWhenUsed="1"/>
-    <w:lsdException w:name="annotation text" w:semiHidden="1" w:uiPriority="0" w:unhideWhenUsed="1"/>
-    <w:lsdException w:name="header" w:semiHidden="1" w:uiPriority="0" w:unhideWhenUsed="1"/>
+    <w:lsdException w:name="index 3" w:uiPriority="0" w:semiHidden="1" w:unhideWhenUsed="1"/>
+    <w:lsdException w:name="index 4" w:uiPriority="0" w:semiHidden="1" w:unhideWhenUsed="1"/>
+    <w:lsdException w:name="index 5" w:uiPriority="0" w:semiHidden="1" w:unhideWhenUsed="1"/>
+    <w:lsdException w:name="index 6" w:uiPriority="0" w:semiHidden="1" w:unhideWhenUsed="1"/>
+    <w:lsdException w:name="index 7" w:uiPriority="0" w:semiHidden="1" w:unhideWhenUsed="1"/>
+    <w:lsdException w:name="index 8" w:uiPriority="0" w:semiHidden="1" w:unhideWhenUsed="1"/>
+    <w:lsdException w:name="index 9" w:uiPriority="0" w:semiHidden="1" w:unhideWhenUsed="1"/>
+    <w:lsdException w:name="toc 1" w:uiPriority="39" w:semiHidden="1" w:unhideWhenUsed="1" w:qFormat="1"/>
+    <w:lsdException w:name="toc 2" w:uiPriority="39" w:semiHidden="1" w:unhideWhenUsed="1" w:qFormat="1"/>
+    <w:lsdException w:name="toc 3" w:uiPriority="39" w:semiHidden="1" w:unhideWhenUsed="1" w:qFormat="1"/>
+    <w:lsdException w:name="toc 4" w:uiPriority="39" w:semiHidden="1" w:unhideWhenUsed="1"/>
+    <w:lsdException w:name="toc 5" w:uiPriority="0" w:semiHidden="1" w:unhideWhenUsed="1"/>
+    <w:lsdException w:name="toc 6" w:uiPriority="0" w:semiHidden="1" w:unhideWhenUsed="1"/>
+    <w:lsdException w:name="toc 7" w:uiPriority="0" w:semiHidden="1" w:unhideWhenUsed="1"/>
+    <w:lsdException w:name="toc 8" w:uiPriority="0" w:semiHidden="1" w:unhideWhenUsed="1"/>
+    <w:lsdException w:name="toc 9" w:uiPriority="0" w:semiHidden="1" w:unhideWhenUsed="1"/>
+    <w:lsdException w:name="Normal Indent" w:uiPriority="0" w:semiHidden="1" w:unhideWhenUsed="1"/>
+    <w:lsdException w:name="footnote text" w:uiPriority="0" w:semiHidden="1" w:unhideWhenUsed="1"/>
+    <w:lsdException w:name="annotation text" w:uiPriority="0" w:semiHidden="1" w:unhideWhenUsed="1"/>
+    <w:lsdException w:name="header" w:uiPriority="0" w:semiHidden="1" w:unhideWhenUsed="1"/>
     <w:lsdException w:name="footer" w:semiHidden="1" w:unhideWhenUsed="1"/>
     <w:lsdException w:name="index heading" w:semiHidden="1" w:unhideWhenUsed="1"/>
-    <w:lsdException w:name="caption" w:semiHidden="1" w:uiPriority="35" w:unhideWhenUsed="1" w:qFormat="1"/>
-    <w:lsdException w:name="table of figures" w:semiHidden="1" w:uiPriority="0" w:unhideWhenUsed="1"/>
+    <w:lsdException w:name="caption" w:uiPriority="35" w:semiHidden="1" w:unhideWhenUsed="1" w:qFormat="1"/>
+    <w:lsdException w:name="table of figures" w:uiPriority="0" w:semiHidden="1" w:unhideWhenUsed="1"/>
     <w:lsdException w:name="envelope address" w:semiHidden="1" w:unhideWhenUsed="1"/>
     <w:lsdException w:name="envelope return" w:semiHidden="1" w:unhideWhenUsed="1"/>
-    <w:lsdException w:name="footnote reference" w:semiHidden="1" w:uiPriority="0" w:unhideWhenUsed="1"/>
-    <w:lsdException w:name="annotation reference" w:semiHidden="1" w:uiPriority="0" w:unhideWhenUsed="1"/>
-    <w:lsdException w:name="line number" w:semiHidden="1" w:uiPriority="0" w:unhideWhenUsed="1"/>
-    <w:lsdException w:name="page number" w:semiHidden="1" w:uiPriority="0" w:unhideWhenUsed="1"/>
-    <w:lsdException w:name="endnote reference" w:semiHidden="1" w:uiPriority="0" w:unhideWhenUsed="1"/>
-    <w:lsdException w:name="endnote text" w:semiHidden="1" w:uiPriority="0" w:unhideWhenUsed="1"/>
-    <w:lsdException w:name="table of authorities" w:semiHidden="1" w:uiPriority="0" w:unhideWhenUsed="1"/>
-    <w:lsdException w:name="macro" w:semiHidden="1" w:uiPriority="0" w:unhideWhenUsed="1"/>
-    <w:lsdException w:name="toa heading" w:semiHidden="1" w:uiPriority="0" w:unhideWhenUsed="1"/>
-    <w:lsdException w:name="List" w:semiHidden="1" w:uiPriority="0" w:unhideWhenUsed="1"/>
-    <w:lsdException w:name="List Bullet" w:semiHidden="1" w:uiPriority="0" w:unhideWhenUsed="1"/>
+    <w:lsdException w:name="footnote reference" w:uiPriority="0" w:semiHidden="1" w:unhideWhenUsed="1"/>
+    <w:lsdException w:name="annotation reference" w:uiPriority="0" w:semiHidden="1" w:unhideWhenUsed="1"/>
+    <w:lsdException w:name="line number" w:uiPriority="0" w:semiHidden="1" w:unhideWhenUsed="1"/>
+    <w:lsdException w:name="page number" w:uiPriority="0" w:semiHidden="1" w:unhideWhenUsed="1"/>
+    <w:lsdException w:name="endnote reference" w:uiPriority="0" w:semiHidden="1" w:unhideWhenUsed="1"/>
+    <w:lsdException w:name="endnote text" w:uiPriority="0" w:semiHidden="1" w:unhideWhenUsed="1"/>
+    <w:lsdException w:name="table of authorities" w:uiPriority="0" w:semiHidden="1" w:unhideWhenUsed="1"/>
+    <w:lsdException w:name="macro" w:uiPriority="0" w:semiHidden="1" w:unhideWhenUsed="1"/>
+    <w:lsdException w:name="toa heading" w:uiPriority="0" w:semiHidden="1" w:unhideWhenUsed="1"/>
+    <w:lsdException w:name="List" w:uiPriority="0" w:semiHidden="1" w:unhideWhenUsed="1"/>
+    <w:lsdException w:name="List Bullet" w:uiPriority="0" w:semiHidden="1" w:unhideWhenUsed="1"/>
     <w:lsdException w:name="List Number" w:semiHidden="1" w:unhideWhenUsed="1"/>
-    <w:lsdException w:name="List 2" w:semiHidden="1" w:uiPriority="0" w:unhideWhenUsed="1"/>
-    <w:lsdException w:name="List 3" w:semiHidden="1" w:uiPriority="0" w:unhideWhenUsed="1"/>
-    <w:lsdException w:name="List 4" w:semiHidden="1" w:uiPriority="0" w:unhideWhenUsed="1"/>
-    <w:lsdException w:name="List 5" w:semiHidden="1" w:uiPriority="0" w:unhideWhenUsed="1"/>
+    <w:lsdException w:name="List 2" w:uiPriority="0" w:semiHidden="1" w:unhideWhenUsed="1"/>
+    <w:lsdException w:name="List 3" w:uiPriority="0" w:semiHidden="1" w:unhideWhenUsed="1"/>
+    <w:lsdException w:name="List 4" w:uiPriority="0" w:semiHidden="1" w:unhideWhenUsed="1"/>
+    <w:lsdException w:name="List 5" w:uiPriority="0" w:semiHidden="1" w:unhideWhenUsed="1"/>
     <w:lsdException w:name="List Bullet 2" w:semiHidden="1" w:unhideWhenUsed="1"/>
     <w:lsdException w:name="List Bullet 3" w:semiHidden="1" w:unhideWhenUsed="1"/>
     <w:lsdException w:name="List Bullet 4" w:semiHidden="1" w:unhideWhenUsed="1"/>
@@ -15754,25 +15816,25 @@
     <w:lsdException w:name="Title" w:uiPriority="10" w:qFormat="1"/>
     <w:lsdException w:name="Closing" w:semiHidden="1" w:unhideWhenUsed="1"/>
     <w:lsdException w:name="Signature" w:semiHidden="1" w:unhideWhenUsed="1"/>
-    <w:lsdException w:name="Default Paragraph Font" w:semiHidden="1" w:uiPriority="1" w:unhideWhenUsed="1"/>
-    <w:lsdException w:name="Body Text" w:semiHidden="1" w:uiPriority="0" w:unhideWhenUsed="1" w:qFormat="1"/>
-    <w:lsdException w:name="Body Text Indent" w:semiHidden="1" w:uiPriority="0" w:unhideWhenUsed="1"/>
-    <w:lsdException w:name="List Continue" w:semiHidden="1" w:uiPriority="0" w:unhideWhenUsed="1"/>
+    <w:lsdException w:name="Default Paragraph Font" w:uiPriority="1" w:semiHidden="1" w:unhideWhenUsed="1"/>
+    <w:lsdException w:name="Body Text" w:uiPriority="0" w:semiHidden="1" w:unhideWhenUsed="1" w:qFormat="1"/>
+    <w:lsdException w:name="Body Text Indent" w:uiPriority="0" w:semiHidden="1" w:unhideWhenUsed="1"/>
+    <w:lsdException w:name="List Continue" w:uiPriority="0" w:semiHidden="1" w:unhideWhenUsed="1"/>
     <w:lsdException w:name="List Continue 2" w:semiHidden="1" w:unhideWhenUsed="1"/>
     <w:lsdException w:name="List Continue 3" w:semiHidden="1" w:unhideWhenUsed="1"/>
     <w:lsdException w:name="List Continue 4" w:semiHidden="1" w:unhideWhenUsed="1"/>
-    <w:lsdException w:name="List Continue 5" w:semiHidden="1" w:uiPriority="0" w:unhideWhenUsed="1"/>
-    <w:lsdException w:name="Message Header" w:semiHidden="1" w:uiPriority="0" w:unhideWhenUsed="1"/>
+    <w:lsdException w:name="List Continue 5" w:uiPriority="0" w:semiHidden="1" w:unhideWhenUsed="1"/>
+    <w:lsdException w:name="Message Header" w:uiPriority="0" w:semiHidden="1" w:unhideWhenUsed="1"/>
     <w:lsdException w:name="Subtitle" w:uiPriority="11" w:qFormat="1"/>
     <w:lsdException w:name="Salutation" w:semiHidden="1" w:unhideWhenUsed="1"/>
-    <w:lsdException w:name="Date" w:semiHidden="1" w:uiPriority="0" w:unhideWhenUsed="1"/>
+    <w:lsdException w:name="Date" w:uiPriority="0" w:semiHidden="1" w:unhideWhenUsed="1"/>
     <w:lsdException w:name="Body Text First Indent" w:semiHidden="1" w:unhideWhenUsed="1"/>
     <w:lsdException w:name="Body Text First Indent 2" w:semiHidden="1" w:unhideWhenUsed="1"/>
     <w:lsdException w:name="Note Heading" w:semiHidden="1" w:unhideWhenUsed="1"/>
-    <w:lsdException w:name="Body Text 2" w:semiHidden="1" w:uiPriority="0" w:unhideWhenUsed="1"/>
+    <w:lsdException w:name="Body Text 2" w:uiPriority="0" w:semiHidden="1" w:unhideWhenUsed="1"/>
     <w:lsdException w:name="Body Text 3" w:semiHidden="1" w:unhideWhenUsed="1"/>
-    <w:lsdException w:name="Body Text Indent 2" w:semiHidden="1" w:uiPriority="0" w:unhideWhenUsed="1"/>
-    <w:lsdException w:name="Body Text Indent 3" w:semiHidden="1" w:uiPriority="0" w:unhideWhenUsed="1"/>
+    <w:lsdException w:name="Body Text Indent 2" w:uiPriority="0" w:semiHidden="1" w:unhideWhenUsed="1"/>
+    <w:lsdException w:name="Body Text Indent 3" w:uiPriority="0" w:semiHidden="1" w:unhideWhenUsed="1"/>
     <w:lsdException w:name="Block Text" w:semiHidden="1" w:unhideWhenUsed="1"/>
     <w:lsdException w:name="Hyperlink" w:semiHidden="1" w:unhideWhenUsed="1"/>
     <w:lsdException w:name="FollowedHyperlink" w:semiHidden="1" w:unhideWhenUsed="1"/>
@@ -15798,7 +15860,7 @@
     <w:lsdException w:name="annotation subject" w:semiHidden="1" w:unhideWhenUsed="1"/>
     <w:lsdException w:name="No List" w:semiHidden="1" w:unhideWhenUsed="1"/>
     <w:lsdException w:name="Outline List 1" w:semiHidden="1" w:unhideWhenUsed="1"/>
-    <w:lsdException w:name="Outline List 2" w:semiHidden="1" w:uiPriority="0" w:unhideWhenUsed="1"/>
+    <w:lsdException w:name="Outline List 2" w:uiPriority="0" w:semiHidden="1" w:unhideWhenUsed="1"/>
     <w:lsdException w:name="Outline List 3" w:semiHidden="1" w:unhideWhenUsed="1"/>
     <w:lsdException w:name="Table Simple 1" w:semiHidden="1" w:unhideWhenUsed="1"/>
     <w:lsdException w:name="Table Simple 2" w:semiHidden="1" w:unhideWhenUsed="1"/>
@@ -15836,7 +15898,7 @@
     <w:lsdException w:name="Table 3D effects 3" w:semiHidden="1" w:unhideWhenUsed="1"/>
     <w:lsdException w:name="Table Contemporary" w:semiHidden="1" w:unhideWhenUsed="1"/>
     <w:lsdException w:name="Table Elegant" w:semiHidden="1" w:unhideWhenUsed="1"/>
-    <w:lsdException w:name="Table Professional" w:semiHidden="1" w:uiPriority="0" w:unhideWhenUsed="1"/>
+    <w:lsdException w:name="Table Professional" w:uiPriority="0" w:semiHidden="1" w:unhideWhenUsed="1"/>
     <w:lsdException w:name="Table Subtle 1" w:semiHidden="1" w:unhideWhenUsed="1"/>
     <w:lsdException w:name="Table Subtle 2" w:semiHidden="1" w:unhideWhenUsed="1"/>
     <w:lsdException w:name="Table Web 1" w:semiHidden="1" w:unhideWhenUsed="1"/>
@@ -15954,8 +16016,8 @@
     <w:lsdException w:name="Subtle Reference" w:uiPriority="31" w:qFormat="1"/>
     <w:lsdException w:name="Intense Reference" w:uiPriority="32" w:qFormat="1"/>
     <w:lsdException w:name="Book Title" w:uiPriority="33" w:qFormat="1"/>
-    <w:lsdException w:name="Bibliography" w:semiHidden="1" w:uiPriority="37" w:unhideWhenUsed="1"/>
-    <w:lsdException w:name="TOC Heading" w:semiHidden="1" w:uiPriority="39" w:unhideWhenUsed="1" w:qFormat="1"/>
+    <w:lsdException w:name="Bibliography" w:uiPriority="37" w:semiHidden="1" w:unhideWhenUsed="1"/>
+    <w:lsdException w:name="TOC Heading" w:uiPriority="39" w:semiHidden="1" w:unhideWhenUsed="1" w:qFormat="1"/>
     <w:lsdException w:name="Plain Table 1" w:uiPriority="41"/>
     <w:lsdException w:name="Plain Table 2" w:uiPriority="42"/>
     <w:lsdException w:name="Plain Table 3" w:uiPriority="43"/>
@@ -16066,7 +16128,7 @@
     <w:lsdException w:name="Unresolved Mention" w:semiHidden="1" w:unhideWhenUsed="1"/>
     <w:lsdException w:name="Smart Link" w:semiHidden="1" w:unhideWhenUsed="1"/>
   </w:latentStyles>
-  <w:style w:type="paragraph" w:default="1" w:styleId="Normal">
+  <w:style w:type="paragraph" w:styleId="Normal" w:default="1">
     <w:name w:val="Normal"/>
     <w:qFormat/>
     <w:rsid w:val="00DF67E6"/>
@@ -16277,12 +16339,12 @@
       <w:szCs w:val="22"/>
     </w:rPr>
   </w:style>
-  <w:style w:type="character" w:default="1" w:styleId="DefaultParagraphFont">
+  <w:style w:type="character" w:styleId="DefaultParagraphFont" w:default="1">
     <w:name w:val="Default Paragraph Font"/>
     <w:uiPriority w:val="1"/>
     <w:unhideWhenUsed/>
   </w:style>
-  <w:style w:type="table" w:default="1" w:styleId="TableNormal">
+  <w:style w:type="table" w:styleId="TableNormal" w:default="1">
     <w:name w:val="Normal Table"/>
     <w:uiPriority w:val="99"/>
     <w:semiHidden/>
@@ -16297,13 +16359,13 @@
       </w:tblCellMar>
     </w:tblPr>
   </w:style>
-  <w:style w:type="numbering" w:default="1" w:styleId="NoList">
+  <w:style w:type="numbering" w:styleId="NoList" w:default="1">
     <w:name w:val="No List"/>
     <w:uiPriority w:val="99"/>
     <w:semiHidden/>
     <w:unhideWhenUsed/>
   </w:style>
-  <w:style w:type="character" w:customStyle="1" w:styleId="A2">
+  <w:style w:type="character" w:styleId="A2" w:customStyle="1">
     <w:name w:val="A2"/>
     <w:uiPriority w:val="99"/>
     <w:rsid w:val="00103529"/>
@@ -16314,7 +16376,7 @@
       <w:szCs w:val="20"/>
     </w:rPr>
   </w:style>
-  <w:style w:type="character" w:customStyle="1" w:styleId="A5">
+  <w:style w:type="character" w:styleId="A5" w:customStyle="1">
     <w:name w:val="A5"/>
     <w:uiPriority w:val="99"/>
     <w:rsid w:val="00103529"/>
@@ -16325,7 +16387,7 @@
       <w:szCs w:val="22"/>
     </w:rPr>
   </w:style>
-  <w:style w:type="paragraph" w:customStyle="1" w:styleId="Appendix">
+  <w:style w:type="paragraph" w:styleId="Appendix" w:customStyle="1">
     <w:name w:val="Appendix"/>
     <w:basedOn w:val="Normal"/>
     <w:next w:val="Normal"/>
@@ -16341,23 +16403,23 @@
       <w:outlineLvl w:val="0"/>
     </w:pPr>
     <w:rPr>
-      <w:rFonts w:ascii="Arial" w:eastAsia="Times New Roman" w:hAnsi="Arial"/>
+      <w:rFonts w:ascii="Arial" w:hAnsi="Arial" w:eastAsia="Times New Roman"/>
       <w:b/>
       <w:sz w:val="44"/>
       <w:lang w:eastAsia="zh-CN"/>
     </w:rPr>
   </w:style>
-  <w:style w:type="character" w:customStyle="1" w:styleId="apple-converted-space">
+  <w:style w:type="character" w:styleId="apple-converted-space" w:customStyle="1">
     <w:name w:val="apple-converted-space"/>
     <w:basedOn w:val="DefaultParagraphFont"/>
     <w:rsid w:val="00103529"/>
   </w:style>
-  <w:style w:type="character" w:customStyle="1" w:styleId="apple-style-span">
+  <w:style w:type="character" w:styleId="apple-style-span" w:customStyle="1">
     <w:name w:val="apple-style-span"/>
     <w:basedOn w:val="DefaultParagraphFont"/>
     <w:rsid w:val="00103529"/>
   </w:style>
-  <w:style w:type="paragraph" w:customStyle="1" w:styleId="BulletedList">
+  <w:style w:type="paragraph" w:styleId="BulletedList" w:customStyle="1">
     <w:name w:val="Bulleted List"/>
     <w:basedOn w:val="Normal"/>
     <w:link w:val="BulletedListChar"/>
@@ -16369,7 +16431,7 @@
       <w:spacing w:after="180"/>
     </w:pPr>
   </w:style>
-  <w:style w:type="paragraph" w:customStyle="1" w:styleId="atabbul">
+  <w:style w:type="paragraph" w:styleId="atabbul" w:customStyle="1">
     <w:name w:val="atabbul"/>
     <w:basedOn w:val="BulletedList"/>
     <w:rsid w:val="00103529"/>
@@ -16394,7 +16456,7 @@
       <w:szCs w:val="16"/>
     </w:rPr>
   </w:style>
-  <w:style w:type="character" w:customStyle="1" w:styleId="BalloonTextChar">
+  <w:style w:type="character" w:styleId="BalloonTextChar" w:customStyle="1">
     <w:name w:val="Balloon Text Char"/>
     <w:basedOn w:val="DefaultParagraphFont"/>
     <w:link w:val="BalloonText"/>
@@ -16402,7 +16464,7 @@
     <w:semiHidden/>
     <w:rsid w:val="00103529"/>
     <w:rPr>
-      <w:rFonts w:ascii="Tahoma" w:eastAsiaTheme="minorHAnsi" w:hAnsi="Tahoma" w:cs="Tahoma"/>
+      <w:rFonts w:ascii="Tahoma" w:hAnsi="Tahoma" w:cs="Tahoma" w:eastAsiaTheme="minorHAnsi"/>
       <w:sz w:val="16"/>
       <w:szCs w:val="16"/>
     </w:rPr>
@@ -16424,7 +16486,7 @@
       <w:lang w:eastAsia="zh-CN"/>
     </w:rPr>
   </w:style>
-  <w:style w:type="character" w:customStyle="1" w:styleId="BodyTextChar">
+  <w:style w:type="character" w:styleId="BodyTextChar" w:customStyle="1">
     <w:name w:val="Body Text Char"/>
     <w:basedOn w:val="DefaultParagraphFont"/>
     <w:link w:val="BodyText"/>
@@ -16437,7 +16499,7 @@
       <w:lang w:eastAsia="zh-CN"/>
     </w:rPr>
   </w:style>
-  <w:style w:type="paragraph" w:customStyle="1" w:styleId="BlockQuotation">
+  <w:style w:type="paragraph" w:styleId="BlockQuotation" w:customStyle="1">
     <w:name w:val="Block Quotation"/>
     <w:basedOn w:val="BodyText"/>
     <w:rsid w:val="00103529"/>
@@ -16450,13 +16512,13 @@
       <w:i/>
     </w:rPr>
   </w:style>
-  <w:style w:type="paragraph" w:customStyle="1" w:styleId="BlockQuotationFirst">
+  <w:style w:type="paragraph" w:styleId="BlockQuotationFirst" w:customStyle="1">
     <w:name w:val="Block Quotation First"/>
     <w:basedOn w:val="BlockQuotation"/>
     <w:next w:val="BlockQuotation"/>
     <w:rsid w:val="00103529"/>
   </w:style>
-  <w:style w:type="paragraph" w:customStyle="1" w:styleId="BlockQuotationLast">
+  <w:style w:type="paragraph" w:styleId="BlockQuotationLast" w:customStyle="1">
     <w:name w:val="Block Quotation Last"/>
     <w:basedOn w:val="BlockQuotation"/>
     <w:next w:val="BodyText"/>
@@ -16465,13 +16527,13 @@
       <w:spacing w:after="240"/>
     </w:pPr>
   </w:style>
-  <w:style w:type="paragraph" w:customStyle="1" w:styleId="bodyl">
+  <w:style w:type="paragraph" w:styleId="bodyl" w:customStyle="1">
     <w:name w:val="bodyl"/>
     <w:basedOn w:val="Normal"/>
     <w:rsid w:val="00103529"/>
     <w:pPr>
       <w:pBdr>
-        <w:bottom w:val="single" w:sz="6" w:space="1" w:color="auto"/>
+        <w:bottom w:val="single" w:color="auto" w:sz="6" w:space="1"/>
       </w:pBdr>
       <w:tabs>
         <w:tab w:val="left" w:pos="-720"/>
@@ -16482,11 +16544,11 @@
       <w:textAlignment w:val="baseline"/>
     </w:pPr>
     <w:rPr>
-      <w:rFonts w:ascii="Times Roman" w:eastAsia="Times New Roman" w:hAnsi="Times Roman"/>
+      <w:rFonts w:ascii="Times Roman" w:hAnsi="Times Roman" w:eastAsia="Times New Roman"/>
       <w:lang w:eastAsia="zh-CN"/>
     </w:rPr>
   </w:style>
-  <w:style w:type="paragraph" w:customStyle="1" w:styleId="bodlast">
+  <w:style w:type="paragraph" w:styleId="bodlast" w:customStyle="1">
     <w:name w:val="bodlast"/>
     <w:basedOn w:val="bodyl"/>
     <w:rsid w:val="00103529"/>
@@ -16494,7 +16556,7 @@
       <w:ind w:left="1440"/>
     </w:pPr>
   </w:style>
-  <w:style w:type="paragraph" w:customStyle="1" w:styleId="bodlpg">
+  <w:style w:type="paragraph" w:styleId="bodlpg" w:customStyle="1">
     <w:name w:val="bodlpg"/>
     <w:basedOn w:val="bodlast"/>
     <w:rsid w:val="00103529"/>
@@ -16502,7 +16564,7 @@
       <w:spacing w:after="0"/>
     </w:pPr>
   </w:style>
-  <w:style w:type="paragraph" w:customStyle="1" w:styleId="body">
+  <w:style w:type="paragraph" w:styleId="body" w:customStyle="1">
     <w:name w:val="body"/>
     <w:basedOn w:val="Normal"/>
     <w:autoRedefine/>
@@ -16514,7 +16576,7 @@
       <w:textAlignment w:val="baseline"/>
     </w:pPr>
     <w:rPr>
-      <w:rFonts w:ascii="Arial" w:eastAsia="Times New Roman" w:hAnsi="Arial" w:cs="Arial"/>
+      <w:rFonts w:ascii="Arial" w:hAnsi="Arial" w:eastAsia="Times New Roman" w:cs="Arial"/>
       <w:lang w:eastAsia="zh-CN"/>
     </w:rPr>
   </w:style>
@@ -16529,11 +16591,11 @@
       <w:textAlignment w:val="baseline"/>
     </w:pPr>
     <w:rPr>
-      <w:rFonts w:ascii="Times New Roman" w:eastAsia="Times New Roman" w:hAnsi="Times New Roman"/>
+      <w:rFonts w:ascii="Times New Roman" w:hAnsi="Times New Roman" w:eastAsia="Times New Roman"/>
       <w:lang w:eastAsia="zh-CN"/>
     </w:rPr>
   </w:style>
-  <w:style w:type="character" w:customStyle="1" w:styleId="BodyText2Char">
+  <w:style w:type="character" w:styleId="BodyText2Char" w:customStyle="1">
     <w:name w:val="Body Text 2 Char"/>
     <w:basedOn w:val="DefaultParagraphFont"/>
     <w:link w:val="BodyText2"/>
@@ -16554,7 +16616,7 @@
       <w:ind w:left="360"/>
     </w:pPr>
   </w:style>
-  <w:style w:type="character" w:customStyle="1" w:styleId="Heading1Char">
+  <w:style w:type="character" w:styleId="Heading1Char" w:customStyle="1">
     <w:name w:val="Heading 1 Char"/>
     <w:link w:val="Heading1"/>
     <w:rsid w:val="00C237C2"/>
@@ -16567,7 +16629,7 @@
       <w:szCs w:val="32"/>
     </w:rPr>
   </w:style>
-  <w:style w:type="character" w:customStyle="1" w:styleId="Heading2Char">
+  <w:style w:type="character" w:styleId="Heading2Char" w:customStyle="1">
     <w:name w:val="Heading 2 Char"/>
     <w:link w:val="Heading2"/>
     <w:rsid w:val="005627F8"/>
@@ -16579,7 +16641,7 @@
       <w:szCs w:val="28"/>
     </w:rPr>
   </w:style>
-  <w:style w:type="character" w:customStyle="1" w:styleId="Heading3Char">
+  <w:style w:type="character" w:styleId="Heading3Char" w:customStyle="1">
     <w:name w:val="Heading 3 Char"/>
     <w:link w:val="Heading3"/>
     <w:rsid w:val="00DB48D7"/>
@@ -16593,7 +16655,7 @@
       <w:szCs w:val="28"/>
     </w:rPr>
   </w:style>
-  <w:style w:type="character" w:customStyle="1" w:styleId="Heading4Char">
+  <w:style w:type="character" w:styleId="Heading4Char" w:customStyle="1">
     <w:name w:val="Heading 4 Char"/>
     <w:link w:val="Heading4"/>
     <w:rsid w:val="009731BF"/>
@@ -16606,7 +16668,7 @@
       <w:szCs w:val="28"/>
     </w:rPr>
   </w:style>
-  <w:style w:type="character" w:customStyle="1" w:styleId="Heading5Char">
+  <w:style w:type="character" w:styleId="Heading5Char" w:customStyle="1">
     <w:name w:val="Heading 5 Char"/>
     <w:link w:val="Heading5"/>
     <w:rsid w:val="009731BF"/>
@@ -16620,7 +16682,7 @@
       <w:szCs w:val="22"/>
     </w:rPr>
   </w:style>
-  <w:style w:type="character" w:customStyle="1" w:styleId="Heading6Char">
+  <w:style w:type="character" w:styleId="Heading6Char" w:customStyle="1">
     <w:name w:val="Heading 6 Char"/>
     <w:link w:val="Heading6"/>
     <w:rsid w:val="009731BF"/>
@@ -16633,7 +16695,7 @@
       <w:szCs w:val="22"/>
     </w:rPr>
   </w:style>
-  <w:style w:type="character" w:customStyle="1" w:styleId="Heading7Char">
+  <w:style w:type="character" w:styleId="Heading7Char" w:customStyle="1">
     <w:name w:val="Heading 7 Char"/>
     <w:link w:val="Heading7"/>
     <w:rsid w:val="009731BF"/>
@@ -16643,7 +16705,7 @@
       <w:szCs w:val="20"/>
     </w:rPr>
   </w:style>
-  <w:style w:type="character" w:customStyle="1" w:styleId="Heading8Char">
+  <w:style w:type="character" w:styleId="Heading8Char" w:customStyle="1">
     <w:name w:val="Heading 8 Char"/>
     <w:link w:val="Heading8"/>
     <w:rsid w:val="009731BF"/>
@@ -16655,7 +16717,7 @@
       <w:szCs w:val="20"/>
     </w:rPr>
   </w:style>
-  <w:style w:type="character" w:customStyle="1" w:styleId="Heading9Char">
+  <w:style w:type="character" w:styleId="Heading9Char" w:customStyle="1">
     <w:name w:val="Heading 9 Char"/>
     <w:link w:val="Heading9"/>
     <w:rsid w:val="009731BF"/>
@@ -16665,7 +16727,7 @@
       <w:szCs w:val="22"/>
     </w:rPr>
   </w:style>
-  <w:style w:type="character" w:customStyle="1" w:styleId="BodyTextIndentChar">
+  <w:style w:type="character" w:styleId="BodyTextIndentChar" w:customStyle="1">
     <w:name w:val="Body Text Indent Char"/>
     <w:basedOn w:val="DefaultParagraphFont"/>
     <w:link w:val="BodyTextIndent"/>
@@ -16689,11 +16751,11 @@
       <w:textAlignment w:val="baseline"/>
     </w:pPr>
     <w:rPr>
-      <w:rFonts w:ascii="Times New Roman" w:eastAsia="Times New Roman" w:hAnsi="Times New Roman"/>
+      <w:rFonts w:ascii="Times New Roman" w:hAnsi="Times New Roman" w:eastAsia="Times New Roman"/>
       <w:lang w:eastAsia="zh-CN"/>
     </w:rPr>
   </w:style>
-  <w:style w:type="character" w:customStyle="1" w:styleId="BodyTextIndent2Char">
+  <w:style w:type="character" w:styleId="BodyTextIndent2Char" w:customStyle="1">
     <w:name w:val="Body Text Indent 2 Char"/>
     <w:basedOn w:val="DefaultParagraphFont"/>
     <w:link w:val="BodyTextIndent2"/>
@@ -16716,13 +16778,13 @@
       <w:textAlignment w:val="baseline"/>
     </w:pPr>
     <w:rPr>
-      <w:rFonts w:ascii="Times New Roman" w:eastAsia="Times New Roman" w:hAnsi="Times New Roman"/>
+      <w:rFonts w:ascii="Times New Roman" w:hAnsi="Times New Roman" w:eastAsia="Times New Roman"/>
       <w:sz w:val="16"/>
       <w:szCs w:val="16"/>
       <w:lang w:eastAsia="zh-CN"/>
     </w:rPr>
   </w:style>
-  <w:style w:type="character" w:customStyle="1" w:styleId="BodyTextIndent3Char">
+  <w:style w:type="character" w:styleId="BodyTextIndent3Char" w:customStyle="1">
     <w:name w:val="Body Text Indent 3 Char"/>
     <w:basedOn w:val="DefaultParagraphFont"/>
     <w:link w:val="BodyTextIndent3"/>
@@ -16734,7 +16796,7 @@
       <w:lang w:eastAsia="zh-CN"/>
     </w:rPr>
   </w:style>
-  <w:style w:type="paragraph" w:customStyle="1" w:styleId="BodyTextKeep">
+  <w:style w:type="paragraph" w:styleId="BodyTextKeep" w:customStyle="1">
     <w:name w:val="Body Text Keep"/>
     <w:basedOn w:val="BodyText"/>
     <w:rsid w:val="00103529"/>
@@ -16742,7 +16804,7 @@
       <w:keepNext/>
     </w:pPr>
   </w:style>
-  <w:style w:type="paragraph" w:customStyle="1" w:styleId="boxhdr">
+  <w:style w:type="paragraph" w:styleId="boxhdr" w:customStyle="1">
     <w:name w:val="boxhdr"/>
     <w:basedOn w:val="Normal"/>
     <w:rsid w:val="00103529"/>
@@ -16753,13 +16815,13 @@
       <w:textAlignment w:val="baseline"/>
     </w:pPr>
     <w:rPr>
-      <w:rFonts w:ascii="Times New Roman" w:eastAsia="Times New Roman" w:hAnsi="Times New Roman"/>
+      <w:rFonts w:ascii="Times New Roman" w:hAnsi="Times New Roman" w:eastAsia="Times New Roman"/>
       <w:b/>
       <w:i/>
       <w:lang w:eastAsia="zh-CN"/>
     </w:rPr>
   </w:style>
-  <w:style w:type="paragraph" w:customStyle="1" w:styleId="bul1">
+  <w:style w:type="paragraph" w:styleId="bul1" w:customStyle="1">
     <w:name w:val="bul1"/>
     <w:basedOn w:val="BodyText"/>
     <w:rsid w:val="00103529"/>
@@ -16768,7 +16830,7 @@
       <w:ind w:left="1800" w:hanging="360"/>
     </w:pPr>
   </w:style>
-  <w:style w:type="paragraph" w:customStyle="1" w:styleId="bul2">
+  <w:style w:type="paragraph" w:styleId="bul2" w:customStyle="1">
     <w:name w:val="bul2"/>
     <w:basedOn w:val="bul1"/>
     <w:rsid w:val="00103529"/>
@@ -16776,7 +16838,7 @@
       <w:ind w:left="2520" w:hanging="720"/>
     </w:pPr>
   </w:style>
-  <w:style w:type="paragraph" w:customStyle="1" w:styleId="bull">
+  <w:style w:type="paragraph" w:styleId="bull" w:customStyle="1">
     <w:name w:val="bull"/>
     <w:basedOn w:val="Normal"/>
     <w:autoRedefine/>
@@ -16797,18 +16859,18 @@
       <w:textAlignment w:val="baseline"/>
     </w:pPr>
     <w:rPr>
-      <w:rFonts w:ascii="Times New Roman" w:eastAsia="Times New Roman" w:hAnsi="Times New Roman"/>
+      <w:rFonts w:ascii="Times New Roman" w:hAnsi="Times New Roman" w:eastAsia="Times New Roman"/>
       <w:bCs/>
       <w:lang w:eastAsia="zh-CN"/>
     </w:rPr>
   </w:style>
-  <w:style w:type="paragraph" w:customStyle="1" w:styleId="bullast">
+  <w:style w:type="paragraph" w:styleId="bullast" w:customStyle="1">
     <w:name w:val="bullast"/>
     <w:basedOn w:val="Normal"/>
     <w:rsid w:val="00103529"/>
     <w:pPr>
       <w:pBdr>
-        <w:bottom w:val="single" w:sz="6" w:space="1" w:color="auto"/>
+        <w:bottom w:val="single" w:color="auto" w:sz="6" w:space="1"/>
       </w:pBdr>
       <w:tabs>
         <w:tab w:val="left" w:pos="360"/>
@@ -16817,12 +16879,12 @@
       <w:ind w:left="1800" w:hanging="360"/>
     </w:pPr>
     <w:rPr>
-      <w:rFonts w:ascii="Times New Roman" w:eastAsia="Times New Roman" w:hAnsi="Times New Roman"/>
+      <w:rFonts w:ascii="Times New Roman" w:hAnsi="Times New Roman" w:eastAsia="Times New Roman"/>
       <w:color w:val="000000"/>
       <w:lang w:eastAsia="zh-CN"/>
     </w:rPr>
   </w:style>
-  <w:style w:type="paragraph" w:customStyle="1" w:styleId="Bullet1">
+  <w:style w:type="paragraph" w:styleId="Bullet1" w:customStyle="1">
     <w:name w:val="Bullet 1"/>
     <w:basedOn w:val="Normal"/>
     <w:link w:val="Bullet1Char"/>
@@ -16835,7 +16897,7 @@
       <w:spacing w:after="180"/>
     </w:pPr>
   </w:style>
-  <w:style w:type="character" w:customStyle="1" w:styleId="Bullet1Char">
+  <w:style w:type="character" w:styleId="Bullet1Char" w:customStyle="1">
     <w:name w:val="Bullet 1 Char"/>
     <w:basedOn w:val="DefaultParagraphFont"/>
     <w:link w:val="Bullet1"/>
@@ -16846,7 +16908,7 @@
       <w:szCs w:val="20"/>
     </w:rPr>
   </w:style>
-  <w:style w:type="paragraph" w:customStyle="1" w:styleId="Bullet2">
+  <w:style w:type="paragraph" w:styleId="Bullet2" w:customStyle="1">
     <w:name w:val="Bullet 2"/>
     <w:basedOn w:val="Normal"/>
     <w:link w:val="Bullet2Char"/>
@@ -16859,7 +16921,7 @@
       <w:spacing w:after="180"/>
     </w:pPr>
   </w:style>
-  <w:style w:type="character" w:customStyle="1" w:styleId="Bullet2Char">
+  <w:style w:type="character" w:styleId="Bullet2Char" w:customStyle="1">
     <w:name w:val="Bullet 2 Char"/>
     <w:basedOn w:val="Bullet1Char"/>
     <w:link w:val="Bullet2"/>
@@ -16870,7 +16932,7 @@
       <w:szCs w:val="20"/>
     </w:rPr>
   </w:style>
-  <w:style w:type="paragraph" w:customStyle="1" w:styleId="Bullet3">
+  <w:style w:type="paragraph" w:styleId="Bullet3" w:customStyle="1">
     <w:name w:val="Bullet 3"/>
     <w:basedOn w:val="Normal"/>
     <w:link w:val="Bullet3Char"/>
@@ -16884,7 +16946,7 @@
       <w:spacing w:after="180"/>
     </w:pPr>
   </w:style>
-  <w:style w:type="character" w:customStyle="1" w:styleId="Bullet3Char">
+  <w:style w:type="character" w:styleId="Bullet3Char" w:customStyle="1">
     <w:name w:val="Bullet 3 Char"/>
     <w:basedOn w:val="DefaultParagraphFont"/>
     <w:link w:val="Bullet3"/>
@@ -16895,7 +16957,7 @@
       <w:szCs w:val="20"/>
     </w:rPr>
   </w:style>
-  <w:style w:type="paragraph" w:customStyle="1" w:styleId="BulletedLevel1">
+  <w:style w:type="paragraph" w:styleId="BulletedLevel1" w:customStyle="1">
     <w:name w:val="BulletedLevel1"/>
     <w:autoRedefine/>
     <w:rsid w:val="00103529"/>
@@ -16916,7 +16978,7 @@
       <w:lang w:eastAsia="zh-CN"/>
     </w:rPr>
   </w:style>
-  <w:style w:type="paragraph" w:customStyle="1" w:styleId="BulletedLevel2">
+  <w:style w:type="paragraph" w:styleId="BulletedLevel2" w:customStyle="1">
     <w:name w:val="BulletedLevel2"/>
     <w:autoRedefine/>
     <w:rsid w:val="00103529"/>
@@ -16937,7 +16999,7 @@
       <w:lang w:eastAsia="zh-CN"/>
     </w:rPr>
   </w:style>
-  <w:style w:type="paragraph" w:customStyle="1" w:styleId="BulletedNumbered1">
+  <w:style w:type="paragraph" w:styleId="BulletedNumbered1" w:customStyle="1">
     <w:name w:val="BulletedNumbered1"/>
     <w:autoRedefine/>
     <w:rsid w:val="00103529"/>
@@ -16958,7 +17020,7 @@
       <w:lang w:eastAsia="zh-CN"/>
     </w:rPr>
   </w:style>
-  <w:style w:type="paragraph" w:customStyle="1" w:styleId="BulletedNumbered2">
+  <w:style w:type="paragraph" w:styleId="BulletedNumbered2" w:customStyle="1">
     <w:name w:val="BulletedNumbered2"/>
     <w:autoRedefine/>
     <w:rsid w:val="00103529"/>
@@ -16992,7 +17054,7 @@
       <w:bCs/>
     </w:rPr>
   </w:style>
-  <w:style w:type="paragraph" w:customStyle="1" w:styleId="capout">
+  <w:style w:type="paragraph" w:styleId="capout" w:customStyle="1">
     <w:name w:val="capout"/>
     <w:basedOn w:val="Caption"/>
     <w:rsid w:val="00103529"/>
@@ -17002,14 +17064,14 @@
       <w:textAlignment w:val="baseline"/>
     </w:pPr>
     <w:rPr>
-      <w:rFonts w:ascii="Courier New" w:eastAsia="Times New Roman" w:hAnsi="Courier New"/>
+      <w:rFonts w:ascii="Courier New" w:hAnsi="Courier New" w:eastAsia="Times New Roman"/>
       <w:b w:val="0"/>
       <w:bCs w:val="0"/>
       <w:sz w:val="14"/>
       <w:lang w:eastAsia="zh-CN"/>
     </w:rPr>
   </w:style>
-  <w:style w:type="paragraph" w:customStyle="1" w:styleId="Chapter-Title">
+  <w:style w:type="paragraph" w:styleId="Chapter-Title" w:customStyle="1">
     <w:name w:val="Chapter - Title"/>
     <w:basedOn w:val="Heading1"/>
     <w:link w:val="Chapter-TitleChar"/>
@@ -17023,7 +17085,7 @@
       <w:sz w:val="72"/>
     </w:rPr>
   </w:style>
-  <w:style w:type="character" w:customStyle="1" w:styleId="Chapter-TitleChar">
+  <w:style w:type="character" w:styleId="Chapter-TitleChar" w:customStyle="1">
     <w:name w:val="Chapter - Title Char"/>
     <w:basedOn w:val="Heading1Char"/>
     <w:link w:val="Chapter-Title"/>
@@ -17037,7 +17099,7 @@
       <w:szCs w:val="32"/>
     </w:rPr>
   </w:style>
-  <w:style w:type="paragraph" w:customStyle="1" w:styleId="Chapter-Title0">
+  <w:style w:type="paragraph" w:styleId="Chapter-Title0" w:customStyle="1">
     <w:name w:val="Chapter-Title"/>
     <w:basedOn w:val="Normal"/>
     <w:autoRedefine/>
@@ -17056,7 +17118,7 @@
       <w:szCs w:val="68"/>
     </w:rPr>
   </w:style>
-  <w:style w:type="paragraph" w:customStyle="1" w:styleId="tabbul">
+  <w:style w:type="paragraph" w:styleId="tabbul" w:customStyle="1">
     <w:name w:val="tabbul"/>
     <w:basedOn w:val="BulletedList"/>
     <w:rsid w:val="00103529"/>
@@ -17067,7 +17129,7 @@
       <w:sz w:val="18"/>
     </w:rPr>
   </w:style>
-  <w:style w:type="paragraph" w:customStyle="1" w:styleId="code">
+  <w:style w:type="paragraph" w:styleId="code" w:customStyle="1">
     <w:name w:val="code"/>
     <w:basedOn w:val="tabbul"/>
     <w:rsid w:val="009D1194"/>
@@ -17094,7 +17156,7 @@
       <w:tblStyleRowBandSize w:val="1"/>
       <w:tblStyleColBandSize w:val="1"/>
       <w:tblBorders>
-        <w:insideH w:val="single" w:sz="4" w:space="0" w:color="FFFFFF" w:themeColor="background1"/>
+        <w:insideH w:val="single" w:color="FFFFFF" w:themeColor="background1" w:sz="4" w:space="0"/>
       </w:tblBorders>
     </w:tblPr>
     <w:tcPr>
@@ -17167,7 +17229,7 @@
       <w:tblStyleRowBandSize w:val="1"/>
       <w:tblStyleColBandSize w:val="1"/>
       <w:tblBorders>
-        <w:insideH w:val="single" w:sz="4" w:space="0" w:color="FFFFFF" w:themeColor="background1"/>
+        <w:insideH w:val="single" w:color="FFFFFF" w:themeColor="background1" w:sz="4" w:space="0"/>
       </w:tblBorders>
     </w:tblPr>
     <w:tcPr>
@@ -17249,11 +17311,11 @@
       <w:textAlignment w:val="baseline"/>
     </w:pPr>
     <w:rPr>
-      <w:rFonts w:ascii="Times New Roman" w:eastAsia="Times New Roman" w:hAnsi="Times New Roman"/>
+      <w:rFonts w:ascii="Times New Roman" w:hAnsi="Times New Roman" w:eastAsia="Times New Roman"/>
       <w:lang w:eastAsia="zh-CN"/>
     </w:rPr>
   </w:style>
-  <w:style w:type="character" w:customStyle="1" w:styleId="CommentTextChar">
+  <w:style w:type="character" w:styleId="CommentTextChar" w:customStyle="1">
     <w:name w:val="Comment Text Char"/>
     <w:basedOn w:val="DefaultParagraphFont"/>
     <w:link w:val="CommentText"/>
@@ -17287,7 +17349,7 @@
       <w:bCs/>
     </w:rPr>
   </w:style>
-  <w:style w:type="character" w:customStyle="1" w:styleId="CommentSubjectChar">
+  <w:style w:type="character" w:styleId="CommentSubjectChar" w:customStyle="1">
     <w:name w:val="Comment Subject Char"/>
     <w:basedOn w:val="CommentTextChar"/>
     <w:link w:val="CommentSubject"/>
@@ -17303,7 +17365,7 @@
       <w:lang w:eastAsia="zh-CN"/>
     </w:rPr>
   </w:style>
-  <w:style w:type="paragraph" w:customStyle="1" w:styleId="cont">
+  <w:style w:type="paragraph" w:styleId="cont" w:customStyle="1">
     <w:name w:val="cont"/>
     <w:basedOn w:val="BodyText"/>
     <w:rsid w:val="00103529"/>
@@ -17312,7 +17374,7 @@
       <w:jc w:val="right"/>
     </w:pPr>
   </w:style>
-  <w:style w:type="paragraph" w:customStyle="1" w:styleId="Continued">
+  <w:style w:type="paragraph" w:styleId="Continued" w:customStyle="1">
     <w:name w:val="Continued"/>
     <w:basedOn w:val="Normal"/>
     <w:rsid w:val="00103529"/>
@@ -17323,11 +17385,11 @@
       <w:textAlignment w:val="baseline"/>
     </w:pPr>
     <w:rPr>
-      <w:rFonts w:ascii="Times New Roman" w:eastAsia="Times New Roman" w:hAnsi="Times New Roman"/>
+      <w:rFonts w:ascii="Times New Roman" w:hAnsi="Times New Roman" w:eastAsia="Times New Roman"/>
       <w:lang w:eastAsia="zh-CN"/>
     </w:rPr>
   </w:style>
-  <w:style w:type="paragraph" w:customStyle="1" w:styleId="CrossReference">
+  <w:style w:type="paragraph" w:styleId="CrossReference" w:customStyle="1">
     <w:name w:val="Cross Reference"/>
     <w:basedOn w:val="Normal"/>
     <w:link w:val="CrossReferenceChar"/>
@@ -17340,13 +17402,13 @@
       <w:color w:val="0000FF"/>
     </w:rPr>
   </w:style>
-  <w:style w:type="character" w:customStyle="1" w:styleId="CrossReferenceChar">
+  <w:style w:type="character" w:styleId="CrossReferenceChar" w:customStyle="1">
     <w:name w:val="Cross Reference Char"/>
     <w:basedOn w:val="DefaultParagraphFont"/>
     <w:link w:val="CrossReference"/>
     <w:rsid w:val="00103529"/>
     <w:rPr>
-      <w:rFonts w:ascii="Minion Pro" w:eastAsiaTheme="minorHAnsi" w:hAnsi="Minion Pro"/>
+      <w:rFonts w:ascii="Minion Pro" w:hAnsi="Minion Pro" w:eastAsiaTheme="minorHAnsi"/>
       <w:i/>
       <w:color w:val="0000FF"/>
     </w:rPr>
@@ -17364,7 +17426,7 @@
       <w:b w:val="0"/>
     </w:rPr>
   </w:style>
-  <w:style w:type="character" w:customStyle="1" w:styleId="DateChar">
+  <w:style w:type="character" w:styleId="DateChar" w:customStyle="1">
     <w:name w:val="Date Char"/>
     <w:basedOn w:val="DefaultParagraphFont"/>
     <w:link w:val="Date"/>
@@ -17377,7 +17439,7 @@
       <w:lang w:eastAsia="zh-CN"/>
     </w:rPr>
   </w:style>
-  <w:style w:type="paragraph" w:customStyle="1" w:styleId="Default">
+  <w:style w:type="paragraph" w:styleId="Default" w:customStyle="1">
     <w:name w:val="Default"/>
     <w:rsid w:val="00103529"/>
     <w:pPr>
@@ -17396,7 +17458,7 @@
       <w:szCs w:val="24"/>
     </w:rPr>
   </w:style>
-  <w:style w:type="paragraph" w:customStyle="1" w:styleId="DocumentLabel">
+  <w:style w:type="paragraph" w:styleId="DocumentLabel" w:customStyle="1">
     <w:name w:val="Document Label"/>
     <w:basedOn w:val="Normal"/>
     <w:rsid w:val="00103529"/>
@@ -17407,7 +17469,7 @@
       <w:textAlignment w:val="baseline"/>
     </w:pPr>
     <w:rPr>
-      <w:rFonts w:ascii="Times New Roman" w:eastAsia="Times New Roman" w:hAnsi="Times New Roman"/>
+      <w:rFonts w:ascii="Times New Roman" w:hAnsi="Times New Roman" w:eastAsia="Times New Roman"/>
       <w:b/>
       <w:kern w:val="28"/>
       <w:sz w:val="36"/>
@@ -17431,7 +17493,7 @@
       <w:szCs w:val="16"/>
     </w:rPr>
   </w:style>
-  <w:style w:type="character" w:customStyle="1" w:styleId="DocumentMapChar">
+  <w:style w:type="character" w:styleId="DocumentMapChar" w:customStyle="1">
     <w:name w:val="Document Map Char"/>
     <w:basedOn w:val="DefaultParagraphFont"/>
     <w:link w:val="DocumentMap"/>
@@ -17439,7 +17501,7 @@
     <w:semiHidden/>
     <w:rsid w:val="00103529"/>
     <w:rPr>
-      <w:rFonts w:ascii="Tahoma" w:eastAsiaTheme="minorHAnsi" w:hAnsi="Tahoma" w:cs="Tahoma"/>
+      <w:rFonts w:ascii="Tahoma" w:hAnsi="Tahoma" w:cs="Tahoma" w:eastAsiaTheme="minorHAnsi"/>
       <w:sz w:val="16"/>
       <w:szCs w:val="16"/>
     </w:rPr>
@@ -17480,12 +17542,12 @@
       <w:textAlignment w:val="baseline"/>
     </w:pPr>
     <w:rPr>
-      <w:rFonts w:ascii="Times New Roman" w:eastAsia="Times New Roman" w:hAnsi="Times New Roman"/>
+      <w:rFonts w:ascii="Times New Roman" w:hAnsi="Times New Roman" w:eastAsia="Times New Roman"/>
       <w:sz w:val="18"/>
       <w:lang w:eastAsia="zh-CN"/>
     </w:rPr>
   </w:style>
-  <w:style w:type="character" w:customStyle="1" w:styleId="EndnoteTextChar">
+  <w:style w:type="character" w:styleId="EndnoteTextChar" w:customStyle="1">
     <w:name w:val="Endnote Text Char"/>
     <w:basedOn w:val="DefaultParagraphFont"/>
     <w:link w:val="EndnoteText"/>
@@ -17498,7 +17560,7 @@
       <w:lang w:eastAsia="zh-CN"/>
     </w:rPr>
   </w:style>
-  <w:style w:type="paragraph" w:customStyle="1" w:styleId="Fig">
+  <w:style w:type="paragraph" w:styleId="Fig" w:customStyle="1">
     <w:name w:val="Fig"/>
     <w:next w:val="Normal"/>
     <w:rsid w:val="00103529"/>
@@ -17510,13 +17572,13 @@
       <w:textAlignment w:val="baseline"/>
     </w:pPr>
     <w:rPr>
-      <w:rFonts w:ascii="Calibri" w:eastAsia="Calibri" w:hAnsi="Calibri" w:cs="Times New Roman"/>
+      <w:rFonts w:ascii="Calibri" w:hAnsi="Calibri" w:eastAsia="Calibri" w:cs="Times New Roman"/>
       <w:b/>
       <w:sz w:val="20"/>
       <w:szCs w:val="20"/>
     </w:rPr>
   </w:style>
-  <w:style w:type="paragraph" w:customStyle="1" w:styleId="Figure">
+  <w:style w:type="paragraph" w:styleId="Figure" w:customStyle="1">
     <w:name w:val="Figure"/>
     <w:basedOn w:val="Normal"/>
     <w:qFormat/>
@@ -17530,7 +17592,7 @@
       <w:noProof/>
     </w:rPr>
   </w:style>
-  <w:style w:type="paragraph" w:customStyle="1" w:styleId="TableName">
+  <w:style w:type="paragraph" w:styleId="TableName" w:customStyle="1">
     <w:name w:val="Table Name"/>
     <w:basedOn w:val="Normal"/>
     <w:link w:val="TableNameChar"/>
@@ -17543,7 +17605,7 @@
       <w:b/>
     </w:rPr>
   </w:style>
-  <w:style w:type="character" w:customStyle="1" w:styleId="TableNameChar">
+  <w:style w:type="character" w:styleId="TableNameChar" w:customStyle="1">
     <w:name w:val="Table Name Char"/>
     <w:basedOn w:val="DefaultParagraphFont"/>
     <w:link w:val="TableName"/>
@@ -17555,7 +17617,7 @@
       <w:szCs w:val="20"/>
     </w:rPr>
   </w:style>
-  <w:style w:type="paragraph" w:customStyle="1" w:styleId="FigureName">
+  <w:style w:type="paragraph" w:styleId="FigureName" w:customStyle="1">
     <w:name w:val="Figure Name"/>
     <w:basedOn w:val="Normal"/>
     <w:link w:val="FigureNameChar"/>
@@ -17573,13 +17635,13 @@
       <w:szCs w:val="24"/>
     </w:rPr>
   </w:style>
-  <w:style w:type="character" w:customStyle="1" w:styleId="FigureNameChar">
+  <w:style w:type="character" w:styleId="FigureNameChar" w:customStyle="1">
     <w:name w:val="Figure Name Char"/>
     <w:basedOn w:val="DefaultParagraphFont"/>
     <w:link w:val="FigureName"/>
     <w:rsid w:val="009731BF"/>
     <w:rPr>
-      <w:rFonts w:ascii="Adobe Garamond Pro" w:eastAsia="Times New Roman" w:hAnsi="Adobe Garamond Pro" w:cs="Times New Roman"/>
+      <w:rFonts w:ascii="Adobe Garamond Pro" w:hAnsi="Adobe Garamond Pro" w:eastAsia="Times New Roman" w:cs="Times New Roman"/>
       <w:b/>
       <w:bCs/>
       <w:sz w:val="20"/>
@@ -17611,7 +17673,7 @@
       <w:spacing w:after="0"/>
     </w:pPr>
   </w:style>
-  <w:style w:type="character" w:customStyle="1" w:styleId="FooterChar">
+  <w:style w:type="character" w:styleId="FooterChar" w:customStyle="1">
     <w:name w:val="Footer Char"/>
     <w:basedOn w:val="DefaultParagraphFont"/>
     <w:link w:val="Footer"/>
@@ -17621,7 +17683,7 @@
       <w:rFonts w:eastAsiaTheme="minorHAnsi"/>
     </w:rPr>
   </w:style>
-  <w:style w:type="paragraph" w:customStyle="1" w:styleId="FooterEven">
+  <w:style w:type="paragraph" w:styleId="FooterEven" w:customStyle="1">
     <w:name w:val="Footer Even"/>
     <w:basedOn w:val="Footer"/>
     <w:rsid w:val="00103529"/>
@@ -17637,12 +17699,12 @@
       <w:textAlignment w:val="baseline"/>
     </w:pPr>
     <w:rPr>
-      <w:rFonts w:ascii="Times New Roman" w:eastAsia="Times New Roman" w:hAnsi="Times New Roman"/>
+      <w:rFonts w:ascii="Times New Roman" w:hAnsi="Times New Roman" w:eastAsia="Times New Roman"/>
       <w:sz w:val="16"/>
       <w:lang w:eastAsia="zh-CN"/>
     </w:rPr>
   </w:style>
-  <w:style w:type="paragraph" w:customStyle="1" w:styleId="FooterFirst">
+  <w:style w:type="paragraph" w:styleId="FooterFirst" w:customStyle="1">
     <w:name w:val="Footer First"/>
     <w:basedOn w:val="Footer"/>
     <w:rsid w:val="00103529"/>
@@ -17658,12 +17720,12 @@
       <w:textAlignment w:val="baseline"/>
     </w:pPr>
     <w:rPr>
-      <w:rFonts w:ascii="Times New Roman" w:eastAsia="Times New Roman" w:hAnsi="Times New Roman"/>
+      <w:rFonts w:ascii="Times New Roman" w:hAnsi="Times New Roman" w:eastAsia="Times New Roman"/>
       <w:sz w:val="16"/>
       <w:lang w:eastAsia="zh-CN"/>
     </w:rPr>
   </w:style>
-  <w:style w:type="paragraph" w:customStyle="1" w:styleId="FooterOdd">
+  <w:style w:type="paragraph" w:styleId="FooterOdd" w:customStyle="1">
     <w:name w:val="Footer Odd"/>
     <w:basedOn w:val="Footer"/>
     <w:rsid w:val="00103529"/>
@@ -17681,12 +17743,12 @@
       <w:textAlignment w:val="baseline"/>
     </w:pPr>
     <w:rPr>
-      <w:rFonts w:ascii="Times New Roman" w:eastAsia="Times New Roman" w:hAnsi="Times New Roman"/>
+      <w:rFonts w:ascii="Times New Roman" w:hAnsi="Times New Roman" w:eastAsia="Times New Roman"/>
       <w:sz w:val="16"/>
       <w:lang w:eastAsia="zh-CN"/>
     </w:rPr>
   </w:style>
-  <w:style w:type="paragraph" w:customStyle="1" w:styleId="FootnoteBase">
+  <w:style w:type="paragraph" w:styleId="FootnoteBase" w:customStyle="1">
     <w:name w:val="Footnote Base"/>
     <w:basedOn w:val="Normal"/>
     <w:rsid w:val="00103529"/>
@@ -17700,7 +17762,7 @@
       <w:textAlignment w:val="baseline"/>
     </w:pPr>
     <w:rPr>
-      <w:rFonts w:ascii="Times New Roman" w:eastAsia="Times New Roman" w:hAnsi="Times New Roman"/>
+      <w:rFonts w:ascii="Times New Roman" w:hAnsi="Times New Roman" w:eastAsia="Times New Roman"/>
       <w:sz w:val="18"/>
       <w:lang w:eastAsia="zh-CN"/>
     </w:rPr>
@@ -17723,7 +17785,7 @@
       <w:spacing w:after="120"/>
     </w:pPr>
   </w:style>
-  <w:style w:type="character" w:customStyle="1" w:styleId="FootnoteTextChar">
+  <w:style w:type="character" w:styleId="FootnoteTextChar" w:customStyle="1">
     <w:name w:val="Footnote Text Char"/>
     <w:basedOn w:val="DefaultParagraphFont"/>
     <w:link w:val="FootnoteText"/>
@@ -17736,7 +17798,7 @@
       <w:lang w:eastAsia="zh-CN"/>
     </w:rPr>
   </w:style>
-  <w:style w:type="paragraph" w:customStyle="1" w:styleId="head2nd">
+  <w:style w:type="paragraph" w:styleId="head2nd" w:customStyle="1">
     <w:name w:val="head2nd"/>
     <w:basedOn w:val="Heading3"/>
     <w:rsid w:val="00103529"/>
@@ -17748,14 +17810,14 @@
       <w:outlineLvl w:val="9"/>
     </w:pPr>
     <w:rPr>
-      <w:rFonts w:ascii="Times New Roman" w:eastAsia="Times New Roman" w:hAnsi="Times New Roman"/>
+      <w:rFonts w:ascii="Times New Roman" w:hAnsi="Times New Roman" w:eastAsia="Times New Roman"/>
       <w:bCs/>
       <w:sz w:val="30"/>
       <w:szCs w:val="20"/>
       <w:lang w:eastAsia="zh-CN"/>
     </w:rPr>
   </w:style>
-  <w:style w:type="paragraph" w:customStyle="1" w:styleId="head3">
+  <w:style w:type="paragraph" w:styleId="head3" w:customStyle="1">
     <w:name w:val="head3"/>
     <w:basedOn w:val="Heading4"/>
     <w:next w:val="Normal"/>
@@ -17766,7 +17828,7 @@
       <w:textAlignment w:val="baseline"/>
     </w:pPr>
     <w:rPr>
-      <w:rFonts w:ascii="Times New Roman" w:eastAsia="Times New Roman" w:hAnsi="Times New Roman"/>
+      <w:rFonts w:ascii="Times New Roman" w:hAnsi="Times New Roman" w:eastAsia="Times New Roman"/>
       <w:bCs w:val="0"/>
       <w:sz w:val="28"/>
       <w:szCs w:val="20"/>
@@ -17787,7 +17849,7 @@
       <w:spacing w:after="0"/>
     </w:pPr>
   </w:style>
-  <w:style w:type="character" w:customStyle="1" w:styleId="HeaderChar">
+  <w:style w:type="character" w:styleId="HeaderChar" w:customStyle="1">
     <w:name w:val="Header Char"/>
     <w:basedOn w:val="DefaultParagraphFont"/>
     <w:link w:val="Header"/>
@@ -17796,7 +17858,7 @@
       <w:rFonts w:eastAsiaTheme="minorHAnsi"/>
     </w:rPr>
   </w:style>
-  <w:style w:type="paragraph" w:customStyle="1" w:styleId="HeaderBase">
+  <w:style w:type="paragraph" w:styleId="HeaderBase" w:customStyle="1">
     <w:name w:val="Header Base"/>
     <w:basedOn w:val="Normal"/>
     <w:rsid w:val="00103529"/>
@@ -17811,11 +17873,11 @@
       <w:textAlignment w:val="baseline"/>
     </w:pPr>
     <w:rPr>
-      <w:rFonts w:ascii="Times New Roman" w:eastAsia="Times New Roman" w:hAnsi="Times New Roman"/>
+      <w:rFonts w:ascii="Times New Roman" w:hAnsi="Times New Roman" w:eastAsia="Times New Roman"/>
       <w:lang w:eastAsia="zh-CN"/>
     </w:rPr>
   </w:style>
-  <w:style w:type="paragraph" w:customStyle="1" w:styleId="HeaderEven">
+  <w:style w:type="paragraph" w:styleId="HeaderEven" w:customStyle="1">
     <w:name w:val="Header Even"/>
     <w:basedOn w:val="Header"/>
     <w:rsid w:val="00103529"/>
@@ -17831,11 +17893,11 @@
       <w:textAlignment w:val="baseline"/>
     </w:pPr>
     <w:rPr>
-      <w:rFonts w:ascii="Times New Roman" w:eastAsia="Times New Roman" w:hAnsi="Times New Roman"/>
+      <w:rFonts w:ascii="Times New Roman" w:hAnsi="Times New Roman" w:eastAsia="Times New Roman"/>
       <w:lang w:eastAsia="zh-CN"/>
     </w:rPr>
   </w:style>
-  <w:style w:type="paragraph" w:customStyle="1" w:styleId="HeaderFirst">
+  <w:style w:type="paragraph" w:styleId="HeaderFirst" w:customStyle="1">
     <w:name w:val="Header First"/>
     <w:basedOn w:val="Header"/>
     <w:rsid w:val="00103529"/>
@@ -17851,11 +17913,11 @@
       <w:textAlignment w:val="baseline"/>
     </w:pPr>
     <w:rPr>
-      <w:rFonts w:ascii="Times New Roman" w:eastAsia="Times New Roman" w:hAnsi="Times New Roman"/>
+      <w:rFonts w:ascii="Times New Roman" w:hAnsi="Times New Roman" w:eastAsia="Times New Roman"/>
       <w:lang w:eastAsia="zh-CN"/>
     </w:rPr>
   </w:style>
-  <w:style w:type="paragraph" w:customStyle="1" w:styleId="HeaderOdd">
+  <w:style w:type="paragraph" w:styleId="HeaderOdd" w:customStyle="1">
     <w:name w:val="Header Odd"/>
     <w:basedOn w:val="Header"/>
     <w:rsid w:val="00103529"/>
@@ -17873,11 +17935,11 @@
       <w:textAlignment w:val="baseline"/>
     </w:pPr>
     <w:rPr>
-      <w:rFonts w:ascii="Times New Roman" w:eastAsia="Times New Roman" w:hAnsi="Times New Roman"/>
+      <w:rFonts w:ascii="Times New Roman" w:hAnsi="Times New Roman" w:eastAsia="Times New Roman"/>
       <w:lang w:eastAsia="zh-CN"/>
     </w:rPr>
   </w:style>
-  <w:style w:type="paragraph" w:customStyle="1" w:styleId="HeadingBase">
+  <w:style w:type="paragraph" w:styleId="HeadingBase" w:customStyle="1">
     <w:name w:val="Heading Base"/>
     <w:basedOn w:val="Normal"/>
     <w:next w:val="BodyText"/>
@@ -17889,19 +17951,19 @@
       <w:textAlignment w:val="baseline"/>
     </w:pPr>
     <w:rPr>
-      <w:rFonts w:ascii="Times New Roman" w:eastAsia="Times New Roman" w:hAnsi="Times New Roman"/>
+      <w:rFonts w:ascii="Times New Roman" w:hAnsi="Times New Roman" w:eastAsia="Times New Roman"/>
       <w:b/>
       <w:kern w:val="28"/>
       <w:sz w:val="36"/>
       <w:lang w:eastAsia="zh-CN"/>
     </w:rPr>
   </w:style>
-  <w:style w:type="character" w:customStyle="1" w:styleId="helpitemtext">
+  <w:style w:type="character" w:styleId="helpitemtext" w:customStyle="1">
     <w:name w:val="helpitemtext"/>
     <w:basedOn w:val="DefaultParagraphFont"/>
     <w:rsid w:val="00103529"/>
     <w:rPr>
-      <w:rFonts w:ascii="Arial" w:hAnsi="Arial" w:cs="Arial" w:hint="default"/>
+      <w:rFonts w:hint="default" w:ascii="Arial" w:hAnsi="Arial" w:cs="Arial"/>
       <w:i/>
       <w:iCs/>
       <w:sz w:val="20"/>
@@ -17940,10 +18002,10 @@
       <w:textAlignment w:val="baseline"/>
     </w:pPr>
     <w:rPr>
-      <w:rFonts w:ascii="Courier New" w:eastAsia="Times New Roman" w:hAnsi="Courier New" w:cs="Courier New"/>
+      <w:rFonts w:ascii="Courier New" w:hAnsi="Courier New" w:eastAsia="Times New Roman" w:cs="Courier New"/>
     </w:rPr>
   </w:style>
-  <w:style w:type="character" w:customStyle="1" w:styleId="HTMLPreformattedChar">
+  <w:style w:type="character" w:styleId="HTMLPreformattedChar" w:customStyle="1">
     <w:name w:val="HTML Preformatted Char"/>
     <w:basedOn w:val="DefaultParagraphFont"/>
     <w:link w:val="HTMLPreformatted"/>
@@ -18097,7 +18159,7 @@
       <w:szCs w:val="18"/>
     </w:rPr>
   </w:style>
-  <w:style w:type="paragraph" w:customStyle="1" w:styleId="IndexBase">
+  <w:style w:type="paragraph" w:styleId="IndexBase" w:customStyle="1">
     <w:name w:val="Index Base"/>
     <w:basedOn w:val="Normal"/>
     <w:rsid w:val="00103529"/>
@@ -18111,7 +18173,7 @@
       <w:textAlignment w:val="baseline"/>
     </w:pPr>
     <w:rPr>
-      <w:rFonts w:ascii="Times New Roman" w:eastAsia="Times New Roman" w:hAnsi="Times New Roman"/>
+      <w:rFonts w:ascii="Times New Roman" w:hAnsi="Times New Roman" w:eastAsia="Times New Roman"/>
       <w:lang w:eastAsia="zh-CN"/>
     </w:rPr>
   </w:style>
@@ -18129,7 +18191,7 @@
       <w:szCs w:val="26"/>
     </w:rPr>
   </w:style>
-  <w:style w:type="character" w:customStyle="1" w:styleId="Lead-inEmphasis">
+  <w:style w:type="character" w:styleId="Lead-inEmphasis" w:customStyle="1">
     <w:name w:val="Lead-in Emphasis"/>
     <w:rsid w:val="00103529"/>
     <w:rPr>
@@ -18146,18 +18208,18 @@
       <w:spacing w:after="0" w:line="240" w:lineRule="auto"/>
     </w:pPr>
     <w:rPr>
-      <w:rFonts w:ascii="Calibri" w:eastAsia="Calibri" w:hAnsi="Calibri" w:cs="Times New Roman"/>
+      <w:rFonts w:ascii="Calibri" w:hAnsi="Calibri" w:eastAsia="Calibri" w:cs="Times New Roman"/>
     </w:rPr>
     <w:tblPr>
       <w:tblStyleRowBandSize w:val="1"/>
       <w:tblStyleColBandSize w:val="1"/>
       <w:tblBorders>
-        <w:top w:val="single" w:sz="8" w:space="0" w:color="C0504D"/>
-        <w:left w:val="single" w:sz="8" w:space="0" w:color="C0504D"/>
-        <w:bottom w:val="single" w:sz="8" w:space="0" w:color="C0504D"/>
-        <w:right w:val="single" w:sz="8" w:space="0" w:color="C0504D"/>
-        <w:insideH w:val="single" w:sz="8" w:space="0" w:color="C0504D"/>
-        <w:insideV w:val="single" w:sz="8" w:space="0" w:color="C0504D"/>
+        <w:top w:val="single" w:color="C0504D" w:sz="8" w:space="0"/>
+        <w:left w:val="single" w:color="C0504D" w:sz="8" w:space="0"/>
+        <w:bottom w:val="single" w:color="C0504D" w:sz="8" w:space="0"/>
+        <w:right w:val="single" w:color="C0504D" w:sz="8" w:space="0"/>
+        <w:insideH w:val="single" w:color="C0504D" w:sz="8" w:space="0"/>
+        <w:insideV w:val="single" w:color="C0504D" w:sz="8" w:space="0"/>
       </w:tblBorders>
     </w:tblPr>
     <w:tblStylePr w:type="firstRow">
@@ -18165,19 +18227,19 @@
         <w:spacing w:before="0" w:after="0" w:line="240" w:lineRule="auto"/>
       </w:pPr>
       <w:rPr>
-        <w:rFonts w:ascii="Verdana" w:eastAsia="Times New Roman" w:hAnsi="Verdana" w:cs="Times New Roman"/>
+        <w:rFonts w:ascii="Verdana" w:hAnsi="Verdana" w:eastAsia="Times New Roman" w:cs="Times New Roman"/>
         <w:b/>
         <w:bCs/>
       </w:rPr>
       <w:tblPr/>
       <w:tcPr>
         <w:tcBorders>
-          <w:top w:val="single" w:sz="8" w:space="0" w:color="C0504D"/>
-          <w:left w:val="single" w:sz="8" w:space="0" w:color="C0504D"/>
-          <w:bottom w:val="single" w:sz="18" w:space="0" w:color="C0504D"/>
-          <w:right w:val="single" w:sz="8" w:space="0" w:color="C0504D"/>
+          <w:top w:val="single" w:color="C0504D" w:sz="8" w:space="0"/>
+          <w:left w:val="single" w:color="C0504D" w:sz="8" w:space="0"/>
+          <w:bottom w:val="single" w:color="C0504D" w:sz="18" w:space="0"/>
+          <w:right w:val="single" w:color="C0504D" w:sz="8" w:space="0"/>
           <w:insideH w:val="nil"/>
-          <w:insideV w:val="single" w:sz="8" w:space="0" w:color="C0504D"/>
+          <w:insideV w:val="single" w:color="C0504D" w:sz="8" w:space="0"/>
         </w:tcBorders>
       </w:tcPr>
     </w:tblStylePr>
@@ -18186,42 +18248,42 @@
         <w:spacing w:before="0" w:after="0" w:line="240" w:lineRule="auto"/>
       </w:pPr>
       <w:rPr>
-        <w:rFonts w:ascii="Verdana" w:eastAsia="Times New Roman" w:hAnsi="Verdana" w:cs="Times New Roman"/>
+        <w:rFonts w:ascii="Verdana" w:hAnsi="Verdana" w:eastAsia="Times New Roman" w:cs="Times New Roman"/>
         <w:b/>
         <w:bCs/>
       </w:rPr>
       <w:tblPr/>
       <w:tcPr>
         <w:tcBorders>
-          <w:top w:val="double" w:sz="6" w:space="0" w:color="C0504D"/>
-          <w:left w:val="single" w:sz="8" w:space="0" w:color="C0504D"/>
-          <w:bottom w:val="single" w:sz="8" w:space="0" w:color="C0504D"/>
-          <w:right w:val="single" w:sz="8" w:space="0" w:color="C0504D"/>
+          <w:top w:val="double" w:color="C0504D" w:sz="6" w:space="0"/>
+          <w:left w:val="single" w:color="C0504D" w:sz="8" w:space="0"/>
+          <w:bottom w:val="single" w:color="C0504D" w:sz="8" w:space="0"/>
+          <w:right w:val="single" w:color="C0504D" w:sz="8" w:space="0"/>
           <w:insideH w:val="nil"/>
-          <w:insideV w:val="single" w:sz="8" w:space="0" w:color="C0504D"/>
+          <w:insideV w:val="single" w:color="C0504D" w:sz="8" w:space="0"/>
         </w:tcBorders>
       </w:tcPr>
     </w:tblStylePr>
     <w:tblStylePr w:type="firstCol">
       <w:rPr>
-        <w:rFonts w:ascii="Verdana" w:eastAsia="Times New Roman" w:hAnsi="Verdana" w:cs="Times New Roman"/>
+        <w:rFonts w:ascii="Verdana" w:hAnsi="Verdana" w:eastAsia="Times New Roman" w:cs="Times New Roman"/>
         <w:b/>
         <w:bCs/>
       </w:rPr>
     </w:tblStylePr>
     <w:tblStylePr w:type="lastCol">
       <w:rPr>
-        <w:rFonts w:ascii="Verdana" w:eastAsia="Times New Roman" w:hAnsi="Verdana" w:cs="Times New Roman"/>
+        <w:rFonts w:ascii="Verdana" w:hAnsi="Verdana" w:eastAsia="Times New Roman" w:cs="Times New Roman"/>
         <w:b/>
         <w:bCs/>
       </w:rPr>
       <w:tblPr/>
       <w:tcPr>
         <w:tcBorders>
-          <w:top w:val="single" w:sz="8" w:space="0" w:color="C0504D"/>
-          <w:left w:val="single" w:sz="8" w:space="0" w:color="C0504D"/>
-          <w:bottom w:val="single" w:sz="8" w:space="0" w:color="C0504D"/>
-          <w:right w:val="single" w:sz="8" w:space="0" w:color="C0504D"/>
+          <w:top w:val="single" w:color="C0504D" w:sz="8" w:space="0"/>
+          <w:left w:val="single" w:color="C0504D" w:sz="8" w:space="0"/>
+          <w:bottom w:val="single" w:color="C0504D" w:sz="8" w:space="0"/>
+          <w:right w:val="single" w:color="C0504D" w:sz="8" w:space="0"/>
         </w:tcBorders>
       </w:tcPr>
     </w:tblStylePr>
@@ -18229,10 +18291,10 @@
       <w:tblPr/>
       <w:tcPr>
         <w:tcBorders>
-          <w:top w:val="single" w:sz="8" w:space="0" w:color="C0504D"/>
-          <w:left w:val="single" w:sz="8" w:space="0" w:color="C0504D"/>
-          <w:bottom w:val="single" w:sz="8" w:space="0" w:color="C0504D"/>
-          <w:right w:val="single" w:sz="8" w:space="0" w:color="C0504D"/>
+          <w:top w:val="single" w:color="C0504D" w:sz="8" w:space="0"/>
+          <w:left w:val="single" w:color="C0504D" w:sz="8" w:space="0"/>
+          <w:bottom w:val="single" w:color="C0504D" w:sz="8" w:space="0"/>
+          <w:right w:val="single" w:color="C0504D" w:sz="8" w:space="0"/>
         </w:tcBorders>
         <w:shd w:val="clear" w:color="auto" w:fill="EFD3D2"/>
       </w:tcPr>
@@ -18241,11 +18303,11 @@
       <w:tblPr/>
       <w:tcPr>
         <w:tcBorders>
-          <w:top w:val="single" w:sz="8" w:space="0" w:color="C0504D"/>
-          <w:left w:val="single" w:sz="8" w:space="0" w:color="C0504D"/>
-          <w:bottom w:val="single" w:sz="8" w:space="0" w:color="C0504D"/>
-          <w:right w:val="single" w:sz="8" w:space="0" w:color="C0504D"/>
-          <w:insideV w:val="single" w:sz="8" w:space="0" w:color="C0504D"/>
+          <w:top w:val="single" w:color="C0504D" w:sz="8" w:space="0"/>
+          <w:left w:val="single" w:color="C0504D" w:sz="8" w:space="0"/>
+          <w:bottom w:val="single" w:color="C0504D" w:sz="8" w:space="0"/>
+          <w:right w:val="single" w:color="C0504D" w:sz="8" w:space="0"/>
+          <w:insideV w:val="single" w:color="C0504D" w:sz="8" w:space="0"/>
         </w:tcBorders>
         <w:shd w:val="clear" w:color="auto" w:fill="EFD3D2"/>
       </w:tcPr>
@@ -18254,16 +18316,16 @@
       <w:tblPr/>
       <w:tcPr>
         <w:tcBorders>
-          <w:top w:val="single" w:sz="8" w:space="0" w:color="C0504D"/>
-          <w:left w:val="single" w:sz="8" w:space="0" w:color="C0504D"/>
-          <w:bottom w:val="single" w:sz="8" w:space="0" w:color="C0504D"/>
-          <w:right w:val="single" w:sz="8" w:space="0" w:color="C0504D"/>
-          <w:insideV w:val="single" w:sz="8" w:space="0" w:color="C0504D"/>
+          <w:top w:val="single" w:color="C0504D" w:sz="8" w:space="0"/>
+          <w:left w:val="single" w:color="C0504D" w:sz="8" w:space="0"/>
+          <w:bottom w:val="single" w:color="C0504D" w:sz="8" w:space="0"/>
+          <w:right w:val="single" w:color="C0504D" w:sz="8" w:space="0"/>
+          <w:insideV w:val="single" w:color="C0504D" w:sz="8" w:space="0"/>
         </w:tcBorders>
       </w:tcPr>
     </w:tblStylePr>
   </w:style>
-  <w:style w:type="table" w:customStyle="1" w:styleId="LightShading-Accent11">
+  <w:style w:type="table" w:styleId="LightShading-Accent11" w:customStyle="1">
     <w:name w:val="Light Shading - Accent 11"/>
     <w:basedOn w:val="TableNormal"/>
     <w:uiPriority w:val="60"/>
@@ -18278,8 +18340,8 @@
       <w:tblStyleRowBandSize w:val="1"/>
       <w:tblStyleColBandSize w:val="1"/>
       <w:tblBorders>
-        <w:top w:val="single" w:sz="8" w:space="0" w:color="4F81BD" w:themeColor="accent1"/>
-        <w:bottom w:val="single" w:sz="8" w:space="0" w:color="4F81BD" w:themeColor="accent1"/>
+        <w:top w:val="single" w:color="4F81BD" w:themeColor="accent1" w:sz="8" w:space="0"/>
+        <w:bottom w:val="single" w:color="4F81BD" w:themeColor="accent1" w:sz="8" w:space="0"/>
       </w:tblBorders>
     </w:tblPr>
     <w:tblStylePr w:type="firstRow">
@@ -18293,9 +18355,9 @@
       <w:tblPr/>
       <w:tcPr>
         <w:tcBorders>
-          <w:top w:val="single" w:sz="8" w:space="0" w:color="4F81BD" w:themeColor="accent1"/>
+          <w:top w:val="single" w:color="4F81BD" w:themeColor="accent1" w:sz="8" w:space="0"/>
           <w:left w:val="nil"/>
-          <w:bottom w:val="single" w:sz="8" w:space="0" w:color="4F81BD" w:themeColor="accent1"/>
+          <w:bottom w:val="single" w:color="4F81BD" w:themeColor="accent1" w:sz="8" w:space="0"/>
           <w:right w:val="nil"/>
           <w:insideH w:val="nil"/>
           <w:insideV w:val="nil"/>
@@ -18313,9 +18375,9 @@
       <w:tblPr/>
       <w:tcPr>
         <w:tcBorders>
-          <w:top w:val="single" w:sz="8" w:space="0" w:color="4F81BD" w:themeColor="accent1"/>
+          <w:top w:val="single" w:color="4F81BD" w:themeColor="accent1" w:sz="8" w:space="0"/>
           <w:left w:val="nil"/>
-          <w:bottom w:val="single" w:sz="8" w:space="0" w:color="4F81BD" w:themeColor="accent1"/>
+          <w:bottom w:val="single" w:color="4F81BD" w:themeColor="accent1" w:sz="8" w:space="0"/>
           <w:right w:val="nil"/>
           <w:insideH w:val="nil"/>
           <w:insideV w:val="nil"/>
@@ -18359,13 +18421,13 @@
       </w:tcPr>
     </w:tblStylePr>
   </w:style>
-  <w:style w:type="paragraph" w:customStyle="1" w:styleId="Line">
+  <w:style w:type="paragraph" w:styleId="Line" w:customStyle="1">
     <w:name w:val="Line"/>
     <w:basedOn w:val="Normal"/>
     <w:rsid w:val="00103529"/>
     <w:pPr>
       <w:pBdr>
-        <w:bottom w:val="single" w:sz="6" w:space="1" w:color="auto"/>
+        <w:bottom w:val="single" w:color="auto" w:sz="6" w:space="1"/>
       </w:pBdr>
       <w:adjustRightInd w:val="0"/>
       <w:spacing w:after="0"/>
@@ -18373,18 +18435,18 @@
       <w:textAlignment w:val="baseline"/>
     </w:pPr>
     <w:rPr>
-      <w:rFonts w:ascii="Times New Roman" w:eastAsia="Times New Roman" w:hAnsi="Times New Roman"/>
+      <w:rFonts w:ascii="Times New Roman" w:hAnsi="Times New Roman" w:eastAsia="Times New Roman"/>
       <w:sz w:val="10"/>
       <w:lang w:eastAsia="zh-CN"/>
     </w:rPr>
   </w:style>
-  <w:style w:type="paragraph" w:customStyle="1" w:styleId="line0">
+  <w:style w:type="paragraph" w:styleId="line0" w:customStyle="1">
     <w:name w:val="line"/>
     <w:basedOn w:val="Normal"/>
     <w:rsid w:val="00103529"/>
     <w:pPr>
       <w:pBdr>
-        <w:bottom w:val="single" w:sz="6" w:space="1" w:color="auto"/>
+        <w:bottom w:val="single" w:color="auto" w:sz="6" w:space="1"/>
       </w:pBdr>
       <w:tabs>
         <w:tab w:val="left" w:pos="-720"/>
@@ -18396,7 +18458,7 @@
       <w:textAlignment w:val="baseline"/>
     </w:pPr>
     <w:rPr>
-      <w:rFonts w:ascii="Palatino" w:eastAsia="Times New Roman" w:hAnsi="Palatino"/>
+      <w:rFonts w:ascii="Palatino" w:hAnsi="Palatino" w:eastAsia="Times New Roman"/>
       <w:lang w:eastAsia="zh-CN"/>
     </w:rPr>
   </w:style>
@@ -18408,7 +18470,7 @@
       <w:sz w:val="18"/>
     </w:rPr>
   </w:style>
-  <w:style w:type="paragraph" w:customStyle="1" w:styleId="linend">
+  <w:style w:type="paragraph" w:styleId="linend" w:customStyle="1">
     <w:name w:val="linend"/>
     <w:basedOn w:val="line0"/>
     <w:rsid w:val="00103529"/>
@@ -18487,7 +18549,7 @@
       <w:textAlignment w:val="auto"/>
     </w:pPr>
     <w:rPr>
-      <w:rFonts w:ascii="Times New Roman" w:eastAsia="Batang" w:hAnsi="Times New Roman"/>
+      <w:rFonts w:ascii="Times New Roman" w:hAnsi="Times New Roman" w:eastAsia="Batang"/>
       <w:color w:val="auto"/>
       <w:lang w:eastAsia="ko-KR"/>
     </w:rPr>
@@ -18553,7 +18615,7 @@
       <w:contextualSpacing/>
     </w:pPr>
   </w:style>
-  <w:style w:type="paragraph" w:customStyle="1" w:styleId="ListBulletFirst">
+  <w:style w:type="paragraph" w:styleId="ListBulletFirst" w:customStyle="1">
     <w:name w:val="List Bullet First"/>
     <w:basedOn w:val="ListBullet"/>
     <w:next w:val="ListBullet"/>
@@ -18562,7 +18624,7 @@
       <w:spacing w:before="80"/>
     </w:pPr>
   </w:style>
-  <w:style w:type="paragraph" w:customStyle="1" w:styleId="ListBulletLast">
+  <w:style w:type="paragraph" w:styleId="ListBulletLast" w:customStyle="1">
     <w:name w:val="List Bullet Last"/>
     <w:basedOn w:val="ListBullet"/>
     <w:next w:val="BodyText"/>
@@ -18621,7 +18683,7 @@
       <w:ind w:left="2160"/>
     </w:pPr>
   </w:style>
-  <w:style w:type="paragraph" w:customStyle="1" w:styleId="ListFirst">
+  <w:style w:type="paragraph" w:styleId="ListFirst" w:customStyle="1">
     <w:name w:val="List First"/>
     <w:basedOn w:val="List"/>
     <w:next w:val="List"/>
@@ -18630,7 +18692,7 @@
       <w:spacing w:before="80"/>
     </w:pPr>
   </w:style>
-  <w:style w:type="paragraph" w:customStyle="1" w:styleId="ListLast">
+  <w:style w:type="paragraph" w:styleId="ListLast" w:customStyle="1">
     <w:name w:val="List Last"/>
     <w:basedOn w:val="List"/>
     <w:next w:val="BodyText"/>
@@ -18704,7 +18766,7 @@
       <w:contextualSpacing/>
     </w:pPr>
   </w:style>
-  <w:style w:type="paragraph" w:customStyle="1" w:styleId="ListNumberFirst">
+  <w:style w:type="paragraph" w:styleId="ListNumberFirst" w:customStyle="1">
     <w:name w:val="List Number First"/>
     <w:basedOn w:val="ListNumber"/>
     <w:next w:val="ListNumber"/>
@@ -18713,7 +18775,7 @@
       <w:spacing w:before="80"/>
     </w:pPr>
   </w:style>
-  <w:style w:type="paragraph" w:customStyle="1" w:styleId="ListNumberLast">
+  <w:style w:type="paragraph" w:styleId="ListNumberLast" w:customStyle="1">
     <w:name w:val="List Number Last"/>
     <w:basedOn w:val="ListNumber"/>
     <w:next w:val="BodyText"/>
@@ -18732,7 +18794,7 @@
       <w:rFonts w:ascii="Courier New" w:hAnsi="Courier New"/>
     </w:rPr>
   </w:style>
-  <w:style w:type="character" w:customStyle="1" w:styleId="MacroTextChar">
+  <w:style w:type="character" w:styleId="MacroTextChar" w:customStyle="1">
     <w:name w:val="Macro Text Char"/>
     <w:basedOn w:val="DefaultParagraphFont"/>
     <w:link w:val="MacroText"/>
@@ -18763,7 +18825,7 @@
       <w:rFonts w:ascii="Arial" w:hAnsi="Arial"/>
     </w:rPr>
   </w:style>
-  <w:style w:type="character" w:customStyle="1" w:styleId="MessageHeaderChar">
+  <w:style w:type="character" w:styleId="MessageHeaderChar" w:customStyle="1">
     <w:name w:val="Message Header Char"/>
     <w:basedOn w:val="DefaultParagraphFont"/>
     <w:link w:val="MessageHeader"/>
@@ -18803,12 +18865,12 @@
       <w:textAlignment w:val="baseline"/>
     </w:pPr>
     <w:rPr>
-      <w:rFonts w:ascii="Times New Roman" w:eastAsia="Times New Roman" w:hAnsi="Times New Roman"/>
+      <w:rFonts w:ascii="Times New Roman" w:hAnsi="Times New Roman" w:eastAsia="Times New Roman"/>
       <w:sz w:val="24"/>
       <w:szCs w:val="24"/>
     </w:rPr>
   </w:style>
-  <w:style w:type="paragraph" w:customStyle="1" w:styleId="Paragraph1">
+  <w:style w:type="paragraph" w:styleId="Paragraph1" w:customStyle="1">
     <w:name w:val="Paragraph 1"/>
     <w:basedOn w:val="Normal"/>
     <w:link w:val="Paragraph1Char"/>
@@ -18818,16 +18880,16 @@
       <w:spacing w:after="180"/>
     </w:pPr>
   </w:style>
-  <w:style w:type="character" w:customStyle="1" w:styleId="Paragraph1Char">
+  <w:style w:type="character" w:styleId="Paragraph1Char" w:customStyle="1">
     <w:name w:val="Paragraph 1 Char"/>
     <w:basedOn w:val="DefaultParagraphFont"/>
     <w:link w:val="Paragraph1"/>
     <w:rsid w:val="00103529"/>
     <w:rPr>
-      <w:rFonts w:ascii="Minion Pro" w:eastAsiaTheme="minorHAnsi" w:hAnsi="Minion Pro"/>
+      <w:rFonts w:ascii="Minion Pro" w:hAnsi="Minion Pro" w:eastAsiaTheme="minorHAnsi"/>
     </w:rPr>
   </w:style>
-  <w:style w:type="paragraph" w:customStyle="1" w:styleId="Note">
+  <w:style w:type="paragraph" w:styleId="Note" w:customStyle="1">
     <w:name w:val="Note"/>
     <w:basedOn w:val="NoteHeading"/>
     <w:link w:val="NoteChar"/>
@@ -18842,7 +18904,7 @@
       <w:lang w:eastAsia="zh-TW"/>
     </w:rPr>
   </w:style>
-  <w:style w:type="paragraph" w:customStyle="1" w:styleId="Numbering1">
+  <w:style w:type="paragraph" w:styleId="Numbering1" w:customStyle="1">
     <w:name w:val="Numbering 1"/>
     <w:basedOn w:val="Normal"/>
     <w:link w:val="Numbering1Char"/>
@@ -18855,7 +18917,7 @@
       <w:spacing w:after="180"/>
     </w:pPr>
   </w:style>
-  <w:style w:type="character" w:customStyle="1" w:styleId="Numbering1Char">
+  <w:style w:type="character" w:styleId="Numbering1Char" w:customStyle="1">
     <w:name w:val="Numbering 1 Char"/>
     <w:basedOn w:val="DefaultParagraphFont"/>
     <w:link w:val="Numbering1"/>
@@ -18866,7 +18928,7 @@
       <w:szCs w:val="20"/>
     </w:rPr>
   </w:style>
-  <w:style w:type="paragraph" w:customStyle="1" w:styleId="Numbering2">
+  <w:style w:type="paragraph" w:styleId="Numbering2" w:customStyle="1">
     <w:name w:val="Numbering 2"/>
     <w:basedOn w:val="Normal"/>
     <w:link w:val="Numbering2Char"/>
@@ -18879,7 +18941,7 @@
       <w:spacing w:after="180"/>
     </w:pPr>
   </w:style>
-  <w:style w:type="character" w:customStyle="1" w:styleId="Numbering2Char">
+  <w:style w:type="character" w:styleId="Numbering2Char" w:customStyle="1">
     <w:name w:val="Numbering 2 Char"/>
     <w:basedOn w:val="DefaultParagraphFont"/>
     <w:link w:val="Numbering2"/>
@@ -18890,7 +18952,7 @@
       <w:szCs w:val="20"/>
     </w:rPr>
   </w:style>
-  <w:style w:type="paragraph" w:customStyle="1" w:styleId="Numbering3">
+  <w:style w:type="paragraph" w:styleId="Numbering3" w:customStyle="1">
     <w:name w:val="Numbering 3"/>
     <w:basedOn w:val="Numbering1"/>
     <w:qFormat/>
@@ -18899,7 +18961,7 @@
       <w:ind w:left="936"/>
     </w:pPr>
   </w:style>
-  <w:style w:type="paragraph" w:customStyle="1" w:styleId="outdent">
+  <w:style w:type="paragraph" w:styleId="outdent" w:customStyle="1">
     <w:name w:val="outdent"/>
     <w:basedOn w:val="BodyText"/>
     <w:rsid w:val="00103529"/>
@@ -18907,7 +18969,7 @@
       <w:ind w:hanging="1440"/>
     </w:pPr>
   </w:style>
-  <w:style w:type="paragraph" w:customStyle="1" w:styleId="out4">
+  <w:style w:type="paragraph" w:styleId="out4" w:customStyle="1">
     <w:name w:val="out4"/>
     <w:basedOn w:val="outdent"/>
     <w:rsid w:val="00103529"/>
@@ -18915,7 +18977,7 @@
       <w:spacing w:after="0"/>
     </w:pPr>
   </w:style>
-  <w:style w:type="paragraph" w:customStyle="1" w:styleId="Pa4">
+  <w:style w:type="paragraph" w:styleId="Pa4" w:customStyle="1">
     <w:name w:val="Pa4"/>
     <w:basedOn w:val="Default"/>
     <w:next w:val="Default"/>
@@ -18932,7 +18994,7 @@
       <w:color w:val="auto"/>
     </w:rPr>
   </w:style>
-  <w:style w:type="paragraph" w:customStyle="1" w:styleId="Pa5">
+  <w:style w:type="paragraph" w:styleId="Pa5" w:customStyle="1">
     <w:name w:val="Pa5"/>
     <w:basedOn w:val="Default"/>
     <w:next w:val="Default"/>
@@ -18956,7 +19018,7 @@
       <w:b/>
     </w:rPr>
   </w:style>
-  <w:style w:type="paragraph" w:customStyle="1" w:styleId="Paragraph2">
+  <w:style w:type="paragraph" w:styleId="Paragraph2" w:customStyle="1">
     <w:name w:val="Paragraph 2"/>
     <w:basedOn w:val="Normal"/>
     <w:link w:val="Paragraph2Char"/>
@@ -18967,16 +19029,16 @@
       <w:ind w:left="360"/>
     </w:pPr>
   </w:style>
-  <w:style w:type="character" w:customStyle="1" w:styleId="Paragraph2Char">
+  <w:style w:type="character" w:styleId="Paragraph2Char" w:customStyle="1">
     <w:name w:val="Paragraph 2 Char"/>
     <w:basedOn w:val="DefaultParagraphFont"/>
     <w:link w:val="Paragraph2"/>
     <w:rsid w:val="00103529"/>
     <w:rPr>
-      <w:rFonts w:ascii="Minion Pro" w:eastAsiaTheme="minorHAnsi" w:hAnsi="Minion Pro"/>
+      <w:rFonts w:ascii="Minion Pro" w:hAnsi="Minion Pro" w:eastAsiaTheme="minorHAnsi"/>
     </w:rPr>
   </w:style>
-  <w:style w:type="paragraph" w:customStyle="1" w:styleId="Paragraph3">
+  <w:style w:type="paragraph" w:styleId="Paragraph3" w:customStyle="1">
     <w:name w:val="Paragraph 3"/>
     <w:basedOn w:val="Normal"/>
     <w:link w:val="Paragraph3Char"/>
@@ -18986,16 +19048,16 @@
       <w:spacing w:after="180"/>
     </w:pPr>
   </w:style>
-  <w:style w:type="character" w:customStyle="1" w:styleId="Paragraph3Char">
+  <w:style w:type="character" w:styleId="Paragraph3Char" w:customStyle="1">
     <w:name w:val="Paragraph 3 Char"/>
     <w:basedOn w:val="DefaultParagraphFont"/>
     <w:link w:val="Paragraph3"/>
     <w:rsid w:val="00103529"/>
     <w:rPr>
-      <w:rFonts w:ascii="Minion Pro" w:eastAsiaTheme="minorHAnsi" w:hAnsi="Minion Pro"/>
+      <w:rFonts w:ascii="Minion Pro" w:hAnsi="Minion Pro" w:eastAsiaTheme="minorHAnsi"/>
     </w:rPr>
   </w:style>
-  <w:style w:type="paragraph" w:customStyle="1" w:styleId="ParagraphTextItalic">
+  <w:style w:type="paragraph" w:styleId="ParagraphTextItalic" w:customStyle="1">
     <w:name w:val="Paragraph TextItalic"/>
     <w:basedOn w:val="Normal"/>
     <w:rsid w:val="00103529"/>
@@ -19006,13 +19068,13 @@
       <w:textAlignment w:val="baseline"/>
     </w:pPr>
     <w:rPr>
-      <w:rFonts w:ascii="Times New Roman" w:eastAsia="Times New Roman" w:hAnsi="Times New Roman"/>
+      <w:rFonts w:ascii="Times New Roman" w:hAnsi="Times New Roman" w:eastAsia="Times New Roman"/>
       <w:b/>
       <w:i/>
       <w:lang w:eastAsia="zh-CN"/>
     </w:rPr>
   </w:style>
-  <w:style w:type="paragraph" w:customStyle="1" w:styleId="ParagraphText">
+  <w:style w:type="paragraph" w:styleId="ParagraphText" w:customStyle="1">
     <w:name w:val="ParagraphText"/>
     <w:autoRedefine/>
     <w:uiPriority w:val="99"/>
@@ -19032,7 +19094,7 @@
       <w:lang w:eastAsia="zh-CN"/>
     </w:rPr>
   </w:style>
-  <w:style w:type="character" w:customStyle="1" w:styleId="ParagraphTextBold">
+  <w:style w:type="character" w:styleId="ParagraphTextBold" w:customStyle="1">
     <w:name w:val="ParagraphText Bold"/>
     <w:basedOn w:val="DefaultParagraphFont"/>
     <w:rsid w:val="00103529"/>
@@ -19044,7 +19106,7 @@
       <w:lang w:val="en-US" w:eastAsia="zh-CN" w:bidi="ar-SA"/>
     </w:rPr>
   </w:style>
-  <w:style w:type="character" w:customStyle="1" w:styleId="ParagraphTextChar1">
+  <w:style w:type="character" w:styleId="ParagraphTextChar1" w:customStyle="1">
     <w:name w:val="ParagraphText Char1"/>
     <w:basedOn w:val="DefaultParagraphFont"/>
     <w:rsid w:val="00103529"/>
@@ -19053,7 +19115,7 @@
       <w:lang w:val="en-US" w:eastAsia="zh-CN" w:bidi="ar-SA"/>
     </w:rPr>
   </w:style>
-  <w:style w:type="paragraph" w:customStyle="1" w:styleId="PartLabel">
+  <w:style w:type="paragraph" w:styleId="PartLabel" w:customStyle="1">
     <w:name w:val="Part Label"/>
     <w:basedOn w:val="HeadingBase"/>
     <w:next w:val="Normal"/>
@@ -19068,7 +19130,7 @@
       <w:u w:val="single"/>
     </w:rPr>
   </w:style>
-  <w:style w:type="paragraph" w:customStyle="1" w:styleId="PartSubtitle">
+  <w:style w:type="paragraph" w:styleId="PartSubtitle" w:customStyle="1">
     <w:name w:val="Part Subtitle"/>
     <w:basedOn w:val="Normal"/>
     <w:next w:val="BodyText"/>
@@ -19081,14 +19143,14 @@
       <w:textAlignment w:val="baseline"/>
     </w:pPr>
     <w:rPr>
-      <w:rFonts w:ascii="Arial" w:eastAsia="Times New Roman" w:hAnsi="Arial"/>
+      <w:rFonts w:ascii="Arial" w:hAnsi="Arial" w:eastAsia="Times New Roman"/>
       <w:i/>
       <w:kern w:val="28"/>
       <w:sz w:val="32"/>
       <w:lang w:eastAsia="zh-CN"/>
     </w:rPr>
   </w:style>
-  <w:style w:type="paragraph" w:customStyle="1" w:styleId="PartTitle">
+  <w:style w:type="paragraph" w:styleId="PartTitle" w:customStyle="1">
     <w:name w:val="Part Title"/>
     <w:basedOn w:val="HeadingBase"/>
     <w:next w:val="PartSubtitle"/>
@@ -19098,7 +19160,7 @@
       <w:jc w:val="center"/>
     </w:pPr>
   </w:style>
-  <w:style w:type="paragraph" w:customStyle="1" w:styleId="PartNumber">
+  <w:style w:type="paragraph" w:styleId="PartNumber" w:customStyle="1">
     <w:name w:val="PartNumber"/>
     <w:autoRedefine/>
     <w:rsid w:val="00103529"/>
@@ -19116,7 +19178,7 @@
       <w:lang w:eastAsia="zh-CN"/>
     </w:rPr>
   </w:style>
-  <w:style w:type="paragraph" w:customStyle="1" w:styleId="Picture">
+  <w:style w:type="paragraph" w:styleId="Picture" w:customStyle="1">
     <w:name w:val="Picture"/>
     <w:basedOn w:val="BodyText"/>
     <w:next w:val="Caption"/>
@@ -19152,7 +19214,7 @@
       <w:rFonts w:ascii="Consolas" w:hAnsi="Consolas"/>
     </w:rPr>
   </w:style>
-  <w:style w:type="character" w:customStyle="1" w:styleId="PlainTextChar">
+  <w:style w:type="character" w:styleId="PlainTextChar" w:customStyle="1">
     <w:name w:val="Plain Text Char"/>
     <w:basedOn w:val="DefaultParagraphFont"/>
     <w:link w:val="PlainText"/>
@@ -19160,12 +19222,12 @@
     <w:semiHidden/>
     <w:rsid w:val="00103529"/>
     <w:rPr>
-      <w:rFonts w:ascii="Consolas" w:eastAsiaTheme="minorHAnsi" w:hAnsi="Consolas"/>
+      <w:rFonts w:ascii="Consolas" w:hAnsi="Consolas" w:eastAsiaTheme="minorHAnsi"/>
       <w:sz w:val="21"/>
       <w:szCs w:val="21"/>
     </w:rPr>
   </w:style>
-  <w:style w:type="paragraph" w:customStyle="1" w:styleId="preface">
+  <w:style w:type="paragraph" w:styleId="preface" w:customStyle="1">
     <w:name w:val="preface"/>
     <w:basedOn w:val="Heading4"/>
     <w:next w:val="Normal"/>
@@ -19174,7 +19236,7 @@
     <w:rsid w:val="00103529"/>
     <w:pPr>
       <w:pBdr>
-        <w:bottom w:val="single" w:sz="18" w:space="1" w:color="auto"/>
+        <w:bottom w:val="single" w:color="auto" w:sz="18" w:space="1"/>
       </w:pBdr>
       <w:spacing w:before="240"/>
     </w:pPr>
@@ -19185,7 +19247,7 @@
       <w:lang w:eastAsia="zh-CN"/>
     </w:rPr>
   </w:style>
-  <w:style w:type="character" w:customStyle="1" w:styleId="prefaceChar">
+  <w:style w:type="character" w:styleId="prefaceChar" w:customStyle="1">
     <w:name w:val="preface Char"/>
     <w:basedOn w:val="Heading4Char"/>
     <w:link w:val="preface"/>
@@ -19200,7 +19262,7 @@
       <w:lang w:eastAsia="zh-CN"/>
     </w:rPr>
   </w:style>
-  <w:style w:type="paragraph" w:customStyle="1" w:styleId="PrefaceIndex">
+  <w:style w:type="paragraph" w:styleId="PrefaceIndex" w:customStyle="1">
     <w:name w:val="Preface_Index"/>
     <w:basedOn w:val="Normal"/>
     <w:next w:val="Normal"/>
@@ -19212,27 +19274,27 @@
       <w:outlineLvl w:val="0"/>
     </w:pPr>
     <w:rPr>
-      <w:rFonts w:ascii="Arial" w:eastAsia="Times New Roman" w:hAnsi="Arial"/>
+      <w:rFonts w:ascii="Arial" w:hAnsi="Arial" w:eastAsia="Times New Roman"/>
       <w:b/>
       <w:sz w:val="40"/>
       <w:lang w:eastAsia="zh-CN"/>
     </w:rPr>
   </w:style>
-  <w:style w:type="paragraph" w:customStyle="1" w:styleId="preface1">
+  <w:style w:type="paragraph" w:styleId="preface1" w:customStyle="1">
     <w:name w:val="preface1"/>
     <w:basedOn w:val="Heading4"/>
     <w:next w:val="Normal"/>
     <w:rsid w:val="00103529"/>
     <w:pPr>
       <w:pBdr>
-        <w:bottom w:val="single" w:sz="18" w:space="1" w:color="auto"/>
+        <w:bottom w:val="single" w:color="auto" w:sz="18" w:space="1"/>
       </w:pBdr>
       <w:adjustRightInd w:val="0"/>
       <w:spacing w:before="240"/>
       <w:textAlignment w:val="baseline"/>
     </w:pPr>
     <w:rPr>
-      <w:rFonts w:ascii="Times New Roman" w:eastAsia="Times New Roman" w:hAnsi="Times New Roman"/>
+      <w:rFonts w:ascii="Times New Roman" w:hAnsi="Times New Roman" w:eastAsia="Times New Roman"/>
       <w:bCs w:val="0"/>
       <w:sz w:val="28"/>
       <w:szCs w:val="20"/>
@@ -19258,7 +19320,7 @@
       <w:color w:val="262626" w:themeColor="text1" w:themeTint="D9"/>
     </w:rPr>
   </w:style>
-  <w:style w:type="character" w:customStyle="1" w:styleId="QuoteChar">
+  <w:style w:type="character" w:styleId="QuoteChar" w:customStyle="1">
     <w:name w:val="Quote Char"/>
     <w:basedOn w:val="DefaultParagraphFont"/>
     <w:link w:val="Quote"/>
@@ -19270,13 +19332,13 @@
       <w:color w:val="262626" w:themeColor="text1" w:themeTint="D9"/>
     </w:rPr>
   </w:style>
-  <w:style w:type="paragraph" w:customStyle="1" w:styleId="Section1headings">
+  <w:style w:type="paragraph" w:styleId="Section1headings" w:customStyle="1">
     <w:name w:val="Section 1 headings"/>
     <w:basedOn w:val="preface"/>
     <w:link w:val="Section1headingsChar"/>
     <w:rsid w:val="00103529"/>
   </w:style>
-  <w:style w:type="character" w:customStyle="1" w:styleId="Section1headingsChar">
+  <w:style w:type="character" w:styleId="Section1headingsChar" w:customStyle="1">
     <w:name w:val="Section 1 headings Char"/>
     <w:basedOn w:val="prefaceChar"/>
     <w:link w:val="Section1headings"/>
@@ -19291,7 +19353,7 @@
       <w:lang w:eastAsia="zh-CN"/>
     </w:rPr>
   </w:style>
-  <w:style w:type="paragraph" w:customStyle="1" w:styleId="SectionHeading">
+  <w:style w:type="paragraph" w:styleId="SectionHeading" w:customStyle="1">
     <w:name w:val="Section Heading"/>
     <w:basedOn w:val="HeadingBase"/>
     <w:rsid w:val="00103529"/>
@@ -19302,7 +19364,7 @@
       <w:sz w:val="28"/>
     </w:rPr>
   </w:style>
-  <w:style w:type="paragraph" w:customStyle="1" w:styleId="SectionLabel">
+  <w:style w:type="paragraph" w:styleId="SectionLabel" w:customStyle="1">
     <w:name w:val="Section Label"/>
     <w:basedOn w:val="HeadingBase"/>
     <w:next w:val="BodyText"/>
@@ -19337,21 +19399,21 @@
       <w:contextualSpacing/>
     </w:pPr>
     <w:rPr>
-      <w:rFonts w:asciiTheme="majorHAnsi" w:eastAsiaTheme="majorEastAsia" w:hAnsiTheme="majorHAnsi" w:cstheme="majorBidi"/>
+      <w:rFonts w:asciiTheme="majorHAnsi" w:hAnsiTheme="majorHAnsi" w:eastAsiaTheme="majorEastAsia" w:cstheme="majorBidi"/>
       <w:color w:val="262626" w:themeColor="text1" w:themeTint="D9"/>
       <w:spacing w:val="-15"/>
       <w:sz w:val="96"/>
       <w:szCs w:val="96"/>
     </w:rPr>
   </w:style>
-  <w:style w:type="character" w:customStyle="1" w:styleId="TitleChar">
+  <w:style w:type="character" w:styleId="TitleChar" w:customStyle="1">
     <w:name w:val="Title Char"/>
     <w:basedOn w:val="DefaultParagraphFont"/>
     <w:link w:val="Title"/>
     <w:uiPriority w:val="10"/>
     <w:rsid w:val="000710B4"/>
     <w:rPr>
-      <w:rFonts w:asciiTheme="majorHAnsi" w:eastAsiaTheme="majorEastAsia" w:hAnsiTheme="majorHAnsi" w:cstheme="majorBidi"/>
+      <w:rFonts w:asciiTheme="majorHAnsi" w:hAnsiTheme="majorHAnsi" w:eastAsiaTheme="majorEastAsia" w:cstheme="majorBidi"/>
       <w:color w:val="262626" w:themeColor="text1" w:themeTint="D9"/>
       <w:spacing w:val="-15"/>
       <w:sz w:val="96"/>
@@ -19373,24 +19435,24 @@
       <w:ind w:left="720"/>
     </w:pPr>
     <w:rPr>
-      <w:rFonts w:asciiTheme="majorHAnsi" w:eastAsiaTheme="majorEastAsia" w:hAnsiTheme="majorHAnsi" w:cstheme="majorBidi"/>
+      <w:rFonts w:asciiTheme="majorHAnsi" w:hAnsiTheme="majorHAnsi" w:eastAsiaTheme="majorEastAsia" w:cstheme="majorBidi"/>
       <w:sz w:val="30"/>
       <w:szCs w:val="30"/>
     </w:rPr>
   </w:style>
-  <w:style w:type="character" w:customStyle="1" w:styleId="SubtitleChar">
+  <w:style w:type="character" w:styleId="SubtitleChar" w:customStyle="1">
     <w:name w:val="Subtitle Char"/>
     <w:basedOn w:val="DefaultParagraphFont"/>
     <w:link w:val="Subtitle"/>
     <w:uiPriority w:val="11"/>
     <w:rsid w:val="000710B4"/>
     <w:rPr>
-      <w:rFonts w:asciiTheme="majorHAnsi" w:eastAsiaTheme="majorEastAsia" w:hAnsiTheme="majorHAnsi" w:cstheme="majorBidi"/>
+      <w:rFonts w:asciiTheme="majorHAnsi" w:hAnsiTheme="majorHAnsi" w:eastAsiaTheme="majorEastAsia" w:cstheme="majorBidi"/>
       <w:sz w:val="30"/>
       <w:szCs w:val="30"/>
     </w:rPr>
   </w:style>
-  <w:style w:type="paragraph" w:customStyle="1" w:styleId="SubtitleCover">
+  <w:style w:type="paragraph" w:styleId="SubtitleCover" w:customStyle="1">
     <w:name w:val="Subtitle Cover"/>
     <w:basedOn w:val="Normal"/>
     <w:next w:val="BodyText"/>
@@ -19403,14 +19465,14 @@
       <w:textAlignment w:val="baseline"/>
     </w:pPr>
     <w:rPr>
-      <w:rFonts w:ascii="Arial" w:eastAsia="Times New Roman" w:hAnsi="Arial"/>
+      <w:rFonts w:ascii="Arial" w:hAnsi="Arial" w:eastAsia="Times New Roman"/>
       <w:i/>
       <w:kern w:val="28"/>
       <w:sz w:val="36"/>
       <w:lang w:eastAsia="zh-CN"/>
     </w:rPr>
   </w:style>
-  <w:style w:type="character" w:customStyle="1" w:styleId="Superscript">
+  <w:style w:type="character" w:styleId="Superscript" w:customStyle="1">
     <w:name w:val="Superscript"/>
     <w:rsid w:val="00103529"/>
     <w:rPr>
@@ -19418,7 +19480,7 @@
       <w:vertAlign w:val="superscript"/>
     </w:rPr>
   </w:style>
-  <w:style w:type="paragraph" w:customStyle="1" w:styleId="supnorm">
+  <w:style w:type="paragraph" w:styleId="supnorm" w:customStyle="1">
     <w:name w:val="supnorm"/>
     <w:basedOn w:val="Normal"/>
     <w:rsid w:val="00103529"/>
@@ -19427,11 +19489,11 @@
       <w:textAlignment w:val="baseline"/>
     </w:pPr>
     <w:rPr>
-      <w:rFonts w:ascii="Times New Roman" w:eastAsia="Times New Roman" w:hAnsi="Times New Roman"/>
+      <w:rFonts w:ascii="Times New Roman" w:hAnsi="Times New Roman" w:eastAsia="Times New Roman"/>
       <w:lang w:eastAsia="zh-CN"/>
     </w:rPr>
   </w:style>
-  <w:style w:type="paragraph" w:customStyle="1" w:styleId="tabcom">
+  <w:style w:type="paragraph" w:styleId="tabcom" w:customStyle="1">
     <w:name w:val="tabcom"/>
     <w:basedOn w:val="Normal"/>
     <w:rsid w:val="00103529"/>
@@ -19441,7 +19503,7 @@
       <w:textAlignment w:val="baseline"/>
     </w:pPr>
     <w:rPr>
-      <w:rFonts w:ascii="Courier New" w:eastAsia="Times New Roman" w:hAnsi="Courier New"/>
+      <w:rFonts w:ascii="Courier New" w:hAnsi="Courier New" w:eastAsia="Times New Roman"/>
       <w:sz w:val="16"/>
       <w:lang w:eastAsia="zh-CN"/>
     </w:rPr>
@@ -19463,12 +19525,12 @@
     <w:tblPr>
       <w:tblInd w:w="720" w:type="dxa"/>
       <w:tblBorders>
-        <w:top w:val="single" w:sz="4" w:space="0" w:color="000000" w:themeColor="text1"/>
-        <w:left w:val="single" w:sz="4" w:space="0" w:color="000000" w:themeColor="text1"/>
-        <w:bottom w:val="single" w:sz="4" w:space="0" w:color="000000" w:themeColor="text1"/>
-        <w:right w:val="single" w:sz="4" w:space="0" w:color="000000" w:themeColor="text1"/>
-        <w:insideH w:val="single" w:sz="4" w:space="0" w:color="000000" w:themeColor="text1"/>
-        <w:insideV w:val="single" w:sz="4" w:space="0" w:color="000000" w:themeColor="text1"/>
+        <w:top w:val="single" w:color="000000" w:themeColor="text1" w:sz="4" w:space="0"/>
+        <w:left w:val="single" w:color="000000" w:themeColor="text1" w:sz="4" w:space="0"/>
+        <w:bottom w:val="single" w:color="000000" w:themeColor="text1" w:sz="4" w:space="0"/>
+        <w:right w:val="single" w:color="000000" w:themeColor="text1" w:sz="4" w:space="0"/>
+        <w:insideH w:val="single" w:color="000000" w:themeColor="text1" w:sz="4" w:space="0"/>
+        <w:insideV w:val="single" w:color="000000" w:themeColor="text1" w:sz="4" w:space="0"/>
       </w:tblBorders>
     </w:tblPr>
     <w:tblStylePr w:type="firstRow">
@@ -19486,7 +19548,7 @@
       </w:tcPr>
     </w:tblStylePr>
   </w:style>
-  <w:style w:type="paragraph" w:customStyle="1" w:styleId="Tablename0">
+  <w:style w:type="paragraph" w:styleId="Tablename0" w:customStyle="1">
     <w:name w:val="Table name"/>
     <w:basedOn w:val="FigureName"/>
     <w:link w:val="TablenameChar0"/>
@@ -19496,13 +19558,13 @@
       <w:jc w:val="both"/>
     </w:pPr>
   </w:style>
-  <w:style w:type="character" w:customStyle="1" w:styleId="TablenameChar0">
+  <w:style w:type="character" w:styleId="TablenameChar0" w:customStyle="1">
     <w:name w:val="Table name Char"/>
     <w:basedOn w:val="FigureNameChar"/>
     <w:link w:val="Tablename0"/>
     <w:rsid w:val="00103529"/>
     <w:rPr>
-      <w:rFonts w:ascii="Minion Pro" w:eastAsiaTheme="minorHAnsi" w:hAnsi="Minion Pro" w:cs="Times New Roman"/>
+      <w:rFonts w:ascii="Minion Pro" w:hAnsi="Minion Pro" w:cs="Times New Roman" w:eastAsiaTheme="minorHAnsi"/>
       <w:b/>
       <w:bCs/>
       <w:sz w:val="20"/>
@@ -19524,7 +19586,7 @@
       <w:textAlignment w:val="baseline"/>
     </w:pPr>
     <w:rPr>
-      <w:rFonts w:ascii="Times New Roman" w:eastAsia="Times New Roman" w:hAnsi="Times New Roman"/>
+      <w:rFonts w:ascii="Times New Roman" w:hAnsi="Times New Roman" w:eastAsia="Times New Roman"/>
       <w:lang w:eastAsia="zh-CN"/>
     </w:rPr>
   </w:style>
@@ -19543,11 +19605,11 @@
       <w:textAlignment w:val="baseline"/>
     </w:pPr>
     <w:rPr>
-      <w:rFonts w:ascii="Times New Roman" w:eastAsia="Times New Roman" w:hAnsi="Times New Roman"/>
+      <w:rFonts w:ascii="Times New Roman" w:hAnsi="Times New Roman" w:eastAsia="Times New Roman"/>
       <w:lang w:eastAsia="zh-CN"/>
     </w:rPr>
   </w:style>
-  <w:style w:type="paragraph" w:customStyle="1" w:styleId="TableText">
+  <w:style w:type="paragraph" w:styleId="TableText" w:customStyle="1">
     <w:name w:val="Table Text"/>
     <w:basedOn w:val="Normal"/>
     <w:rsid w:val="009731BF"/>
@@ -19555,7 +19617,7 @@
       <w:ind w:left="0"/>
     </w:pPr>
   </w:style>
-  <w:style w:type="table" w:customStyle="1" w:styleId="TableStyle">
+  <w:style w:type="table" w:styleId="TableStyle" w:customStyle="1">
     <w:name w:val="TableStyle"/>
     <w:basedOn w:val="TableGrid"/>
     <w:rsid w:val="00103529"/>
@@ -19567,12 +19629,12 @@
     <w:tblPr>
       <w:tblInd w:w="0" w:type="dxa"/>
       <w:tblBorders>
-        <w:top w:val="single" w:sz="4" w:space="0" w:color="000000"/>
-        <w:left w:val="single" w:sz="4" w:space="0" w:color="000000"/>
-        <w:bottom w:val="single" w:sz="4" w:space="0" w:color="000000"/>
-        <w:right w:val="single" w:sz="4" w:space="0" w:color="000000"/>
-        <w:insideH w:val="single" w:sz="4" w:space="0" w:color="000000"/>
-        <w:insideV w:val="single" w:sz="4" w:space="0" w:color="000000"/>
+        <w:top w:val="single" w:color="000000" w:sz="4" w:space="0"/>
+        <w:left w:val="single" w:color="000000" w:sz="4" w:space="0"/>
+        <w:bottom w:val="single" w:color="000000" w:sz="4" w:space="0"/>
+        <w:right w:val="single" w:color="000000" w:sz="4" w:space="0"/>
+        <w:insideH w:val="single" w:color="000000" w:sz="4" w:space="0"/>
+        <w:insideV w:val="single" w:color="000000" w:sz="4" w:space="0"/>
       </w:tblBorders>
     </w:tblPr>
     <w:tcPr>
@@ -19581,7 +19643,7 @@
     <w:tblStylePr w:type="firstRow">
       <w:pPr>
         <w:wordWrap/>
-        <w:ind w:leftChars="0" w:left="576"/>
+        <w:ind w:left="576" w:leftChars="0"/>
         <w:jc w:val="center"/>
       </w:pPr>
       <w:rPr>
@@ -19595,7 +19657,7 @@
       </w:tcPr>
     </w:tblStylePr>
   </w:style>
-  <w:style w:type="paragraph" w:customStyle="1" w:styleId="TableText1">
+  <w:style w:type="paragraph" w:styleId="TableText1" w:customStyle="1">
     <w:name w:val="TableText1"/>
     <w:autoRedefine/>
     <w:rsid w:val="00103529"/>
@@ -19614,7 +19676,7 @@
       <w:lang w:eastAsia="zh-CN"/>
     </w:rPr>
   </w:style>
-  <w:style w:type="character" w:customStyle="1" w:styleId="TableText1Char">
+  <w:style w:type="character" w:styleId="TableText1Char" w:customStyle="1">
     <w:name w:val="TableText1 Char"/>
     <w:basedOn w:val="DefaultParagraphFont"/>
     <w:rsid w:val="00103529"/>
@@ -19625,7 +19687,7 @@
       <w:lang w:val="en-US" w:eastAsia="zh-CN" w:bidi="ar-SA"/>
     </w:rPr>
   </w:style>
-  <w:style w:type="paragraph" w:customStyle="1" w:styleId="TableText2">
+  <w:style w:type="paragraph" w:styleId="TableText2" w:customStyle="1">
     <w:name w:val="TableText2"/>
     <w:autoRedefine/>
     <w:rsid w:val="00103529"/>
@@ -19642,7 +19704,7 @@
       <w:lang w:eastAsia="zh-CN"/>
     </w:rPr>
   </w:style>
-  <w:style w:type="paragraph" w:customStyle="1" w:styleId="tabtxt2">
+  <w:style w:type="paragraph" w:styleId="tabtxt2" w:customStyle="1">
     <w:name w:val="tabtxt2"/>
     <w:basedOn w:val="TableText"/>
     <w:rsid w:val="00103529"/>
@@ -19655,7 +19717,7 @@
       <w:sz w:val="16"/>
     </w:rPr>
   </w:style>
-  <w:style w:type="paragraph" w:customStyle="1" w:styleId="TitleCover">
+  <w:style w:type="paragraph" w:styleId="TitleCover" w:customStyle="1">
     <w:name w:val="Title Cover"/>
     <w:basedOn w:val="HeadingBase"/>
     <w:next w:val="SubtitleCover"/>
@@ -19755,7 +19817,7 @@
       <w:textAlignment w:val="baseline"/>
     </w:pPr>
     <w:rPr>
-      <w:rFonts w:ascii="Times New Roman" w:eastAsia="Times New Roman" w:hAnsi="Times New Roman"/>
+      <w:rFonts w:ascii="Times New Roman" w:hAnsi="Times New Roman" w:eastAsia="Times New Roman"/>
       <w:lang w:eastAsia="zh-CN"/>
     </w:rPr>
   </w:style>
@@ -19774,7 +19836,7 @@
       <w:textAlignment w:val="baseline"/>
     </w:pPr>
     <w:rPr>
-      <w:rFonts w:ascii="Times New Roman" w:eastAsia="Times New Roman" w:hAnsi="Times New Roman"/>
+      <w:rFonts w:ascii="Times New Roman" w:hAnsi="Times New Roman" w:eastAsia="Times New Roman"/>
       <w:lang w:eastAsia="zh-CN"/>
     </w:rPr>
   </w:style>
@@ -19793,7 +19855,7 @@
       <w:textAlignment w:val="baseline"/>
     </w:pPr>
     <w:rPr>
-      <w:rFonts w:ascii="Times New Roman" w:eastAsia="Times New Roman" w:hAnsi="Times New Roman"/>
+      <w:rFonts w:ascii="Times New Roman" w:hAnsi="Times New Roman" w:eastAsia="Times New Roman"/>
       <w:lang w:eastAsia="zh-CN"/>
     </w:rPr>
   </w:style>
@@ -19812,7 +19874,7 @@
       <w:textAlignment w:val="baseline"/>
     </w:pPr>
     <w:rPr>
-      <w:rFonts w:ascii="Times New Roman" w:eastAsia="Times New Roman" w:hAnsi="Times New Roman"/>
+      <w:rFonts w:ascii="Times New Roman" w:hAnsi="Times New Roman" w:eastAsia="Times New Roman"/>
       <w:lang w:eastAsia="zh-CN"/>
     </w:rPr>
   </w:style>
@@ -19831,11 +19893,11 @@
       <w:textAlignment w:val="baseline"/>
     </w:pPr>
     <w:rPr>
-      <w:rFonts w:ascii="Times New Roman" w:eastAsia="Times New Roman" w:hAnsi="Times New Roman"/>
+      <w:rFonts w:ascii="Times New Roman" w:hAnsi="Times New Roman" w:eastAsia="Times New Roman"/>
       <w:lang w:eastAsia="zh-CN"/>
     </w:rPr>
   </w:style>
-  <w:style w:type="paragraph" w:customStyle="1" w:styleId="TOCBase">
+  <w:style w:type="paragraph" w:styleId="TOCBase" w:customStyle="1">
     <w:name w:val="TOC Base"/>
     <w:basedOn w:val="Normal"/>
     <w:rsid w:val="00103529"/>
@@ -19848,7 +19910,7 @@
       <w:textAlignment w:val="baseline"/>
     </w:pPr>
     <w:rPr>
-      <w:rFonts w:ascii="Times New Roman" w:eastAsia="Times New Roman" w:hAnsi="Times New Roman"/>
+      <w:rFonts w:ascii="Times New Roman" w:hAnsi="Times New Roman" w:eastAsia="Times New Roman"/>
       <w:lang w:eastAsia="zh-CN"/>
     </w:rPr>
   </w:style>
@@ -19869,7 +19931,7 @@
       <w:outlineLvl w:val="9"/>
     </w:pPr>
     <w:rPr>
-      <w:rFonts w:ascii="Cambria" w:eastAsia="MS Gothic" w:hAnsi="Cambria" w:cs="Times New Roman"/>
+      <w:rFonts w:ascii="Cambria" w:hAnsi="Cambria" w:eastAsia="MS Gothic" w:cs="Times New Roman"/>
       <w:color w:val="365F91"/>
       <w:kern w:val="0"/>
       <w:sz w:val="28"/>
@@ -19877,7 +19939,7 @@
       <w:lang w:eastAsia="ja-JP"/>
     </w:rPr>
   </w:style>
-  <w:style w:type="paragraph" w:customStyle="1" w:styleId="UserGuide">
+  <w:style w:type="paragraph" w:styleId="UserGuide" w:customStyle="1">
     <w:name w:val="User Guide"/>
     <w:basedOn w:val="Normal"/>
     <w:link w:val="UserGuideChar"/>
@@ -19888,19 +19950,19 @@
       <w:szCs w:val="60"/>
     </w:rPr>
   </w:style>
-  <w:style w:type="character" w:customStyle="1" w:styleId="UserGuideChar">
+  <w:style w:type="character" w:styleId="UserGuideChar" w:customStyle="1">
     <w:name w:val="User Guide Char"/>
     <w:basedOn w:val="DefaultParagraphFont"/>
     <w:link w:val="UserGuide"/>
     <w:rsid w:val="00103529"/>
     <w:rPr>
-      <w:rFonts w:ascii="Minion Pro" w:eastAsiaTheme="minorHAnsi" w:hAnsi="Minion Pro"/>
+      <w:rFonts w:ascii="Minion Pro" w:hAnsi="Minion Pro" w:eastAsiaTheme="minorHAnsi"/>
       <w:color w:val="C00000"/>
       <w:sz w:val="60"/>
       <w:szCs w:val="60"/>
     </w:rPr>
   </w:style>
-  <w:style w:type="paragraph" w:customStyle="1" w:styleId="numbered">
+  <w:style w:type="paragraph" w:styleId="numbered" w:customStyle="1">
     <w:name w:val="numbered"/>
     <w:basedOn w:val="Normal"/>
     <w:rsid w:val="00063FD0"/>
@@ -19908,10 +19970,10 @@
       <w:spacing w:before="100" w:after="100"/>
     </w:pPr>
     <w:rPr>
-      <w:rFonts w:ascii="Verdana" w:eastAsia="Times New Roman" w:hAnsi="Verdana"/>
+      <w:rFonts w:ascii="Verdana" w:hAnsi="Verdana" w:eastAsia="Times New Roman"/>
     </w:rPr>
   </w:style>
-  <w:style w:type="paragraph" w:customStyle="1" w:styleId="note0">
+  <w:style w:type="paragraph" w:styleId="note0" w:customStyle="1">
     <w:name w:val="note"/>
     <w:basedOn w:val="Normal"/>
     <w:rsid w:val="00350229"/>
@@ -19919,10 +19981,10 @@
       <w:spacing w:after="0"/>
     </w:pPr>
     <w:rPr>
-      <w:rFonts w:ascii="Verdana" w:eastAsia="Times New Roman" w:hAnsi="Verdana"/>
+      <w:rFonts w:ascii="Verdana" w:hAnsi="Verdana" w:eastAsia="Times New Roman"/>
     </w:rPr>
   </w:style>
-  <w:style w:type="paragraph" w:customStyle="1" w:styleId="default0">
+  <w:style w:type="paragraph" w:styleId="default0" w:customStyle="1">
     <w:name w:val="default"/>
     <w:basedOn w:val="Normal"/>
     <w:rsid w:val="00EE52E1"/>
@@ -19930,7 +19992,7 @@
       <w:spacing w:before="100" w:after="100"/>
     </w:pPr>
     <w:rPr>
-      <w:rFonts w:ascii="Verdana" w:eastAsia="Times New Roman" w:hAnsi="Verdana"/>
+      <w:rFonts w:ascii="Verdana" w:hAnsi="Verdana" w:eastAsia="Times New Roman"/>
     </w:rPr>
   </w:style>
   <w:style w:type="character" w:styleId="HTMLCode">
@@ -19940,7 +20002,7 @@
     <w:unhideWhenUsed/>
     <w:rsid w:val="00393962"/>
     <w:rPr>
-      <w:rFonts w:ascii="Courier New" w:eastAsia="Times New Roman" w:hAnsi="Courier New" w:cs="Courier New"/>
+      <w:rFonts w:ascii="Courier New" w:hAnsi="Courier New" w:eastAsia="Times New Roman" w:cs="Courier New"/>
       <w:sz w:val="20"/>
       <w:szCs w:val="20"/>
     </w:rPr>
@@ -19972,7 +20034,7 @@
       <w:jc w:val="center"/>
     </w:pPr>
     <w:rPr>
-      <w:rFonts w:asciiTheme="majorHAnsi" w:eastAsiaTheme="majorEastAsia" w:hAnsiTheme="majorHAnsi" w:cstheme="majorBidi"/>
+      <w:rFonts w:asciiTheme="majorHAnsi" w:hAnsiTheme="majorHAnsi" w:eastAsiaTheme="majorEastAsia" w:cstheme="majorBidi"/>
       <w:i/>
       <w:iCs/>
       <w:color w:val="F79646" w:themeColor="accent6"/>
@@ -19980,14 +20042,14 @@
       <w:szCs w:val="32"/>
     </w:rPr>
   </w:style>
-  <w:style w:type="character" w:customStyle="1" w:styleId="IntenseQuoteChar">
+  <w:style w:type="character" w:styleId="IntenseQuoteChar" w:customStyle="1">
     <w:name w:val="Intense Quote Char"/>
     <w:basedOn w:val="DefaultParagraphFont"/>
     <w:link w:val="IntenseQuote"/>
     <w:uiPriority w:val="30"/>
     <w:rsid w:val="000710B4"/>
     <w:rPr>
-      <w:rFonts w:asciiTheme="majorHAnsi" w:eastAsiaTheme="majorEastAsia" w:hAnsiTheme="majorHAnsi" w:cstheme="majorBidi"/>
+      <w:rFonts w:asciiTheme="majorHAnsi" w:hAnsiTheme="majorHAnsi" w:eastAsiaTheme="majorEastAsia" w:cstheme="majorBidi"/>
       <w:i/>
       <w:iCs/>
       <w:color w:val="F79646" w:themeColor="accent6"/>
@@ -20008,7 +20070,7 @@
       <w:color w:val="F79646" w:themeColor="accent6"/>
     </w:rPr>
   </w:style>
-  <w:style w:type="paragraph" w:customStyle="1" w:styleId="FooterStyle">
+  <w:style w:type="paragraph" w:styleId="FooterStyle" w:customStyle="1">
     <w:name w:val="Footer Style"/>
     <w:basedOn w:val="Footer"/>
     <w:rsid w:val="008C5180"/>
@@ -20022,7 +20084,7 @@
       <w:jc w:val="right"/>
     </w:pPr>
     <w:rPr>
-      <w:rFonts w:ascii="Arial" w:eastAsia="Times New Roman" w:hAnsi="Arial" w:cs="Mangal"/>
+      <w:rFonts w:ascii="Arial" w:hAnsi="Arial" w:eastAsia="Times New Roman" w:cs="Mangal"/>
       <w:i/>
       <w:lang w:bidi="hi-IN"/>
     </w:rPr>
@@ -20065,7 +20127,7 @@
       <w:szCs w:val="21"/>
     </w:rPr>
   </w:style>
-  <w:style w:type="paragraph" w:customStyle="1" w:styleId="StyleHeading1Justified">
+  <w:style w:type="paragraph" w:styleId="StyleHeading1Justified" w:customStyle="1">
     <w:name w:val="Style Heading 1 + Justified"/>
     <w:basedOn w:val="Heading1"/>
     <w:rsid w:val="002209E6"/>
@@ -20088,7 +20150,7 @@
       <w:spacing w:after="0" w:line="240" w:lineRule="auto"/>
     </w:pPr>
   </w:style>
-  <w:style w:type="character" w:customStyle="1" w:styleId="UnresolvedMention1">
+  <w:style w:type="character" w:styleId="UnresolvedMention1" w:customStyle="1">
     <w:name w:val="Unresolved Mention1"/>
     <w:basedOn w:val="DefaultParagraphFont"/>
     <w:uiPriority w:val="99"/>
@@ -20100,7 +20162,7 @@
       <w:shd w:val="clear" w:color="auto" w:fill="E1DFDD"/>
     </w:rPr>
   </w:style>
-  <w:style w:type="numbering" w:customStyle="1" w:styleId="WWNum36">
+  <w:style w:type="numbering" w:styleId="WWNum36" w:customStyle="1">
     <w:name w:val="WWNum36"/>
     <w:basedOn w:val="NoList"/>
     <w:rsid w:val="00082826"/>
@@ -20110,7 +20172,7 @@
       </w:numPr>
     </w:pPr>
   </w:style>
-  <w:style w:type="character" w:customStyle="1" w:styleId="UnresolvedMention2">
+  <w:style w:type="character" w:styleId="UnresolvedMention2" w:customStyle="1">
     <w:name w:val="Unresolved Mention2"/>
     <w:basedOn w:val="DefaultParagraphFont"/>
     <w:uiPriority w:val="99"/>
@@ -20122,7 +20184,7 @@
       <w:shd w:val="clear" w:color="auto" w:fill="E1DFDD"/>
     </w:rPr>
   </w:style>
-  <w:style w:type="paragraph" w:customStyle="1" w:styleId="Standard">
+  <w:style w:type="paragraph" w:styleId="Standard" w:customStyle="1">
     <w:name w:val="Standard"/>
     <w:rsid w:val="0036502F"/>
     <w:pPr>
@@ -20131,11 +20193,11 @@
       <w:textAlignment w:val="baseline"/>
     </w:pPr>
     <w:rPr>
-      <w:rFonts w:ascii="Calibri" w:eastAsia="Droid Sans Fallback" w:hAnsi="Calibri" w:cs="DejaVu Sans"/>
+      <w:rFonts w:ascii="Calibri" w:hAnsi="Calibri" w:eastAsia="Droid Sans Fallback" w:cs="DejaVu Sans"/>
       <w:kern w:val="3"/>
     </w:rPr>
   </w:style>
-  <w:style w:type="paragraph" w:customStyle="1" w:styleId="Bullet">
+  <w:style w:type="paragraph" w:styleId="Bullet" w:customStyle="1">
     <w:name w:val="Bullet"/>
     <w:basedOn w:val="Normal"/>
     <w:semiHidden/>
@@ -20155,7 +20217,7 @@
       <w:sz w:val="22"/>
     </w:rPr>
   </w:style>
-  <w:style w:type="character" w:customStyle="1" w:styleId="BulletedListChar">
+  <w:style w:type="character" w:styleId="BulletedListChar" w:customStyle="1">
     <w:name w:val="Bulleted List Char"/>
     <w:link w:val="BulletedList"/>
     <w:rsid w:val="009731BF"/>
@@ -20165,7 +20227,7 @@
       <w:szCs w:val="20"/>
     </w:rPr>
   </w:style>
-  <w:style w:type="paragraph" w:customStyle="1" w:styleId="figure0">
+  <w:style w:type="paragraph" w:styleId="figure0" w:customStyle="1">
     <w:name w:val="figure"/>
     <w:basedOn w:val="Normal"/>
     <w:qFormat/>
@@ -20178,7 +20240,7 @@
       <w:noProof/>
     </w:rPr>
   </w:style>
-  <w:style w:type="paragraph" w:customStyle="1" w:styleId="ListNumber6">
+  <w:style w:type="paragraph" w:styleId="ListNumber6" w:customStyle="1">
     <w:name w:val="List Number 6"/>
     <w:basedOn w:val="ListNumber5"/>
     <w:qFormat/>
@@ -20189,7 +20251,7 @@
       </w:numPr>
     </w:pPr>
   </w:style>
-  <w:style w:type="character" w:customStyle="1" w:styleId="NoSpacingChar">
+  <w:style w:type="character" w:styleId="NoSpacingChar" w:customStyle="1">
     <w:name w:val="No Spacing Char"/>
     <w:link w:val="NoSpacing"/>
     <w:uiPriority w:val="1"/>
@@ -20217,7 +20279,7 @@
       <w:i/>
     </w:rPr>
   </w:style>
-  <w:style w:type="character" w:customStyle="1" w:styleId="NoteHeadingChar">
+  <w:style w:type="character" w:styleId="NoteHeadingChar" w:customStyle="1">
     <w:name w:val="Note Heading Char"/>
     <w:basedOn w:val="DefaultParagraphFont"/>
     <w:link w:val="NoteHeading"/>
@@ -20231,7 +20293,7 @@
       <w:szCs w:val="20"/>
     </w:rPr>
   </w:style>
-  <w:style w:type="character" w:customStyle="1" w:styleId="NoteChar">
+  <w:style w:type="character" w:styleId="NoteChar" w:customStyle="1">
     <w:name w:val="Note Char"/>
     <w:link w:val="Note"/>
     <w:uiPriority w:val="99"/>
@@ -20244,7 +20306,7 @@
       <w:lang w:eastAsia="zh-TW"/>
     </w:rPr>
   </w:style>
-  <w:style w:type="character" w:customStyle="1" w:styleId="UnresolvedMention3">
+  <w:style w:type="character" w:styleId="UnresolvedMention3" w:customStyle="1">
     <w:name w:val="Unresolved Mention3"/>
     <w:basedOn w:val="DefaultParagraphFont"/>
     <w:uiPriority w:val="99"/>
@@ -20256,7 +20318,7 @@
       <w:shd w:val="clear" w:color="auto" w:fill="E1DFDD"/>
     </w:rPr>
   </w:style>
-  <w:style w:type="character" w:customStyle="1" w:styleId="UnresolvedMention4">
+  <w:style w:type="character" w:styleId="UnresolvedMention4" w:customStyle="1">
     <w:name w:val="Unresolved Mention4"/>
     <w:basedOn w:val="DefaultParagraphFont"/>
     <w:uiPriority w:val="99"/>
@@ -20280,7 +20342,7 @@
       <w:shd w:val="clear" w:color="auto" w:fill="E1DFDD"/>
     </w:rPr>
   </w:style>
-  <w:style w:type="paragraph" w:customStyle="1" w:styleId="StyleListParagraphNumberingBefore0pt">
+  <w:style w:type="paragraph" w:styleId="StyleListParagraphNumberingBefore0pt" w:customStyle="1">
     <w:name w:val="Style List ParagraphNumbering + Before:  0 pt"/>
     <w:basedOn w:val="Normal"/>
     <w:rsid w:val="00C237C2"/>
@@ -20292,7 +20354,7 @@
       <w:sz w:val="22"/>
     </w:rPr>
   </w:style>
-  <w:style w:type="paragraph" w:customStyle="1" w:styleId="paragraph">
+  <w:style w:type="paragraph" w:styleId="paragraph" w:customStyle="1">
     <w:name w:val="paragraph"/>
     <w:basedOn w:val="Normal"/>
     <w:rsid w:val="00021F38"/>
@@ -20302,22 +20364,22 @@
       <w:jc w:val="left"/>
     </w:pPr>
     <w:rPr>
-      <w:rFonts w:ascii="Times New Roman" w:eastAsia="Times New Roman" w:hAnsi="Times New Roman"/>
+      <w:rFonts w:ascii="Times New Roman" w:hAnsi="Times New Roman" w:eastAsia="Times New Roman"/>
       <w:sz w:val="24"/>
       <w:szCs w:val="24"/>
     </w:rPr>
   </w:style>
-  <w:style w:type="character" w:customStyle="1" w:styleId="normaltextrun">
+  <w:style w:type="character" w:styleId="normaltextrun" w:customStyle="1">
     <w:name w:val="normaltextrun"/>
     <w:basedOn w:val="DefaultParagraphFont"/>
     <w:rsid w:val="00021F38"/>
   </w:style>
-  <w:style w:type="character" w:customStyle="1" w:styleId="eop">
+  <w:style w:type="character" w:styleId="eop" w:customStyle="1">
     <w:name w:val="eop"/>
     <w:basedOn w:val="DefaultParagraphFont"/>
     <w:rsid w:val="00021F38"/>
   </w:style>
-  <w:style w:type="paragraph" w:customStyle="1" w:styleId="Command">
+  <w:style w:type="paragraph" w:styleId="Command" w:customStyle="1">
     <w:name w:val="Command"/>
     <w:basedOn w:val="Normal"/>
     <w:qFormat/>
